--- a/report/Bao-cao-De-11-CineEvent.docx
+++ b/report/Bao-cao-De-11-CineEvent.docx
@@ -8,8 +8,9 @@
       </w:pPr>
       <w:r>
         <w:rPr>
-          <w:rFonts w:ascii="Arial" w:hAnsi="Arial"/>
+          <w:rFonts w:ascii="Times New Roman" w:hAnsi="Times New Roman" w:cs="Times New Roman" w:eastAsia="Times New Roman"/>
           <w:b/>
+          <w:i w:val="0"/>
           <w:color w:val="1E293B"/>
           <w:sz w:val="26"/>
         </w:rPr>
@@ -29,8 +30,9 @@
       </w:pPr>
       <w:r>
         <w:rPr>
-          <w:rFonts w:ascii="Arial" w:hAnsi="Arial"/>
+          <w:rFonts w:ascii="Times New Roman" w:hAnsi="Times New Roman" w:cs="Times New Roman" w:eastAsia="Times New Roman"/>
           <w:b/>
+          <w:i w:val="0"/>
           <w:color w:val="0284C7"/>
           <w:sz w:val="26"/>
         </w:rPr>
@@ -56,8 +58,9 @@
       </w:pPr>
       <w:r>
         <w:rPr>
-          <w:rFonts w:ascii="Arial" w:hAnsi="Arial"/>
+          <w:rFonts w:ascii="Times New Roman" w:hAnsi="Times New Roman" w:cs="Times New Roman" w:eastAsia="Times New Roman"/>
           <w:b/>
+          <w:i w:val="0"/>
           <w:color w:val="0F172A"/>
           <w:sz w:val="36"/>
         </w:rPr>
@@ -74,7 +77,7 @@
       </w:pPr>
       <w:r>
         <w:rPr>
-          <w:rFonts w:ascii="Arial" w:hAnsi="Arial"/>
+          <w:rFonts w:ascii="Times New Roman" w:hAnsi="Times New Roman" w:cs="Times New Roman" w:eastAsia="Times New Roman"/>
           <w:b/>
           <w:i/>
           <w:color w:val="475569"/>
@@ -106,8 +109,9 @@
           <w:p>
             <w:r>
               <w:rPr>
-                <w:rFonts w:ascii="Times New Roman" w:hAnsi="Times New Roman"/>
+                <w:rFonts w:ascii="Times New Roman" w:hAnsi="Times New Roman" w:cs="Times New Roman" w:eastAsia="Times New Roman"/>
                 <w:b/>
+                <w:i w:val="0"/>
                 <w:sz w:val="23"/>
               </w:rPr>
               <w:t>Sinh viên thực hiện:</w:t>
@@ -121,8 +125,9 @@
           <w:p>
             <w:r>
               <w:rPr>
-                <w:rFonts w:ascii="Times New Roman" w:hAnsi="Times New Roman"/>
+                <w:rFonts w:ascii="Times New Roman" w:hAnsi="Times New Roman" w:cs="Times New Roman" w:eastAsia="Times New Roman"/>
                 <w:b/>
+                <w:i w:val="0"/>
                 <w:color w:val="B45309"/>
                 <w:sz w:val="23"/>
               </w:rPr>
@@ -139,8 +144,9 @@
           <w:p>
             <w:r>
               <w:rPr>
-                <w:rFonts w:ascii="Times New Roman" w:hAnsi="Times New Roman"/>
+                <w:rFonts w:ascii="Times New Roman" w:hAnsi="Times New Roman" w:cs="Times New Roman" w:eastAsia="Times New Roman"/>
                 <w:b/>
+                <w:i w:val="0"/>
                 <w:sz w:val="23"/>
               </w:rPr>
               <w:t>Mã số sinh viên:</w:t>
@@ -154,8 +160,9 @@
           <w:p>
             <w:r>
               <w:rPr>
-                <w:rFonts w:ascii="Times New Roman" w:hAnsi="Times New Roman"/>
+                <w:rFonts w:ascii="Times New Roman" w:hAnsi="Times New Roman" w:cs="Times New Roman" w:eastAsia="Times New Roman"/>
                 <w:b/>
+                <w:i w:val="0"/>
                 <w:color w:val="B45309"/>
                 <w:sz w:val="23"/>
               </w:rPr>
@@ -172,8 +179,9 @@
           <w:p>
             <w:r>
               <w:rPr>
-                <w:rFonts w:ascii="Times New Roman" w:hAnsi="Times New Roman"/>
+                <w:rFonts w:ascii="Times New Roman" w:hAnsi="Times New Roman" w:cs="Times New Roman" w:eastAsia="Times New Roman"/>
                 <w:b/>
+                <w:i w:val="0"/>
                 <w:sz w:val="23"/>
               </w:rPr>
               <w:t>Lớp chuyên ngành:</w:t>
@@ -187,8 +195,9 @@
           <w:p>
             <w:r>
               <w:rPr>
-                <w:rFonts w:ascii="Times New Roman" w:hAnsi="Times New Roman"/>
+                <w:rFonts w:ascii="Times New Roman" w:hAnsi="Times New Roman" w:cs="Times New Roman" w:eastAsia="Times New Roman"/>
                 <w:b/>
+                <w:i w:val="0"/>
                 <w:color w:val="B45309"/>
                 <w:sz w:val="23"/>
               </w:rPr>
@@ -205,8 +214,9 @@
           <w:p>
             <w:r>
               <w:rPr>
-                <w:rFonts w:ascii="Times New Roman" w:hAnsi="Times New Roman"/>
+                <w:rFonts w:ascii="Times New Roman" w:hAnsi="Times New Roman" w:cs="Times New Roman" w:eastAsia="Times New Roman"/>
                 <w:b/>
+                <w:i w:val="0"/>
                 <w:sz w:val="23"/>
               </w:rPr>
               <w:t>Giảng viên hướng dẫn:</w:t>
@@ -220,8 +230,9 @@
           <w:p>
             <w:r>
               <w:rPr>
-                <w:rFonts w:ascii="Times New Roman" w:hAnsi="Times New Roman"/>
+                <w:rFonts w:ascii="Times New Roman" w:hAnsi="Times New Roman" w:cs="Times New Roman" w:eastAsia="Times New Roman"/>
                 <w:b/>
+                <w:i w:val="0"/>
                 <w:color w:val="B45309"/>
                 <w:sz w:val="23"/>
               </w:rPr>
@@ -238,8 +249,9 @@
           <w:p>
             <w:r>
               <w:rPr>
-                <w:rFonts w:ascii="Times New Roman" w:hAnsi="Times New Roman"/>
+                <w:rFonts w:ascii="Times New Roman" w:hAnsi="Times New Roman" w:cs="Times New Roman" w:eastAsia="Times New Roman"/>
                 <w:b/>
+                <w:i w:val="0"/>
                 <w:sz w:val="23"/>
               </w:rPr>
               <w:t>Tên Repository:</w:t>
@@ -253,7 +265,9 @@
           <w:p>
             <w:r>
               <w:rPr>
-                <w:rFonts w:ascii="Times New Roman" w:hAnsi="Times New Roman"/>
+                <w:rFonts w:ascii="Times New Roman" w:hAnsi="Times New Roman" w:cs="Times New Roman" w:eastAsia="Times New Roman"/>
+                <w:b w:val="0"/>
+                <w:i w:val="0"/>
                 <w:sz w:val="23"/>
               </w:rPr>
               <w:t>MSSV-de11-cineevent</w:t>
@@ -273,8 +287,9 @@
       </w:pPr>
       <w:r>
         <w:rPr>
-          <w:rFonts w:ascii="Arial" w:hAnsi="Arial"/>
+          <w:rFonts w:ascii="Times New Roman" w:hAnsi="Times New Roman" w:cs="Times New Roman" w:eastAsia="Times New Roman"/>
           <w:b/>
+          <w:i w:val="0"/>
           <w:color w:val="64748B"/>
           <w:sz w:val="22"/>
         </w:rPr>
@@ -294,8 +309,9 @@
       </w:pPr>
       <w:r>
         <w:rPr>
-          <w:rFonts w:ascii="Arial" w:hAnsi="Arial"/>
+          <w:rFonts w:ascii="Times New Roman" w:hAnsi="Times New Roman" w:cs="Times New Roman" w:eastAsia="Times New Roman"/>
           <w:b/>
+          <w:i w:val="0"/>
           <w:color w:val="0F172A"/>
           <w:sz w:val="30"/>
         </w:rPr>
@@ -308,15 +324,18 @@
       </w:pPr>
       <w:r>
         <w:rPr>
-          <w:rFonts w:ascii="Times New Roman" w:hAnsi="Times New Roman"/>
+          <w:rFonts w:ascii="Times New Roman" w:hAnsi="Times New Roman" w:cs="Times New Roman" w:eastAsia="Times New Roman"/>
           <w:b/>
+          <w:i w:val="0"/>
           <w:sz w:val="21"/>
         </w:rPr>
         <w:t>CHƯƠNG 1 — GIỚI THIỆU ĐỀ TÀI VÀ YÊU CẦU DỰ ÁN</w:t>
       </w:r>
       <w:r>
         <w:rPr>
-          <w:rFonts w:ascii="Times New Roman" w:hAnsi="Times New Roman"/>
+          <w:rFonts w:ascii="Times New Roman" w:hAnsi="Times New Roman" w:cs="Times New Roman" w:eastAsia="Times New Roman"/>
+          <w:b w:val="0"/>
+          <w:i w:val="0"/>
           <w:color w:val="64748B"/>
           <w:sz w:val="20"/>
         </w:rPr>
@@ -329,14 +348,18 @@
       </w:pPr>
       <w:r>
         <w:rPr>
-          <w:rFonts w:ascii="Times New Roman" w:hAnsi="Times New Roman"/>
+          <w:rFonts w:ascii="Times New Roman" w:hAnsi="Times New Roman" w:cs="Times New Roman" w:eastAsia="Times New Roman"/>
+          <w:b w:val="0"/>
+          <w:i w:val="0"/>
           <w:sz w:val="21"/>
         </w:rPr>
         <w:t xml:space="preserve">  1.1. Bối cảnh và tính cấp thiết của đề tài</w:t>
       </w:r>
       <w:r>
         <w:rPr>
-          <w:rFonts w:ascii="Times New Roman" w:hAnsi="Times New Roman"/>
+          <w:rFonts w:ascii="Times New Roman" w:hAnsi="Times New Roman" w:cs="Times New Roman" w:eastAsia="Times New Roman"/>
+          <w:b w:val="0"/>
+          <w:i w:val="0"/>
           <w:color w:val="64748B"/>
           <w:sz w:val="20"/>
         </w:rPr>
@@ -349,14 +372,18 @@
       </w:pPr>
       <w:r>
         <w:rPr>
-          <w:rFonts w:ascii="Times New Roman" w:hAnsi="Times New Roman"/>
+          <w:rFonts w:ascii="Times New Roman" w:hAnsi="Times New Roman" w:cs="Times New Roman" w:eastAsia="Times New Roman"/>
+          <w:b w:val="0"/>
+          <w:i w:val="0"/>
           <w:sz w:val="21"/>
         </w:rPr>
         <w:t xml:space="preserve">  1.2. Mục tiêu dự án CineEvent</w:t>
       </w:r>
       <w:r>
         <w:rPr>
-          <w:rFonts w:ascii="Times New Roman" w:hAnsi="Times New Roman"/>
+          <w:rFonts w:ascii="Times New Roman" w:hAnsi="Times New Roman" w:cs="Times New Roman" w:eastAsia="Times New Roman"/>
+          <w:b w:val="0"/>
+          <w:i w:val="0"/>
           <w:color w:val="64748B"/>
           <w:sz w:val="20"/>
         </w:rPr>
@@ -369,14 +396,18 @@
       </w:pPr>
       <w:r>
         <w:rPr>
-          <w:rFonts w:ascii="Times New Roman" w:hAnsi="Times New Roman"/>
+          <w:rFonts w:ascii="Times New Roman" w:hAnsi="Times New Roman" w:cs="Times New Roman" w:eastAsia="Times New Roman"/>
+          <w:b w:val="0"/>
+          <w:i w:val="0"/>
           <w:sz w:val="21"/>
         </w:rPr>
         <w:t xml:space="preserve">  1.3. Phạm vi triển khai</w:t>
       </w:r>
       <w:r>
         <w:rPr>
-          <w:rFonts w:ascii="Times New Roman" w:hAnsi="Times New Roman"/>
+          <w:rFonts w:ascii="Times New Roman" w:hAnsi="Times New Roman" w:cs="Times New Roman" w:eastAsia="Times New Roman"/>
+          <w:b w:val="0"/>
+          <w:i w:val="0"/>
           <w:color w:val="64748B"/>
           <w:sz w:val="20"/>
         </w:rPr>
@@ -389,14 +420,18 @@
       </w:pPr>
       <w:r>
         <w:rPr>
-          <w:rFonts w:ascii="Times New Roman" w:hAnsi="Times New Roman"/>
+          <w:rFonts w:ascii="Times New Roman" w:hAnsi="Times New Roman" w:cs="Times New Roman" w:eastAsia="Times New Roman"/>
+          <w:b w:val="0"/>
+          <w:i w:val="0"/>
           <w:sz w:val="21"/>
         </w:rPr>
         <w:t xml:space="preserve">  1.4. Yêu cầu chức năng 4 vai trò người dùng (RBAC)</w:t>
       </w:r>
       <w:r>
         <w:rPr>
-          <w:rFonts w:ascii="Times New Roman" w:hAnsi="Times New Roman"/>
+          <w:rFonts w:ascii="Times New Roman" w:hAnsi="Times New Roman" w:cs="Times New Roman" w:eastAsia="Times New Roman"/>
+          <w:b w:val="0"/>
+          <w:i w:val="0"/>
           <w:color w:val="64748B"/>
           <w:sz w:val="20"/>
         </w:rPr>
@@ -409,14 +444,18 @@
       </w:pPr>
       <w:r>
         <w:rPr>
-          <w:rFonts w:ascii="Times New Roman" w:hAnsi="Times New Roman"/>
+          <w:rFonts w:ascii="Times New Roman" w:hAnsi="Times New Roman" w:cs="Times New Roman" w:eastAsia="Times New Roman"/>
+          <w:b w:val="0"/>
+          <w:i w:val="0"/>
           <w:sz w:val="21"/>
         </w:rPr>
         <w:t xml:space="preserve">  1.5. Yêu cầu kỹ thuật và công nghệ bắt buộc</w:t>
       </w:r>
       <w:r>
         <w:rPr>
-          <w:rFonts w:ascii="Times New Roman" w:hAnsi="Times New Roman"/>
+          <w:rFonts w:ascii="Times New Roman" w:hAnsi="Times New Roman" w:cs="Times New Roman" w:eastAsia="Times New Roman"/>
+          <w:b w:val="0"/>
+          <w:i w:val="0"/>
           <w:color w:val="64748B"/>
           <w:sz w:val="20"/>
         </w:rPr>
@@ -429,15 +468,18 @@
       </w:pPr>
       <w:r>
         <w:rPr>
-          <w:rFonts w:ascii="Times New Roman" w:hAnsi="Times New Roman"/>
+          <w:rFonts w:ascii="Times New Roman" w:hAnsi="Times New Roman" w:cs="Times New Roman" w:eastAsia="Times New Roman"/>
           <w:b/>
+          <w:i w:val="0"/>
           <w:sz w:val="21"/>
         </w:rPr>
         <w:t>CHƯƠNG 2 — PHÂN TÍCH VÀ THIẾT KẾ KIẾN TRÚC HỆ THỐNG</w:t>
       </w:r>
       <w:r>
         <w:rPr>
-          <w:rFonts w:ascii="Times New Roman" w:hAnsi="Times New Roman"/>
+          <w:rFonts w:ascii="Times New Roman" w:hAnsi="Times New Roman" w:cs="Times New Roman" w:eastAsia="Times New Roman"/>
+          <w:b w:val="0"/>
+          <w:i w:val="0"/>
           <w:color w:val="64748B"/>
           <w:sz w:val="20"/>
         </w:rPr>
@@ -450,14 +492,18 @@
       </w:pPr>
       <w:r>
         <w:rPr>
-          <w:rFonts w:ascii="Times New Roman" w:hAnsi="Times New Roman"/>
+          <w:rFonts w:ascii="Times New Roman" w:hAnsi="Times New Roman" w:cs="Times New Roman" w:eastAsia="Times New Roman"/>
+          <w:b w:val="0"/>
+          <w:i w:val="0"/>
           <w:sz w:val="21"/>
         </w:rPr>
         <w:t xml:space="preserve">  2.1. Sơ đồ kiến trúc tổng thể High-level Architecture</w:t>
       </w:r>
       <w:r>
         <w:rPr>
-          <w:rFonts w:ascii="Times New Roman" w:hAnsi="Times New Roman"/>
+          <w:rFonts w:ascii="Times New Roman" w:hAnsi="Times New Roman" w:cs="Times New Roman" w:eastAsia="Times New Roman"/>
+          <w:b w:val="0"/>
+          <w:i w:val="0"/>
           <w:color w:val="64748B"/>
           <w:sz w:val="20"/>
         </w:rPr>
@@ -470,14 +516,18 @@
       </w:pPr>
       <w:r>
         <w:rPr>
-          <w:rFonts w:ascii="Times New Roman" w:hAnsi="Times New Roman"/>
+          <w:rFonts w:ascii="Times New Roman" w:hAnsi="Times New Roman" w:cs="Times New Roman" w:eastAsia="Times New Roman"/>
+          <w:b w:val="0"/>
+          <w:i w:val="0"/>
           <w:sz w:val="21"/>
         </w:rPr>
         <w:t xml:space="preserve">  2.2. Mô hình phân tầng ứng dụng Frontend, Backend Express.js và MySQL</w:t>
       </w:r>
       <w:r>
         <w:rPr>
-          <w:rFonts w:ascii="Times New Roman" w:hAnsi="Times New Roman"/>
+          <w:rFonts w:ascii="Times New Roman" w:hAnsi="Times New Roman" w:cs="Times New Roman" w:eastAsia="Times New Roman"/>
+          <w:b w:val="0"/>
+          <w:i w:val="0"/>
           <w:color w:val="64748B"/>
           <w:sz w:val="20"/>
         </w:rPr>
@@ -490,14 +540,18 @@
       </w:pPr>
       <w:r>
         <w:rPr>
-          <w:rFonts w:ascii="Times New Roman" w:hAnsi="Times New Roman"/>
+          <w:rFonts w:ascii="Times New Roman" w:hAnsi="Times New Roman" w:cs="Times New Roman" w:eastAsia="Times New Roman"/>
+          <w:b w:val="0"/>
+          <w:i w:val="0"/>
           <w:sz w:val="21"/>
         </w:rPr>
         <w:t xml:space="preserve">  2.3. Quy trình và luồng nghiệp vụ đặt vé, thanh toán giả lập và soát vé</w:t>
       </w:r>
       <w:r>
         <w:rPr>
-          <w:rFonts w:ascii="Times New Roman" w:hAnsi="Times New Roman"/>
+          <w:rFonts w:ascii="Times New Roman" w:hAnsi="Times New Roman" w:cs="Times New Roman" w:eastAsia="Times New Roman"/>
+          <w:b w:val="0"/>
+          <w:i w:val="0"/>
           <w:color w:val="64748B"/>
           <w:sz w:val="20"/>
         </w:rPr>
@@ -510,14 +564,18 @@
       </w:pPr>
       <w:r>
         <w:rPr>
-          <w:rFonts w:ascii="Times New Roman" w:hAnsi="Times New Roman"/>
+          <w:rFonts w:ascii="Times New Roman" w:hAnsi="Times New Roman" w:cs="Times New Roman" w:eastAsia="Times New Roman"/>
+          <w:b w:val="0"/>
+          <w:i w:val="0"/>
           <w:sz w:val="21"/>
         </w:rPr>
         <w:t xml:space="preserve">  2.4. Luồng giao tiếp, chuyển tiếp request và bảo vệ qua Nginx Reverse Proxy</w:t>
       </w:r>
       <w:r>
         <w:rPr>
-          <w:rFonts w:ascii="Times New Roman" w:hAnsi="Times New Roman"/>
+          <w:rFonts w:ascii="Times New Roman" w:hAnsi="Times New Roman" w:cs="Times New Roman" w:eastAsia="Times New Roman"/>
+          <w:b w:val="0"/>
+          <w:i w:val="0"/>
           <w:color w:val="64748B"/>
           <w:sz w:val="20"/>
         </w:rPr>
@@ -530,14 +588,18 @@
       </w:pPr>
       <w:r>
         <w:rPr>
-          <w:rFonts w:ascii="Times New Roman" w:hAnsi="Times New Roman"/>
+          <w:rFonts w:ascii="Times New Roman" w:hAnsi="Times New Roman" w:cs="Times New Roman" w:eastAsia="Times New Roman"/>
+          <w:b w:val="0"/>
+          <w:i w:val="0"/>
           <w:sz w:val="21"/>
         </w:rPr>
         <w:t xml:space="preserve">  2.5. Mô hình phân tách mạng (Network Isolation) trên Docker Compose</w:t>
       </w:r>
       <w:r>
         <w:rPr>
-          <w:rFonts w:ascii="Times New Roman" w:hAnsi="Times New Roman"/>
+          <w:rFonts w:ascii="Times New Roman" w:hAnsi="Times New Roman" w:cs="Times New Roman" w:eastAsia="Times New Roman"/>
+          <w:b w:val="0"/>
+          <w:i w:val="0"/>
           <w:color w:val="64748B"/>
           <w:sz w:val="20"/>
         </w:rPr>
@@ -550,14 +612,18 @@
       </w:pPr>
       <w:r>
         <w:rPr>
-          <w:rFonts w:ascii="Times New Roman" w:hAnsi="Times New Roman"/>
+          <w:rFonts w:ascii="Times New Roman" w:hAnsi="Times New Roman" w:cs="Times New Roman" w:eastAsia="Times New Roman"/>
+          <w:b w:val="0"/>
+          <w:i w:val="0"/>
           <w:sz w:val="21"/>
         </w:rPr>
         <w:t xml:space="preserve">  2.6. Danh mục 11 dịch vụ container hóa độc lập</w:t>
       </w:r>
       <w:r>
         <w:rPr>
-          <w:rFonts w:ascii="Times New Roman" w:hAnsi="Times New Roman"/>
+          <w:rFonts w:ascii="Times New Roman" w:hAnsi="Times New Roman" w:cs="Times New Roman" w:eastAsia="Times New Roman"/>
+          <w:b w:val="0"/>
+          <w:i w:val="0"/>
           <w:color w:val="64748B"/>
           <w:sz w:val="20"/>
         </w:rPr>
@@ -570,15 +636,18 @@
       </w:pPr>
       <w:r>
         <w:rPr>
-          <w:rFonts w:ascii="Times New Roman" w:hAnsi="Times New Roman"/>
+          <w:rFonts w:ascii="Times New Roman" w:hAnsi="Times New Roman" w:cs="Times New Roman" w:eastAsia="Times New Roman"/>
           <w:b/>
+          <w:i w:val="0"/>
           <w:sz w:val="21"/>
         </w:rPr>
         <w:t>CHƯƠNG 3 — XÂY DỰNG ỨNG DỤNG VÀ CƠ SỞ DỮ LIỆU</w:t>
       </w:r>
       <w:r>
         <w:rPr>
-          <w:rFonts w:ascii="Times New Roman" w:hAnsi="Times New Roman"/>
+          <w:rFonts w:ascii="Times New Roman" w:hAnsi="Times New Roman" w:cs="Times New Roman" w:eastAsia="Times New Roman"/>
+          <w:b w:val="0"/>
+          <w:i w:val="0"/>
           <w:color w:val="64748B"/>
           <w:sz w:val="20"/>
         </w:rPr>
@@ -591,14 +660,18 @@
       </w:pPr>
       <w:r>
         <w:rPr>
-          <w:rFonts w:ascii="Times New Roman" w:hAnsi="Times New Roman"/>
+          <w:rFonts w:ascii="Times New Roman" w:hAnsi="Times New Roman" w:cs="Times New Roman" w:eastAsia="Times New Roman"/>
+          <w:b w:val="0"/>
+          <w:i w:val="0"/>
           <w:sz w:val="21"/>
         </w:rPr>
         <w:t xml:space="preserve">  3.1. Thiết kế giao diện Dark Glassmorphism và trải nghiệm người dùng</w:t>
       </w:r>
       <w:r>
         <w:rPr>
-          <w:rFonts w:ascii="Times New Roman" w:hAnsi="Times New Roman"/>
+          <w:rFonts w:ascii="Times New Roman" w:hAnsi="Times New Roman" w:cs="Times New Roman" w:eastAsia="Times New Roman"/>
+          <w:b w:val="0"/>
+          <w:i w:val="0"/>
           <w:color w:val="64748B"/>
           <w:sz w:val="20"/>
         </w:rPr>
@@ -611,14 +684,18 @@
       </w:pPr>
       <w:r>
         <w:rPr>
-          <w:rFonts w:ascii="Times New Roman" w:hAnsi="Times New Roman"/>
+          <w:rFonts w:ascii="Times New Roman" w:hAnsi="Times New Roman" w:cs="Times New Roman" w:eastAsia="Times New Roman"/>
+          <w:b w:val="0"/>
+          <w:i w:val="0"/>
           <w:sz w:val="21"/>
         </w:rPr>
         <w:t xml:space="preserve">  3.2. Hiện thực chức năng chi tiết cho 4 vai trò người dùng</w:t>
       </w:r>
       <w:r>
         <w:rPr>
-          <w:rFonts w:ascii="Times New Roman" w:hAnsi="Times New Roman"/>
+          <w:rFonts w:ascii="Times New Roman" w:hAnsi="Times New Roman" w:cs="Times New Roman" w:eastAsia="Times New Roman"/>
+          <w:b w:val="0"/>
+          <w:i w:val="0"/>
           <w:color w:val="64748B"/>
           <w:sz w:val="20"/>
         </w:rPr>
@@ -631,14 +708,18 @@
       </w:pPr>
       <w:r>
         <w:rPr>
-          <w:rFonts w:ascii="Times New Roman" w:hAnsi="Times New Roman"/>
+          <w:rFonts w:ascii="Times New Roman" w:hAnsi="Times New Roman" w:cs="Times New Roman" w:eastAsia="Times New Roman"/>
+          <w:b w:val="0"/>
+          <w:i w:val="0"/>
           <w:sz w:val="21"/>
         </w:rPr>
         <w:t xml:space="preserve">  3.3. Sơ đồ chọn ghế trực quan và thuật toán khóa ghế chống đặt trùng</w:t>
       </w:r>
       <w:r>
         <w:rPr>
-          <w:rFonts w:ascii="Times New Roman" w:hAnsi="Times New Roman"/>
+          <w:rFonts w:ascii="Times New Roman" w:hAnsi="Times New Roman" w:cs="Times New Roman" w:eastAsia="Times New Roman"/>
+          <w:b w:val="0"/>
+          <w:i w:val="0"/>
           <w:color w:val="64748B"/>
           <w:sz w:val="20"/>
         </w:rPr>
@@ -651,14 +732,18 @@
       </w:pPr>
       <w:r>
         <w:rPr>
-          <w:rFonts w:ascii="Times New Roman" w:hAnsi="Times New Roman"/>
+          <w:rFonts w:ascii="Times New Roman" w:hAnsi="Times New Roman" w:cs="Times New Roman" w:eastAsia="Times New Roman"/>
+          <w:b w:val="0"/>
+          <w:i w:val="0"/>
           <w:sz w:val="21"/>
         </w:rPr>
         <w:t xml:space="preserve">  3.4. Module thanh toán giả lập an toàn và cấp vé điện tử mã QR</w:t>
       </w:r>
       <w:r>
         <w:rPr>
-          <w:rFonts w:ascii="Times New Roman" w:hAnsi="Times New Roman"/>
+          <w:rFonts w:ascii="Times New Roman" w:hAnsi="Times New Roman" w:cs="Times New Roman" w:eastAsia="Times New Roman"/>
+          <w:b w:val="0"/>
+          <w:i w:val="0"/>
           <w:color w:val="64748B"/>
           <w:sz w:val="20"/>
         </w:rPr>
@@ -671,14 +756,18 @@
       </w:pPr>
       <w:r>
         <w:rPr>
-          <w:rFonts w:ascii="Times New Roman" w:hAnsi="Times New Roman"/>
+          <w:rFonts w:ascii="Times New Roman" w:hAnsi="Times New Roman" w:cs="Times New Roman" w:eastAsia="Times New Roman"/>
+          <w:b w:val="0"/>
+          <w:i w:val="0"/>
           <w:sz w:val="21"/>
         </w:rPr>
         <w:t xml:space="preserve">  3.5. Cổng soát vé dành cho nhân viên (Staff Check-in)</w:t>
       </w:r>
       <w:r>
         <w:rPr>
-          <w:rFonts w:ascii="Times New Roman" w:hAnsi="Times New Roman"/>
+          <w:rFonts w:ascii="Times New Roman" w:hAnsi="Times New Roman" w:cs="Times New Roman" w:eastAsia="Times New Roman"/>
+          <w:b w:val="0"/>
+          <w:i w:val="0"/>
           <w:color w:val="64748B"/>
           <w:sz w:val="20"/>
         </w:rPr>
@@ -691,14 +780,18 @@
       </w:pPr>
       <w:r>
         <w:rPr>
-          <w:rFonts w:ascii="Times New Roman" w:hAnsi="Times New Roman"/>
+          <w:rFonts w:ascii="Times New Roman" w:hAnsi="Times New Roman" w:cs="Times New Roman" w:eastAsia="Times New Roman"/>
+          <w:b w:val="0"/>
+          <w:i w:val="0"/>
           <w:sz w:val="21"/>
         </w:rPr>
         <w:t xml:space="preserve">  3.6. Thiết kế cơ sở dữ liệu MySQL chuẩn hóa 17 bảng quan hệ</w:t>
       </w:r>
       <w:r>
         <w:rPr>
-          <w:rFonts w:ascii="Times New Roman" w:hAnsi="Times New Roman"/>
+          <w:rFonts w:ascii="Times New Roman" w:hAnsi="Times New Roman" w:cs="Times New Roman" w:eastAsia="Times New Roman"/>
+          <w:b w:val="0"/>
+          <w:i w:val="0"/>
           <w:color w:val="64748B"/>
           <w:sz w:val="20"/>
         </w:rPr>
@@ -711,14 +804,18 @@
       </w:pPr>
       <w:r>
         <w:rPr>
-          <w:rFonts w:ascii="Times New Roman" w:hAnsi="Times New Roman"/>
+          <w:rFonts w:ascii="Times New Roman" w:hAnsi="Times New Roman" w:cs="Times New Roman" w:eastAsia="Times New Roman"/>
+          <w:b w:val="0"/>
+          <w:i w:val="0"/>
           <w:sz w:val="21"/>
         </w:rPr>
         <w:t xml:space="preserve">  3.7. Triển khai phpMyAdmin quản trị cơ sở dữ liệu an toàn</w:t>
       </w:r>
       <w:r>
         <w:rPr>
-          <w:rFonts w:ascii="Times New Roman" w:hAnsi="Times New Roman"/>
+          <w:rFonts w:ascii="Times New Roman" w:hAnsi="Times New Roman" w:cs="Times New Roman" w:eastAsia="Times New Roman"/>
+          <w:b w:val="0"/>
+          <w:i w:val="0"/>
           <w:color w:val="64748B"/>
           <w:sz w:val="20"/>
         </w:rPr>
@@ -731,15 +828,18 @@
       </w:pPr>
       <w:r>
         <w:rPr>
-          <w:rFonts w:ascii="Times New Roman" w:hAnsi="Times New Roman"/>
+          <w:rFonts w:ascii="Times New Roman" w:hAnsi="Times New Roman" w:cs="Times New Roman" w:eastAsia="Times New Roman"/>
           <w:b/>
+          <w:i w:val="0"/>
           <w:sz w:val="21"/>
         </w:rPr>
         <w:t>CHƯƠNG 4 — QUẢN LÝ MÃ NGUỒN GITHUB VÀ NGINX REVERSE PROXY</w:t>
       </w:r>
       <w:r>
         <w:rPr>
-          <w:rFonts w:ascii="Times New Roman" w:hAnsi="Times New Roman"/>
+          <w:rFonts w:ascii="Times New Roman" w:hAnsi="Times New Roman" w:cs="Times New Roman" w:eastAsia="Times New Roman"/>
+          <w:b w:val="0"/>
+          <w:i w:val="0"/>
           <w:color w:val="64748B"/>
           <w:sz w:val="20"/>
         </w:rPr>
@@ -752,14 +852,18 @@
       </w:pPr>
       <w:r>
         <w:rPr>
-          <w:rFonts w:ascii="Times New Roman" w:hAnsi="Times New Roman"/>
+          <w:rFonts w:ascii="Times New Roman" w:hAnsi="Times New Roman" w:cs="Times New Roman" w:eastAsia="Times New Roman"/>
+          <w:b w:val="0"/>
+          <w:i w:val="0"/>
           <w:sz w:val="21"/>
         </w:rPr>
         <w:t xml:space="preserve">  4.1. Cấu trúc repository GitHub và nguyên tắc bảo mật bí mật</w:t>
       </w:r>
       <w:r>
         <w:rPr>
-          <w:rFonts w:ascii="Times New Roman" w:hAnsi="Times New Roman"/>
+          <w:rFonts w:ascii="Times New Roman" w:hAnsi="Times New Roman" w:cs="Times New Roman" w:eastAsia="Times New Roman"/>
+          <w:b w:val="0"/>
+          <w:i w:val="0"/>
           <w:color w:val="64748B"/>
           <w:sz w:val="20"/>
         </w:rPr>
@@ -772,14 +876,18 @@
       </w:pPr>
       <w:r>
         <w:rPr>
-          <w:rFonts w:ascii="Times New Roman" w:hAnsi="Times New Roman"/>
+          <w:rFonts w:ascii="Times New Roman" w:hAnsi="Times New Roman" w:cs="Times New Roman" w:eastAsia="Times New Roman"/>
+          <w:b w:val="0"/>
+          <w:i w:val="0"/>
           <w:sz w:val="21"/>
         </w:rPr>
         <w:t xml:space="preserve">  4.2. Hiện thực 3 Commit Git chuẩn mực theo từng giai đoạn</w:t>
       </w:r>
       <w:r>
         <w:rPr>
-          <w:rFonts w:ascii="Times New Roman" w:hAnsi="Times New Roman"/>
+          <w:rFonts w:ascii="Times New Roman" w:hAnsi="Times New Roman" w:cs="Times New Roman" w:eastAsia="Times New Roman"/>
+          <w:b w:val="0"/>
+          <w:i w:val="0"/>
           <w:color w:val="64748B"/>
           <w:sz w:val="20"/>
         </w:rPr>
@@ -792,14 +900,18 @@
       </w:pPr>
       <w:r>
         <w:rPr>
-          <w:rFonts w:ascii="Times New Roman" w:hAnsi="Times New Roman"/>
+          <w:rFonts w:ascii="Times New Roman" w:hAnsi="Times New Roman" w:cs="Times New Roman" w:eastAsia="Times New Roman"/>
+          <w:b w:val="0"/>
+          <w:i w:val="0"/>
           <w:sz w:val="21"/>
         </w:rPr>
         <w:t xml:space="preserve">  4.3. Cấu hình Nginx Reverse Proxy, Upstream và Buffer</w:t>
       </w:r>
       <w:r>
         <w:rPr>
-          <w:rFonts w:ascii="Times New Roman" w:hAnsi="Times New Roman"/>
+          <w:rFonts w:ascii="Times New Roman" w:hAnsi="Times New Roman" w:cs="Times New Roman" w:eastAsia="Times New Roman"/>
+          <w:b w:val="0"/>
+          <w:i w:val="0"/>
           <w:color w:val="64748B"/>
           <w:sz w:val="20"/>
         </w:rPr>
@@ -812,14 +924,18 @@
       </w:pPr>
       <w:r>
         <w:rPr>
-          <w:rFonts w:ascii="Times New Roman" w:hAnsi="Times New Roman"/>
+          <w:rFonts w:ascii="Times New Roman" w:hAnsi="Times New Roman" w:cs="Times New Roman" w:eastAsia="Times New Roman"/>
+          <w:b w:val="0"/>
+          <w:i w:val="0"/>
           <w:sz w:val="21"/>
         </w:rPr>
         <w:t xml:space="preserve">  4.4. Cấu hình SSL tự ký (HTTPS) và bộ 5 Security Headers chuẩn OWASP</w:t>
       </w:r>
       <w:r>
         <w:rPr>
-          <w:rFonts w:ascii="Times New Roman" w:hAnsi="Times New Roman"/>
+          <w:rFonts w:ascii="Times New Roman" w:hAnsi="Times New Roman" w:cs="Times New Roman" w:eastAsia="Times New Roman"/>
+          <w:b w:val="0"/>
+          <w:i w:val="0"/>
           <w:color w:val="64748B"/>
           <w:sz w:val="20"/>
         </w:rPr>
@@ -832,14 +948,18 @@
       </w:pPr>
       <w:r>
         <w:rPr>
-          <w:rFonts w:ascii="Times New Roman" w:hAnsi="Times New Roman"/>
+          <w:rFonts w:ascii="Times New Roman" w:hAnsi="Times New Roman" w:cs="Times New Roman" w:eastAsia="Times New Roman"/>
+          <w:b w:val="0"/>
+          <w:i w:val="0"/>
           <w:sz w:val="21"/>
         </w:rPr>
         <w:t xml:space="preserve">  4.5. Xác minh thực tế phản hồi HTTP và Security Headers</w:t>
       </w:r>
       <w:r>
         <w:rPr>
-          <w:rFonts w:ascii="Times New Roman" w:hAnsi="Times New Roman"/>
+          <w:rFonts w:ascii="Times New Roman" w:hAnsi="Times New Roman" w:cs="Times New Roman" w:eastAsia="Times New Roman"/>
+          <w:b w:val="0"/>
+          <w:i w:val="0"/>
           <w:color w:val="64748B"/>
           <w:sz w:val="20"/>
         </w:rPr>
@@ -852,15 +972,18 @@
       </w:pPr>
       <w:r>
         <w:rPr>
-          <w:rFonts w:ascii="Times New Roman" w:hAnsi="Times New Roman"/>
+          <w:rFonts w:ascii="Times New Roman" w:hAnsi="Times New Roman" w:cs="Times New Roman" w:eastAsia="Times New Roman"/>
           <w:b/>
+          <w:i w:val="0"/>
           <w:sz w:val="21"/>
         </w:rPr>
         <w:t>CHƯƠNG 5 — HẠ TẦNG GIÁM SÁT HIỆU NĂNG VỚI PROMETHEUS VÀ GRAFANA</w:t>
       </w:r>
       <w:r>
         <w:rPr>
-          <w:rFonts w:ascii="Times New Roman" w:hAnsi="Times New Roman"/>
+          <w:rFonts w:ascii="Times New Roman" w:hAnsi="Times New Roman" w:cs="Times New Roman" w:eastAsia="Times New Roman"/>
+          <w:b w:val="0"/>
+          <w:i w:val="0"/>
           <w:color w:val="64748B"/>
           <w:sz w:val="20"/>
         </w:rPr>
@@ -873,14 +996,18 @@
       </w:pPr>
       <w:r>
         <w:rPr>
-          <w:rFonts w:ascii="Times New Roman" w:hAnsi="Times New Roman"/>
+          <w:rFonts w:ascii="Times New Roman" w:hAnsi="Times New Roman" w:cs="Times New Roman" w:eastAsia="Times New Roman"/>
+          <w:b w:val="0"/>
+          <w:i w:val="0"/>
           <w:sz w:val="21"/>
         </w:rPr>
         <w:t xml:space="preserve">  5.1. Kiến trúc thu thập chỉ số giám sát phân tán</w:t>
       </w:r>
       <w:r>
         <w:rPr>
-          <w:rFonts w:ascii="Times New Roman" w:hAnsi="Times New Roman"/>
+          <w:rFonts w:ascii="Times New Roman" w:hAnsi="Times New Roman" w:cs="Times New Roman" w:eastAsia="Times New Roman"/>
+          <w:b w:val="0"/>
+          <w:i w:val="0"/>
           <w:color w:val="64748B"/>
           <w:sz w:val="20"/>
         </w:rPr>
@@ -893,14 +1020,18 @@
       </w:pPr>
       <w:r>
         <w:rPr>
-          <w:rFonts w:ascii="Times New Roman" w:hAnsi="Times New Roman"/>
+          <w:rFonts w:ascii="Times New Roman" w:hAnsi="Times New Roman" w:cs="Times New Roman" w:eastAsia="Times New Roman"/>
+          <w:b w:val="0"/>
+          <w:i w:val="0"/>
           <w:sz w:val="21"/>
         </w:rPr>
         <w:t xml:space="preserve">  5.2. Các exporter chuyên dụng: cAdvisor, Nginx Exporter, MySQL Exporter</w:t>
       </w:r>
       <w:r>
         <w:rPr>
-          <w:rFonts w:ascii="Times New Roman" w:hAnsi="Times New Roman"/>
+          <w:rFonts w:ascii="Times New Roman" w:hAnsi="Times New Roman" w:cs="Times New Roman" w:eastAsia="Times New Roman"/>
+          <w:b w:val="0"/>
+          <w:i w:val="0"/>
           <w:color w:val="64748B"/>
           <w:sz w:val="20"/>
         </w:rPr>
@@ -913,14 +1044,18 @@
       </w:pPr>
       <w:r>
         <w:rPr>
-          <w:rFonts w:ascii="Times New Roman" w:hAnsi="Times New Roman"/>
+          <w:rFonts w:ascii="Times New Roman" w:hAnsi="Times New Roman" w:cs="Times New Roman" w:eastAsia="Times New Roman"/>
+          <w:b w:val="0"/>
+          <w:i w:val="0"/>
           <w:sz w:val="21"/>
         </w:rPr>
         <w:t xml:space="preserve">  5.3. Tích hợp prom-client thu thập metrics ứng dụng Node.js</w:t>
       </w:r>
       <w:r>
         <w:rPr>
-          <w:rFonts w:ascii="Times New Roman" w:hAnsi="Times New Roman"/>
+          <w:rFonts w:ascii="Times New Roman" w:hAnsi="Times New Roman" w:cs="Times New Roman" w:eastAsia="Times New Roman"/>
+          <w:b w:val="0"/>
+          <w:i w:val="0"/>
           <w:color w:val="64748B"/>
           <w:sz w:val="20"/>
         </w:rPr>
@@ -933,14 +1068,18 @@
       </w:pPr>
       <w:r>
         <w:rPr>
-          <w:rFonts w:ascii="Times New Roman" w:hAnsi="Times New Roman"/>
+          <w:rFonts w:ascii="Times New Roman" w:hAnsi="Times New Roman" w:cs="Times New Roman" w:eastAsia="Times New Roman"/>
+          <w:b w:val="0"/>
+          <w:i w:val="0"/>
           <w:sz w:val="21"/>
         </w:rPr>
         <w:t xml:space="preserve">  5.4. Cấu hình Scrape Targets và xác minh trạng thái UP của 4 thành phần</w:t>
       </w:r>
       <w:r>
         <w:rPr>
-          <w:rFonts w:ascii="Times New Roman" w:hAnsi="Times New Roman"/>
+          <w:rFonts w:ascii="Times New Roman" w:hAnsi="Times New Roman" w:cs="Times New Roman" w:eastAsia="Times New Roman"/>
+          <w:b w:val="0"/>
+          <w:i w:val="0"/>
           <w:color w:val="64748B"/>
           <w:sz w:val="20"/>
         </w:rPr>
@@ -953,14 +1092,18 @@
       </w:pPr>
       <w:r>
         <w:rPr>
-          <w:rFonts w:ascii="Times New Roman" w:hAnsi="Times New Roman"/>
+          <w:rFonts w:ascii="Times New Roman" w:hAnsi="Times New Roman" w:cs="Times New Roman" w:eastAsia="Times New Roman"/>
+          <w:b w:val="0"/>
+          <w:i w:val="0"/>
           <w:sz w:val="21"/>
         </w:rPr>
         <w:t xml:space="preserve">  5.5. Thiết kế Grafana Dashboard giám sát đa tầng tự động nạp</w:t>
       </w:r>
       <w:r>
         <w:rPr>
-          <w:rFonts w:ascii="Times New Roman" w:hAnsi="Times New Roman"/>
+          <w:rFonts w:ascii="Times New Roman" w:hAnsi="Times New Roman" w:cs="Times New Roman" w:eastAsia="Times New Roman"/>
+          <w:b w:val="0"/>
+          <w:i w:val="0"/>
           <w:color w:val="64748B"/>
           <w:sz w:val="20"/>
         </w:rPr>
@@ -973,15 +1116,18 @@
       </w:pPr>
       <w:r>
         <w:rPr>
-          <w:rFonts w:ascii="Times New Roman" w:hAnsi="Times New Roman"/>
+          <w:rFonts w:ascii="Times New Roman" w:hAnsi="Times New Roman" w:cs="Times New Roman" w:eastAsia="Times New Roman"/>
           <w:b/>
+          <w:i w:val="0"/>
           <w:sz w:val="21"/>
         </w:rPr>
         <w:t>CHƯƠNG 6 — TẬP TRUNG NHẬT KÝ VỚI LOKI, PROMTAIL VÀ LOGQL</w:t>
       </w:r>
       <w:r>
         <w:rPr>
-          <w:rFonts w:ascii="Times New Roman" w:hAnsi="Times New Roman"/>
+          <w:rFonts w:ascii="Times New Roman" w:hAnsi="Times New Roman" w:cs="Times New Roman" w:eastAsia="Times New Roman"/>
+          <w:b w:val="0"/>
+          <w:i w:val="0"/>
           <w:color w:val="64748B"/>
           <w:sz w:val="20"/>
         </w:rPr>
@@ -994,14 +1140,18 @@
       </w:pPr>
       <w:r>
         <w:rPr>
-          <w:rFonts w:ascii="Times New Roman" w:hAnsi="Times New Roman"/>
+          <w:rFonts w:ascii="Times New Roman" w:hAnsi="Times New Roman" w:cs="Times New Roman" w:eastAsia="Times New Roman"/>
+          <w:b w:val="0"/>
+          <w:i w:val="0"/>
           <w:sz w:val="21"/>
         </w:rPr>
         <w:t xml:space="preserve">  6.1. Kiến trúc thu thập nhật ký không xâm nhập qua Shared Volumes</w:t>
       </w:r>
       <w:r>
         <w:rPr>
-          <w:rFonts w:ascii="Times New Roman" w:hAnsi="Times New Roman"/>
+          <w:rFonts w:ascii="Times New Roman" w:hAnsi="Times New Roman" w:cs="Times New Roman" w:eastAsia="Times New Roman"/>
+          <w:b w:val="0"/>
+          <w:i w:val="0"/>
           <w:color w:val="64748B"/>
           <w:sz w:val="20"/>
         </w:rPr>
@@ -1014,14 +1164,18 @@
       </w:pPr>
       <w:r>
         <w:rPr>
-          <w:rFonts w:ascii="Times New Roman" w:hAnsi="Times New Roman"/>
+          <w:rFonts w:ascii="Times New Roman" w:hAnsi="Times New Roman" w:cs="Times New Roman" w:eastAsia="Times New Roman"/>
+          <w:b w:val="0"/>
+          <w:i w:val="0"/>
           <w:sz w:val="21"/>
         </w:rPr>
         <w:t xml:space="preserve">  6.2. Cấu hình Grafana Loki lưu trữ phân tán</w:t>
       </w:r>
       <w:r>
         <w:rPr>
-          <w:rFonts w:ascii="Times New Roman" w:hAnsi="Times New Roman"/>
+          <w:rFonts w:ascii="Times New Roman" w:hAnsi="Times New Roman" w:cs="Times New Roman" w:eastAsia="Times New Roman"/>
+          <w:b w:val="0"/>
+          <w:i w:val="0"/>
           <w:color w:val="64748B"/>
           <w:sz w:val="20"/>
         </w:rPr>
@@ -1034,14 +1188,18 @@
       </w:pPr>
       <w:r>
         <w:rPr>
-          <w:rFonts w:ascii="Times New Roman" w:hAnsi="Times New Roman"/>
+          <w:rFonts w:ascii="Times New Roman" w:hAnsi="Times New Roman" w:cs="Times New Roman" w:eastAsia="Times New Roman"/>
+          <w:b w:val="0"/>
+          <w:i w:val="0"/>
           <w:sz w:val="21"/>
         </w:rPr>
         <w:t xml:space="preserve">  6.3. Cấu hình Promtail Log Agent đọc nhật ký Nginx và Express.js</w:t>
       </w:r>
       <w:r>
         <w:rPr>
-          <w:rFonts w:ascii="Times New Roman" w:hAnsi="Times New Roman"/>
+          <w:rFonts w:ascii="Times New Roman" w:hAnsi="Times New Roman" w:cs="Times New Roman" w:eastAsia="Times New Roman"/>
+          <w:b w:val="0"/>
+          <w:i w:val="0"/>
           <w:color w:val="64748B"/>
           <w:sz w:val="20"/>
         </w:rPr>
@@ -1054,14 +1212,18 @@
       </w:pPr>
       <w:r>
         <w:rPr>
-          <w:rFonts w:ascii="Times New Roman" w:hAnsi="Times New Roman"/>
+          <w:rFonts w:ascii="Times New Roman" w:hAnsi="Times New Roman" w:cs="Times New Roman" w:eastAsia="Times New Roman"/>
+          <w:b w:val="0"/>
+          <w:i w:val="0"/>
           <w:sz w:val="21"/>
         </w:rPr>
         <w:t xml:space="preserve">  6.4. Chuẩn hóa cấu trúc bản ghi nhật ký và loại trừ dữ liệu nhạy cảm</w:t>
       </w:r>
       <w:r>
         <w:rPr>
-          <w:rFonts w:ascii="Times New Roman" w:hAnsi="Times New Roman"/>
+          <w:rFonts w:ascii="Times New Roman" w:hAnsi="Times New Roman" w:cs="Times New Roman" w:eastAsia="Times New Roman"/>
+          <w:b w:val="0"/>
+          <w:i w:val="0"/>
           <w:color w:val="64748B"/>
           <w:sz w:val="20"/>
         </w:rPr>
@@ -1074,14 +1236,18 @@
       </w:pPr>
       <w:r>
         <w:rPr>
-          <w:rFonts w:ascii="Times New Roman" w:hAnsi="Times New Roman"/>
+          <w:rFonts w:ascii="Times New Roman" w:hAnsi="Times New Roman" w:cs="Times New Roman" w:eastAsia="Times New Roman"/>
+          <w:b w:val="0"/>
+          <w:i w:val="0"/>
           <w:sz w:val="21"/>
         </w:rPr>
         <w:t xml:space="preserve">  6.5. Hiện thực và phân tích chi tiết 3 truy vấn LogQL bắt buộc</w:t>
       </w:r>
       <w:r>
         <w:rPr>
-          <w:rFonts w:ascii="Times New Roman" w:hAnsi="Times New Roman"/>
+          <w:rFonts w:ascii="Times New Roman" w:hAnsi="Times New Roman" w:cs="Times New Roman" w:eastAsia="Times New Roman"/>
+          <w:b w:val="0"/>
+          <w:i w:val="0"/>
           <w:color w:val="64748B"/>
           <w:sz w:val="20"/>
         </w:rPr>
@@ -1094,15 +1260,18 @@
       </w:pPr>
       <w:r>
         <w:rPr>
-          <w:rFonts w:ascii="Times New Roman" w:hAnsi="Times New Roman"/>
+          <w:rFonts w:ascii="Times New Roman" w:hAnsi="Times New Roman" w:cs="Times New Roman" w:eastAsia="Times New Roman"/>
           <w:b/>
+          <w:i w:val="0"/>
           <w:sz w:val="21"/>
         </w:rPr>
         <w:t>CHƯƠNG 7 — TRIỂN KHAI CÁC BIỆN PHÁP TĂNG CƯỜNG BẢO MẬT (HARDENING)</w:t>
       </w:r>
       <w:r>
         <w:rPr>
-          <w:rFonts w:ascii="Times New Roman" w:hAnsi="Times New Roman"/>
+          <w:rFonts w:ascii="Times New Roman" w:hAnsi="Times New Roman" w:cs="Times New Roman" w:eastAsia="Times New Roman"/>
+          <w:b w:val="0"/>
+          <w:i w:val="0"/>
           <w:color w:val="64748B"/>
           <w:sz w:val="20"/>
         </w:rPr>
@@ -1115,14 +1284,18 @@
       </w:pPr>
       <w:r>
         <w:rPr>
-          <w:rFonts w:ascii="Times New Roman" w:hAnsi="Times New Roman"/>
+          <w:rFonts w:ascii="Times New Roman" w:hAnsi="Times New Roman" w:cs="Times New Roman" w:eastAsia="Times New Roman"/>
+          <w:b w:val="0"/>
+          <w:i w:val="0"/>
           <w:sz w:val="21"/>
         </w:rPr>
         <w:t xml:space="preserve">  7.1. Chạy tiến trình Container với tài khoản Non-root</w:t>
       </w:r>
       <w:r>
         <w:rPr>
-          <w:rFonts w:ascii="Times New Roman" w:hAnsi="Times New Roman"/>
+          <w:rFonts w:ascii="Times New Roman" w:hAnsi="Times New Roman" w:cs="Times New Roman" w:eastAsia="Times New Roman"/>
+          <w:b w:val="0"/>
+          <w:i w:val="0"/>
           <w:color w:val="64748B"/>
           <w:sz w:val="20"/>
         </w:rPr>
@@ -1135,14 +1308,18 @@
       </w:pPr>
       <w:r>
         <w:rPr>
-          <w:rFonts w:ascii="Times New Roman" w:hAnsi="Times New Roman"/>
+          <w:rFonts w:ascii="Times New Roman" w:hAnsi="Times New Roman" w:cs="Times New Roman" w:eastAsia="Times New Roman"/>
+          <w:b w:val="0"/>
+          <w:i w:val="0"/>
           <w:sz w:val="21"/>
         </w:rPr>
         <w:t xml:space="preserve">  7.2. Phân tách mạng ảo nhiều lớp (Network Isolation)</w:t>
       </w:r>
       <w:r>
         <w:rPr>
-          <w:rFonts w:ascii="Times New Roman" w:hAnsi="Times New Roman"/>
+          <w:rFonts w:ascii="Times New Roman" w:hAnsi="Times New Roman" w:cs="Times New Roman" w:eastAsia="Times New Roman"/>
+          <w:b w:val="0"/>
+          <w:i w:val="0"/>
           <w:color w:val="64748B"/>
           <w:sz w:val="20"/>
         </w:rPr>
@@ -1155,14 +1332,18 @@
       </w:pPr>
       <w:r>
         <w:rPr>
-          <w:rFonts w:ascii="Times New Roman" w:hAnsi="Times New Roman"/>
+          <w:rFonts w:ascii="Times New Roman" w:hAnsi="Times New Roman" w:cs="Times New Roman" w:eastAsia="Times New Roman"/>
+          <w:b w:val="0"/>
+          <w:i w:val="0"/>
           <w:sz w:val="21"/>
         </w:rPr>
         <w:t xml:space="preserve">  7.3. Quản lý mật khẩu mạnh và cô lập cấu hình qua biến môi trường (.env)</w:t>
       </w:r>
       <w:r>
         <w:rPr>
-          <w:rFonts w:ascii="Times New Roman" w:hAnsi="Times New Roman"/>
+          <w:rFonts w:ascii="Times New Roman" w:hAnsi="Times New Roman" w:cs="Times New Roman" w:eastAsia="Times New Roman"/>
+          <w:b w:val="0"/>
+          <w:i w:val="0"/>
           <w:color w:val="64748B"/>
           <w:sz w:val="20"/>
         </w:rPr>
@@ -1175,14 +1356,18 @@
       </w:pPr>
       <w:r>
         <w:rPr>
-          <w:rFonts w:ascii="Times New Roman" w:hAnsi="Times New Roman"/>
+          <w:rFonts w:ascii="Times New Roman" w:hAnsi="Times New Roman" w:cs="Times New Roman" w:eastAsia="Times New Roman"/>
+          <w:b w:val="0"/>
+          <w:i w:val="0"/>
           <w:sz w:val="21"/>
         </w:rPr>
         <w:t xml:space="preserve">  7.4. Hạn chế quyền tối thiểu trên MySQL (Principle of Least Privilege)</w:t>
       </w:r>
       <w:r>
         <w:rPr>
-          <w:rFonts w:ascii="Times New Roman" w:hAnsi="Times New Roman"/>
+          <w:rFonts w:ascii="Times New Roman" w:hAnsi="Times New Roman" w:cs="Times New Roman" w:eastAsia="Times New Roman"/>
+          <w:b w:val="0"/>
+          <w:i w:val="0"/>
           <w:color w:val="64748B"/>
           <w:sz w:val="20"/>
         </w:rPr>
@@ -1195,14 +1380,18 @@
       </w:pPr>
       <w:r>
         <w:rPr>
-          <w:rFonts w:ascii="Times New Roman" w:hAnsi="Times New Roman"/>
+          <w:rFonts w:ascii="Times New Roman" w:hAnsi="Times New Roman" w:cs="Times New Roman" w:eastAsia="Times New Roman"/>
+          <w:b w:val="0"/>
+          <w:i w:val="0"/>
           <w:sz w:val="21"/>
         </w:rPr>
         <w:t xml:space="preserve">  7.5. Bảo vệ chống tấn công Web qua Nginx Security Headers</w:t>
       </w:r>
       <w:r>
         <w:rPr>
-          <w:rFonts w:ascii="Times New Roman" w:hAnsi="Times New Roman"/>
+          <w:rFonts w:ascii="Times New Roman" w:hAnsi="Times New Roman" w:cs="Times New Roman" w:eastAsia="Times New Roman"/>
+          <w:b w:val="0"/>
+          <w:i w:val="0"/>
           <w:color w:val="64748B"/>
           <w:sz w:val="20"/>
         </w:rPr>
@@ -1215,14 +1404,18 @@
       </w:pPr>
       <w:r>
         <w:rPr>
-          <w:rFonts w:ascii="Times New Roman" w:hAnsi="Times New Roman"/>
+          <w:rFonts w:ascii="Times New Roman" w:hAnsi="Times New Roman" w:cs="Times New Roman" w:eastAsia="Times New Roman"/>
+          <w:b w:val="0"/>
+          <w:i w:val="0"/>
           <w:sz w:val="21"/>
         </w:rPr>
         <w:t xml:space="preserve">  7.6. Bảng tổng hợp ma trận Hardening và phương pháp xác minh</w:t>
       </w:r>
       <w:r>
         <w:rPr>
-          <w:rFonts w:ascii="Times New Roman" w:hAnsi="Times New Roman"/>
+          <w:rFonts w:ascii="Times New Roman" w:hAnsi="Times New Roman" w:cs="Times New Roman" w:eastAsia="Times New Roman"/>
+          <w:b w:val="0"/>
+          <w:i w:val="0"/>
           <w:color w:val="64748B"/>
           <w:sz w:val="20"/>
         </w:rPr>
@@ -1235,15 +1428,18 @@
       </w:pPr>
       <w:r>
         <w:rPr>
-          <w:rFonts w:ascii="Times New Roman" w:hAnsi="Times New Roman"/>
+          <w:rFonts w:ascii="Times New Roman" w:hAnsi="Times New Roman" w:cs="Times New Roman" w:eastAsia="Times New Roman"/>
           <w:b/>
+          <w:i w:val="0"/>
           <w:sz w:val="21"/>
         </w:rPr>
         <w:t>CHƯƠNG 8 — KỊCH BẢN KIỂM THỬ, ĐÁNH GIÁ VÀ KẾT LUẬN</w:t>
       </w:r>
       <w:r>
         <w:rPr>
-          <w:rFonts w:ascii="Times New Roman" w:hAnsi="Times New Roman"/>
+          <w:rFonts w:ascii="Times New Roman" w:hAnsi="Times New Roman" w:cs="Times New Roman" w:eastAsia="Times New Roman"/>
+          <w:b w:val="0"/>
+          <w:i w:val="0"/>
           <w:color w:val="64748B"/>
           <w:sz w:val="20"/>
         </w:rPr>
@@ -1256,14 +1452,18 @@
       </w:pPr>
       <w:r>
         <w:rPr>
-          <w:rFonts w:ascii="Times New Roman" w:hAnsi="Times New Roman"/>
+          <w:rFonts w:ascii="Times New Roman" w:hAnsi="Times New Roman" w:cs="Times New Roman" w:eastAsia="Times New Roman"/>
+          <w:b w:val="0"/>
+          <w:i w:val="0"/>
           <w:sz w:val="21"/>
         </w:rPr>
         <w:t xml:space="preserve">  8.1. Kịch bản kiểm thử toàn diện hệ thống (10 kịch bản)</w:t>
       </w:r>
       <w:r>
         <w:rPr>
-          <w:rFonts w:ascii="Times New Roman" w:hAnsi="Times New Roman"/>
+          <w:rFonts w:ascii="Times New Roman" w:hAnsi="Times New Roman" w:cs="Times New Roman" w:eastAsia="Times New Roman"/>
+          <w:b w:val="0"/>
+          <w:i w:val="0"/>
           <w:color w:val="64748B"/>
           <w:sz w:val="20"/>
         </w:rPr>
@@ -1276,14 +1476,18 @@
       </w:pPr>
       <w:r>
         <w:rPr>
-          <w:rFonts w:ascii="Times New Roman" w:hAnsi="Times New Roman"/>
+          <w:rFonts w:ascii="Times New Roman" w:hAnsi="Times New Roman" w:cs="Times New Roman" w:eastAsia="Times New Roman"/>
+          <w:b w:val="0"/>
+          <w:i w:val="0"/>
           <w:sz w:val="21"/>
         </w:rPr>
         <w:t xml:space="preserve">  8.2. Kết quả nghiệm thu và đánh giá mức độ đáp ứng tiêu chí</w:t>
       </w:r>
       <w:r>
         <w:rPr>
-          <w:rFonts w:ascii="Times New Roman" w:hAnsi="Times New Roman"/>
+          <w:rFonts w:ascii="Times New Roman" w:hAnsi="Times New Roman" w:cs="Times New Roman" w:eastAsia="Times New Roman"/>
+          <w:b w:val="0"/>
+          <w:i w:val="0"/>
           <w:color w:val="64748B"/>
           <w:sz w:val="20"/>
         </w:rPr>
@@ -1296,14 +1500,18 @@
       </w:pPr>
       <w:r>
         <w:rPr>
-          <w:rFonts w:ascii="Times New Roman" w:hAnsi="Times New Roman"/>
+          <w:rFonts w:ascii="Times New Roman" w:hAnsi="Times New Roman" w:cs="Times New Roman" w:eastAsia="Times New Roman"/>
+          <w:b w:val="0"/>
+          <w:i w:val="0"/>
           <w:sz w:val="21"/>
         </w:rPr>
         <w:t xml:space="preserve">  8.3. Ưu điểm nổi bật và hạn chế của dự án</w:t>
       </w:r>
       <w:r>
         <w:rPr>
-          <w:rFonts w:ascii="Times New Roman" w:hAnsi="Times New Roman"/>
+          <w:rFonts w:ascii="Times New Roman" w:hAnsi="Times New Roman" w:cs="Times New Roman" w:eastAsia="Times New Roman"/>
+          <w:b w:val="0"/>
+          <w:i w:val="0"/>
           <w:color w:val="64748B"/>
           <w:sz w:val="20"/>
         </w:rPr>
@@ -1316,14 +1524,18 @@
       </w:pPr>
       <w:r>
         <w:rPr>
-          <w:rFonts w:ascii="Times New Roman" w:hAnsi="Times New Roman"/>
+          <w:rFonts w:ascii="Times New Roman" w:hAnsi="Times New Roman" w:cs="Times New Roman" w:eastAsia="Times New Roman"/>
+          <w:b w:val="0"/>
+          <w:i w:val="0"/>
           <w:sz w:val="21"/>
         </w:rPr>
         <w:t xml:space="preserve">  8.4. Hướng phát triển và mở rộng trong tương lai</w:t>
       </w:r>
       <w:r>
         <w:rPr>
-          <w:rFonts w:ascii="Times New Roman" w:hAnsi="Times New Roman"/>
+          <w:rFonts w:ascii="Times New Roman" w:hAnsi="Times New Roman" w:cs="Times New Roman" w:eastAsia="Times New Roman"/>
+          <w:b w:val="0"/>
+          <w:i w:val="0"/>
           <w:color w:val="64748B"/>
           <w:sz w:val="20"/>
         </w:rPr>
@@ -1336,14 +1548,18 @@
       </w:pPr>
       <w:r>
         <w:rPr>
-          <w:rFonts w:ascii="Times New Roman" w:hAnsi="Times New Roman"/>
+          <w:rFonts w:ascii="Times New Roman" w:hAnsi="Times New Roman" w:cs="Times New Roman" w:eastAsia="Times New Roman"/>
+          <w:b w:val="0"/>
+          <w:i w:val="0"/>
           <w:sz w:val="21"/>
         </w:rPr>
         <w:t xml:space="preserve">  8.5. Kết luận chung</w:t>
       </w:r>
       <w:r>
         <w:rPr>
-          <w:rFonts w:ascii="Times New Roman" w:hAnsi="Times New Roman"/>
+          <w:rFonts w:ascii="Times New Roman" w:hAnsi="Times New Roman" w:cs="Times New Roman" w:eastAsia="Times New Roman"/>
+          <w:b w:val="0"/>
+          <w:i w:val="0"/>
           <w:color w:val="64748B"/>
           <w:sz w:val="20"/>
         </w:rPr>
@@ -1356,15 +1572,18 @@
       </w:pPr>
       <w:r>
         <w:rPr>
-          <w:rFonts w:ascii="Times New Roman" w:hAnsi="Times New Roman"/>
+          <w:rFonts w:ascii="Times New Roman" w:hAnsi="Times New Roman" w:cs="Times New Roman" w:eastAsia="Times New Roman"/>
           <w:b/>
+          <w:i w:val="0"/>
           <w:sz w:val="21"/>
         </w:rPr>
         <w:t>PHỤ LỤC</w:t>
       </w:r>
       <w:r>
         <w:rPr>
-          <w:rFonts w:ascii="Times New Roman" w:hAnsi="Times New Roman"/>
+          <w:rFonts w:ascii="Times New Roman" w:hAnsi="Times New Roman" w:cs="Times New Roman" w:eastAsia="Times New Roman"/>
+          <w:b w:val="0"/>
+          <w:i w:val="0"/>
           <w:color w:val="64748B"/>
           <w:sz w:val="20"/>
         </w:rPr>
@@ -1377,14 +1596,18 @@
       </w:pPr>
       <w:r>
         <w:rPr>
-          <w:rFonts w:ascii="Times New Roman" w:hAnsi="Times New Roman"/>
+          <w:rFonts w:ascii="Times New Roman" w:hAnsi="Times New Roman" w:cs="Times New Roman" w:eastAsia="Times New Roman"/>
+          <w:b w:val="0"/>
+          <w:i w:val="0"/>
           <w:sz w:val="21"/>
         </w:rPr>
         <w:t xml:space="preserve">  Phụ lục A: Bảng lệnh Docker Compose vận hành dự án</w:t>
       </w:r>
       <w:r>
         <w:rPr>
-          <w:rFonts w:ascii="Times New Roman" w:hAnsi="Times New Roman"/>
+          <w:rFonts w:ascii="Times New Roman" w:hAnsi="Times New Roman" w:cs="Times New Roman" w:eastAsia="Times New Roman"/>
+          <w:b w:val="0"/>
+          <w:i w:val="0"/>
           <w:color w:val="64748B"/>
           <w:sz w:val="20"/>
         </w:rPr>
@@ -1397,14 +1620,18 @@
       </w:pPr>
       <w:r>
         <w:rPr>
-          <w:rFonts w:ascii="Times New Roman" w:hAnsi="Times New Roman"/>
+          <w:rFonts w:ascii="Times New Roman" w:hAnsi="Times New Roman" w:cs="Times New Roman" w:eastAsia="Times New Roman"/>
+          <w:b w:val="0"/>
+          <w:i w:val="0"/>
           <w:sz w:val="21"/>
         </w:rPr>
         <w:t xml:space="preserve">  Phụ lục B: Cây thư mục mã nguồn toàn bộ hệ thống</w:t>
       </w:r>
       <w:r>
         <w:rPr>
-          <w:rFonts w:ascii="Times New Roman" w:hAnsi="Times New Roman"/>
+          <w:rFonts w:ascii="Times New Roman" w:hAnsi="Times New Roman" w:cs="Times New Roman" w:eastAsia="Times New Roman"/>
+          <w:b w:val="0"/>
+          <w:i w:val="0"/>
           <w:color w:val="64748B"/>
           <w:sz w:val="20"/>
         </w:rPr>
@@ -1417,14 +1644,18 @@
       </w:pPr>
       <w:r>
         <w:rPr>
-          <w:rFonts w:ascii="Times New Roman" w:hAnsi="Times New Roman"/>
+          <w:rFonts w:ascii="Times New Roman" w:hAnsi="Times New Roman" w:cs="Times New Roman" w:eastAsia="Times New Roman"/>
+          <w:b w:val="0"/>
+          <w:i w:val="0"/>
           <w:sz w:val="21"/>
         </w:rPr>
         <w:t xml:space="preserve">  Phụ lục C: Bảng tra cứu các truy vấn LogQL và PromQL tiêu biểu</w:t>
       </w:r>
       <w:r>
         <w:rPr>
-          <w:rFonts w:ascii="Times New Roman" w:hAnsi="Times New Roman"/>
+          <w:rFonts w:ascii="Times New Roman" w:hAnsi="Times New Roman" w:cs="Times New Roman" w:eastAsia="Times New Roman"/>
+          <w:b w:val="0"/>
+          <w:i w:val="0"/>
           <w:color w:val="64748B"/>
           <w:sz w:val="20"/>
         </w:rPr>
@@ -1437,14 +1668,18 @@
       </w:pPr>
       <w:r>
         <w:rPr>
-          <w:rFonts w:ascii="Times New Roman" w:hAnsi="Times New Roman"/>
+          <w:rFonts w:ascii="Times New Roman" w:hAnsi="Times New Roman" w:cs="Times New Roman" w:eastAsia="Times New Roman"/>
+          <w:b w:val="0"/>
+          <w:i w:val="0"/>
           <w:sz w:val="21"/>
         </w:rPr>
         <w:t xml:space="preserve">  Phụ lục D: Kịch bản trình diễn (Demo Checklist) 11 bước</w:t>
       </w:r>
       <w:r>
         <w:rPr>
-          <w:rFonts w:ascii="Times New Roman" w:hAnsi="Times New Roman"/>
+          <w:rFonts w:ascii="Times New Roman" w:hAnsi="Times New Roman" w:cs="Times New Roman" w:eastAsia="Times New Roman"/>
+          <w:b w:val="0"/>
+          <w:i w:val="0"/>
           <w:color w:val="64748B"/>
           <w:sz w:val="20"/>
         </w:rPr>
@@ -1464,8 +1699,9 @@
       </w:pPr>
       <w:r>
         <w:rPr>
-          <w:rFonts w:ascii="Arial" w:hAnsi="Arial"/>
+          <w:rFonts w:ascii="Times New Roman" w:hAnsi="Times New Roman" w:cs="Times New Roman" w:eastAsia="Times New Roman"/>
           <w:b/>
+          <w:i w:val="0"/>
           <w:color w:val="0F172A"/>
           <w:sz w:val="30"/>
         </w:rPr>
@@ -1478,15 +1714,18 @@
       </w:pPr>
       <w:r>
         <w:rPr>
-          <w:rFonts w:ascii="Arial" w:hAnsi="Arial"/>
+          <w:rFonts w:ascii="Times New Roman" w:hAnsi="Times New Roman" w:cs="Times New Roman" w:eastAsia="Times New Roman"/>
           <w:b/>
+          <w:i w:val="0"/>
           <w:sz w:val="20"/>
         </w:rPr>
         <w:t xml:space="preserve">Hình 3.1: </w:t>
       </w:r>
       <w:r>
         <w:rPr>
-          <w:rFonts w:ascii="Times New Roman" w:hAnsi="Times New Roman"/>
+          <w:rFonts w:ascii="Times New Roman" w:hAnsi="Times New Roman" w:cs="Times New Roman" w:eastAsia="Times New Roman"/>
+          <w:b w:val="0"/>
+          <w:i w:val="0"/>
           <w:sz w:val="21"/>
         </w:rPr>
         <w:t>Giao diện Trang chủ CineEvent hiển thị danh sách phim và sự kiện (01_trang_chu_website.png)</w:t>
@@ -1498,15 +1737,18 @@
       </w:pPr>
       <w:r>
         <w:rPr>
-          <w:rFonts w:ascii="Arial" w:hAnsi="Arial"/>
+          <w:rFonts w:ascii="Times New Roman" w:hAnsi="Times New Roman" w:cs="Times New Roman" w:eastAsia="Times New Roman"/>
           <w:b/>
+          <w:i w:val="0"/>
           <w:sz w:val="20"/>
         </w:rPr>
         <w:t xml:space="preserve">Hình 3.2: </w:t>
       </w:r>
       <w:r>
         <w:rPr>
-          <w:rFonts w:ascii="Times New Roman" w:hAnsi="Times New Roman"/>
+          <w:rFonts w:ascii="Times New Roman" w:hAnsi="Times New Roman" w:cs="Times New Roman" w:eastAsia="Times New Roman"/>
+          <w:b w:val="0"/>
+          <w:i w:val="0"/>
           <w:sz w:val="21"/>
         </w:rPr>
         <w:t>Trang chi tiết phim, thông tin suất chiếu, rạp và phòng chiếu (02_danh_sach_phim_suat_chieu.png)</w:t>
@@ -1518,15 +1760,18 @@
       </w:pPr>
       <w:r>
         <w:rPr>
-          <w:rFonts w:ascii="Arial" w:hAnsi="Arial"/>
+          <w:rFonts w:ascii="Times New Roman" w:hAnsi="Times New Roman" w:cs="Times New Roman" w:eastAsia="Times New Roman"/>
           <w:b/>
+          <w:i w:val="0"/>
           <w:sz w:val="20"/>
         </w:rPr>
         <w:t xml:space="preserve">Hình 3.3: </w:t>
       </w:r>
       <w:r>
         <w:rPr>
-          <w:rFonts w:ascii="Times New Roman" w:hAnsi="Times New Roman"/>
+          <w:rFonts w:ascii="Times New Roman" w:hAnsi="Times New Roman" w:cs="Times New Roman" w:eastAsia="Times New Roman"/>
+          <w:b w:val="0"/>
+          <w:i w:val="0"/>
           <w:sz w:val="21"/>
         </w:rPr>
         <w:t>Sơ đồ chọn ghế trực quan rạp chiếu với các trạng thái ghế (03_so_do_chon_ghe.png)</w:t>
@@ -1538,15 +1783,18 @@
       </w:pPr>
       <w:r>
         <w:rPr>
-          <w:rFonts w:ascii="Arial" w:hAnsi="Arial"/>
+          <w:rFonts w:ascii="Times New Roman" w:hAnsi="Times New Roman" w:cs="Times New Roman" w:eastAsia="Times New Roman"/>
           <w:b/>
+          <w:i w:val="0"/>
           <w:sz w:val="20"/>
         </w:rPr>
         <w:t xml:space="preserve">Hình 3.4: </w:t>
       </w:r>
       <w:r>
         <w:rPr>
-          <w:rFonts w:ascii="Times New Roman" w:hAnsi="Times New Roman"/>
+          <w:rFonts w:ascii="Times New Roman" w:hAnsi="Times New Roman" w:cs="Times New Roman" w:eastAsia="Times New Roman"/>
+          <w:b w:val="0"/>
+          <w:i w:val="0"/>
           <w:sz w:val="21"/>
         </w:rPr>
         <w:t>Trang thanh toán giả lập với các kịch bản thành công/thất bại/hủy (04_thanh_toan_gia_lap.png)</w:t>
@@ -1558,15 +1806,18 @@
       </w:pPr>
       <w:r>
         <w:rPr>
-          <w:rFonts w:ascii="Arial" w:hAnsi="Arial"/>
+          <w:rFonts w:ascii="Times New Roman" w:hAnsi="Times New Roman" w:cs="Times New Roman" w:eastAsia="Times New Roman"/>
           <w:b/>
+          <w:i w:val="0"/>
           <w:sz w:val="20"/>
         </w:rPr>
         <w:t xml:space="preserve">Hình 3.5: </w:t>
       </w:r>
       <w:r>
         <w:rPr>
-          <w:rFonts w:ascii="Times New Roman" w:hAnsi="Times New Roman"/>
+          <w:rFonts w:ascii="Times New Roman" w:hAnsi="Times New Roman" w:cs="Times New Roman" w:eastAsia="Times New Roman"/>
+          <w:b w:val="0"/>
+          <w:i w:val="0"/>
           <w:sz w:val="21"/>
         </w:rPr>
         <w:t>Vé điện tử hoàn tất kèm thông tin ghế và mã QR Check-in (05_ve_dien_tu_qr.png)</w:t>
@@ -1578,15 +1829,18 @@
       </w:pPr>
       <w:r>
         <w:rPr>
-          <w:rFonts w:ascii="Arial" w:hAnsi="Arial"/>
+          <w:rFonts w:ascii="Times New Roman" w:hAnsi="Times New Roman" w:cs="Times New Roman" w:eastAsia="Times New Roman"/>
           <w:b/>
+          <w:i w:val="0"/>
           <w:sz w:val="20"/>
         </w:rPr>
         <w:t xml:space="preserve">Hình 3.6: </w:t>
       </w:r>
       <w:r>
         <w:rPr>
-          <w:rFonts w:ascii="Times New Roman" w:hAnsi="Times New Roman"/>
+          <w:rFonts w:ascii="Times New Roman" w:hAnsi="Times New Roman" w:cs="Times New Roman" w:eastAsia="Times New Roman"/>
+          <w:b w:val="0"/>
+          <w:i w:val="0"/>
           <w:sz w:val="21"/>
         </w:rPr>
         <w:t>Cổng soát vé nhân viên quầy (Staff Check-in) kiểm tra tính hợp lệ (06_soat_ve_staff.png)</w:t>
@@ -1598,15 +1852,18 @@
       </w:pPr>
       <w:r>
         <w:rPr>
-          <w:rFonts w:ascii="Arial" w:hAnsi="Arial"/>
+          <w:rFonts w:ascii="Times New Roman" w:hAnsi="Times New Roman" w:cs="Times New Roman" w:eastAsia="Times New Roman"/>
           <w:b/>
+          <w:i w:val="0"/>
           <w:sz w:val="20"/>
         </w:rPr>
         <w:t xml:space="preserve">Hình 3.7: </w:t>
       </w:r>
       <w:r>
         <w:rPr>
-          <w:rFonts w:ascii="Times New Roman" w:hAnsi="Times New Roman"/>
+          <w:rFonts w:ascii="Times New Roman" w:hAnsi="Times New Roman" w:cs="Times New Roman" w:eastAsia="Times New Roman"/>
+          <w:b w:val="0"/>
+          <w:i w:val="0"/>
           <w:sz w:val="21"/>
         </w:rPr>
         <w:t>Bảng điều khiển quản trị viên CineEvent Admin Portal (17_admin_management_portal.png)</w:t>
@@ -1618,15 +1875,18 @@
       </w:pPr>
       <w:r>
         <w:rPr>
-          <w:rFonts w:ascii="Arial" w:hAnsi="Arial"/>
+          <w:rFonts w:ascii="Times New Roman" w:hAnsi="Times New Roman" w:cs="Times New Roman" w:eastAsia="Times New Roman"/>
           <w:b/>
+          <w:i w:val="0"/>
           <w:sz w:val="20"/>
         </w:rPr>
         <w:t xml:space="preserve">Hình 3.8: </w:t>
       </w:r>
       <w:r>
         <w:rPr>
-          <w:rFonts w:ascii="Times New Roman" w:hAnsi="Times New Roman"/>
+          <w:rFonts w:ascii="Times New Roman" w:hAnsi="Times New Roman" w:cs="Times New Roman" w:eastAsia="Times New Roman"/>
+          <w:b w:val="0"/>
+          <w:i w:val="0"/>
           <w:sz w:val="21"/>
         </w:rPr>
         <w:t>Giao diện phpMyAdmin hiển thị cấu trúc cơ sở dữ liệu và bảng dữ liệu (07_phpmyadmin_database.png)</w:t>
@@ -1638,15 +1898,18 @@
       </w:pPr>
       <w:r>
         <w:rPr>
-          <w:rFonts w:ascii="Arial" w:hAnsi="Arial"/>
+          <w:rFonts w:ascii="Times New Roman" w:hAnsi="Times New Roman" w:cs="Times New Roman" w:eastAsia="Times New Roman"/>
           <w:b/>
+          <w:i w:val="0"/>
           <w:sz w:val="20"/>
         </w:rPr>
         <w:t xml:space="preserve">Hình 4.1: </w:t>
       </w:r>
       <w:r>
         <w:rPr>
-          <w:rFonts w:ascii="Times New Roman" w:hAnsi="Times New Roman"/>
+          <w:rFonts w:ascii="Times New Roman" w:hAnsi="Times New Roman" w:cs="Times New Roman" w:eastAsia="Times New Roman"/>
+          <w:b w:val="0"/>
+          <w:i w:val="0"/>
           <w:sz w:val="21"/>
         </w:rPr>
         <w:t>Cấu trúc thư mục mã nguồn dự án trên kho chứa GitHub (15_repository_structure.png)</w:t>
@@ -1658,15 +1921,18 @@
       </w:pPr>
       <w:r>
         <w:rPr>
-          <w:rFonts w:ascii="Arial" w:hAnsi="Arial"/>
+          <w:rFonts w:ascii="Times New Roman" w:hAnsi="Times New Roman" w:cs="Times New Roman" w:eastAsia="Times New Roman"/>
           <w:b/>
+          <w:i w:val="0"/>
           <w:sz w:val="20"/>
         </w:rPr>
         <w:t xml:space="preserve">Hình 4.2: </w:t>
       </w:r>
       <w:r>
         <w:rPr>
-          <w:rFonts w:ascii="Times New Roman" w:hAnsi="Times New Roman"/>
+          <w:rFonts w:ascii="Times New Roman" w:hAnsi="Times New Roman" w:cs="Times New Roman" w:eastAsia="Times New Roman"/>
+          <w:b w:val="0"/>
+          <w:i w:val="0"/>
           <w:sz w:val="21"/>
         </w:rPr>
         <w:t>Lịch sử 3 Commit Git bắt buộc hoàn chỉnh theo tiến độ triển khai (16_git_three_commits.png)</w:t>
@@ -1678,15 +1944,18 @@
       </w:pPr>
       <w:r>
         <w:rPr>
-          <w:rFonts w:ascii="Arial" w:hAnsi="Arial"/>
+          <w:rFonts w:ascii="Times New Roman" w:hAnsi="Times New Roman" w:cs="Times New Roman" w:eastAsia="Times New Roman"/>
           <w:b/>
+          <w:i w:val="0"/>
           <w:sz w:val="20"/>
         </w:rPr>
         <w:t xml:space="preserve">Hình 4.3: </w:t>
       </w:r>
       <w:r>
         <w:rPr>
-          <w:rFonts w:ascii="Times New Roman" w:hAnsi="Times New Roman"/>
+          <w:rFonts w:ascii="Times New Roman" w:hAnsi="Times New Roman" w:cs="Times New Roman" w:eastAsia="Times New Roman"/>
+          <w:b w:val="0"/>
+          <w:i w:val="0"/>
           <w:sz w:val="21"/>
         </w:rPr>
         <w:t>Trạng thái vận hành và tình trạng sức khỏe 11 dịch vụ Docker Compose (08_docker_compose_ps.png)</w:t>
@@ -1698,15 +1967,18 @@
       </w:pPr>
       <w:r>
         <w:rPr>
-          <w:rFonts w:ascii="Arial" w:hAnsi="Arial"/>
+          <w:rFonts w:ascii="Times New Roman" w:hAnsi="Times New Roman" w:cs="Times New Roman" w:eastAsia="Times New Roman"/>
           <w:b/>
+          <w:i w:val="0"/>
           <w:sz w:val="20"/>
         </w:rPr>
         <w:t xml:space="preserve">Hình 4.4: </w:t>
       </w:r>
       <w:r>
         <w:rPr>
-          <w:rFonts w:ascii="Times New Roman" w:hAnsi="Times New Roman"/>
+          <w:rFonts w:ascii="Times New Roman" w:hAnsi="Times New Roman" w:cs="Times New Roman" w:eastAsia="Times New Roman"/>
+          <w:b w:val="0"/>
+          <w:i w:val="0"/>
           <w:sz w:val="21"/>
         </w:rPr>
         <w:t>Phản hồi thực tế từ Nginx Reverse Proxy và kiểm tra bộ Security Headers (09_nginx_security_headers.png)</w:t>
@@ -1718,15 +1990,18 @@
       </w:pPr>
       <w:r>
         <w:rPr>
-          <w:rFonts w:ascii="Arial" w:hAnsi="Arial"/>
+          <w:rFonts w:ascii="Times New Roman" w:hAnsi="Times New Roman" w:cs="Times New Roman" w:eastAsia="Times New Roman"/>
           <w:b/>
+          <w:i w:val="0"/>
           <w:sz w:val="20"/>
         </w:rPr>
         <w:t xml:space="preserve">Hình 5.1: </w:t>
       </w:r>
       <w:r>
         <w:rPr>
-          <w:rFonts w:ascii="Times New Roman" w:hAnsi="Times New Roman"/>
+          <w:rFonts w:ascii="Times New Roman" w:hAnsi="Times New Roman" w:cs="Times New Roman" w:eastAsia="Times New Roman"/>
+          <w:b w:val="0"/>
+          <w:i w:val="0"/>
           <w:sz w:val="21"/>
         </w:rPr>
         <w:t>Giao diện Prometheus Targets xác nhận 4 mục tiêu giám sát đạt trạng thái UP (10_prometheus_targets_up.png)</w:t>
@@ -1738,15 +2013,18 @@
       </w:pPr>
       <w:r>
         <w:rPr>
-          <w:rFonts w:ascii="Arial" w:hAnsi="Arial"/>
+          <w:rFonts w:ascii="Times New Roman" w:hAnsi="Times New Roman" w:cs="Times New Roman" w:eastAsia="Times New Roman"/>
           <w:b/>
+          <w:i w:val="0"/>
           <w:sz w:val="20"/>
         </w:rPr>
         <w:t xml:space="preserve">Hình 5.2: </w:t>
       </w:r>
       <w:r>
         <w:rPr>
-          <w:rFonts w:ascii="Times New Roman" w:hAnsi="Times New Roman"/>
+          <w:rFonts w:ascii="Times New Roman" w:hAnsi="Times New Roman" w:cs="Times New Roman" w:eastAsia="Times New Roman"/>
+          <w:b w:val="0"/>
+          <w:i w:val="0"/>
           <w:sz w:val="21"/>
         </w:rPr>
         <w:t>Dashboard Grafana tổng hợp giám sát đa tầng (Container, Web, MySQL, App) (11_grafana_dashboard.png)</w:t>
@@ -1758,15 +2036,18 @@
       </w:pPr>
       <w:r>
         <w:rPr>
-          <w:rFonts w:ascii="Arial" w:hAnsi="Arial"/>
+          <w:rFonts w:ascii="Times New Roman" w:hAnsi="Times New Roman" w:cs="Times New Roman" w:eastAsia="Times New Roman"/>
           <w:b/>
+          <w:i w:val="0"/>
           <w:sz w:val="20"/>
         </w:rPr>
         <w:t xml:space="preserve">Hình 5.3: </w:t>
       </w:r>
       <w:r>
         <w:rPr>
-          <w:rFonts w:ascii="Times New Roman" w:hAnsi="Times New Roman"/>
+          <w:rFonts w:ascii="Times New Roman" w:hAnsi="Times New Roman" w:cs="Times New Roman" w:eastAsia="Times New Roman"/>
+          <w:b w:val="0"/>
+          <w:i w:val="0"/>
           <w:sz w:val="21"/>
         </w:rPr>
         <w:t>Dữ liệu chỉ số thời gian thực được thu thập tại endpoint /metrics (12_metrics_prometheus.png)</w:t>
@@ -1778,15 +2059,18 @@
       </w:pPr>
       <w:r>
         <w:rPr>
-          <w:rFonts w:ascii="Arial" w:hAnsi="Arial"/>
+          <w:rFonts w:ascii="Times New Roman" w:hAnsi="Times New Roman" w:cs="Times New Roman" w:eastAsia="Times New Roman"/>
           <w:b/>
+          <w:i w:val="0"/>
           <w:sz w:val="20"/>
         </w:rPr>
         <w:t xml:space="preserve">Hình 6.1: </w:t>
       </w:r>
       <w:r>
         <w:rPr>
-          <w:rFonts w:ascii="Times New Roman" w:hAnsi="Times New Roman"/>
+          <w:rFonts w:ascii="Times New Roman" w:hAnsi="Times New Roman" w:cs="Times New Roman" w:eastAsia="Times New Roman"/>
+          <w:b w:val="0"/>
+          <w:i w:val="0"/>
           <w:sz w:val="21"/>
         </w:rPr>
         <w:t>Giao diện Grafana Explore truy vấn dòng nhật ký tập trung qua Loki (13_grafana_explore_loki.png)</w:t>
@@ -1798,15 +2082,18 @@
       </w:pPr>
       <w:r>
         <w:rPr>
-          <w:rFonts w:ascii="Arial" w:hAnsi="Arial"/>
+          <w:rFonts w:ascii="Times New Roman" w:hAnsi="Times New Roman" w:cs="Times New Roman" w:eastAsia="Times New Roman"/>
           <w:b/>
+          <w:i w:val="0"/>
           <w:sz w:val="20"/>
         </w:rPr>
         <w:t xml:space="preserve">Hình 6.2: </w:t>
       </w:r>
       <w:r>
         <w:rPr>
-          <w:rFonts w:ascii="Times New Roman" w:hAnsi="Times New Roman"/>
+          <w:rFonts w:ascii="Times New Roman" w:hAnsi="Times New Roman" w:cs="Times New Roman" w:eastAsia="Times New Roman"/>
+          <w:b w:val="0"/>
+          <w:i w:val="0"/>
           <w:sz w:val="21"/>
         </w:rPr>
         <w:t>Kết quả thực thi 3 truy vấn LogQL trên các luồng log thực tế (14_logql_query_results.png)</w:t>
@@ -1818,15 +2105,18 @@
       </w:pPr>
       <w:r>
         <w:rPr>
-          <w:rFonts w:ascii="Arial" w:hAnsi="Arial"/>
+          <w:rFonts w:ascii="Times New Roman" w:hAnsi="Times New Roman" w:cs="Times New Roman" w:eastAsia="Times New Roman"/>
           <w:b/>
+          <w:i w:val="0"/>
           <w:sz w:val="20"/>
         </w:rPr>
         <w:t xml:space="preserve">Hình 7.1: </w:t>
       </w:r>
       <w:r>
         <w:rPr>
-          <w:rFonts w:ascii="Times New Roman" w:hAnsi="Times New Roman"/>
+          <w:rFonts w:ascii="Times New Roman" w:hAnsi="Times New Roman" w:cs="Times New Roman" w:eastAsia="Times New Roman"/>
+          <w:b w:val="0"/>
+          <w:i w:val="0"/>
           <w:sz w:val="21"/>
         </w:rPr>
         <w:t>Ma trận tổng hợp các biện pháp tăng cường bảo mật (Hardening Matrix) (18_hardening_matrix.png)</w:t>
@@ -1845,8 +2135,9 @@
       </w:pPr>
       <w:r>
         <w:rPr>
-          <w:rFonts w:ascii="Arial" w:hAnsi="Arial"/>
+          <w:rFonts w:ascii="Times New Roman" w:hAnsi="Times New Roman" w:cs="Times New Roman" w:eastAsia="Times New Roman"/>
           <w:b/>
+          <w:i w:val="0"/>
           <w:color w:val="0F172A"/>
           <w:sz w:val="30"/>
         </w:rPr>
@@ -1861,8 +2152,9 @@
       </w:pPr>
       <w:r>
         <w:rPr>
-          <w:rFonts w:ascii="Arial" w:hAnsi="Arial"/>
+          <w:rFonts w:ascii="Times New Roman" w:hAnsi="Times New Roman" w:cs="Times New Roman" w:eastAsia="Times New Roman"/>
           <w:b/>
+          <w:i w:val="0"/>
           <w:color w:val="1E293B"/>
           <w:sz w:val="25"/>
         </w:rPr>
@@ -1875,7 +2167,9 @@
       </w:pPr>
       <w:r>
         <w:rPr>
-          <w:rFonts w:ascii="Times New Roman" w:hAnsi="Times New Roman"/>
+          <w:rFonts w:ascii="Times New Roman" w:hAnsi="Times New Roman" w:cs="Times New Roman" w:eastAsia="Times New Roman"/>
+          <w:b w:val="0"/>
+          <w:i w:val="0"/>
           <w:color w:val="0F172A"/>
           <w:sz w:val="22"/>
         </w:rPr>
@@ -1888,8 +2182,9 @@
       </w:pPr>
       <w:r>
         <w:rPr>
-          <w:rFonts w:ascii="Times New Roman" w:hAnsi="Times New Roman"/>
+          <w:rFonts w:ascii="Times New Roman" w:hAnsi="Times New Roman" w:cs="Times New Roman" w:eastAsia="Times New Roman"/>
           <w:b/>
+          <w:i w:val="0"/>
           <w:color w:val="1E293B"/>
           <w:sz w:val="22"/>
         </w:rPr>
@@ -1897,7 +2192,9 @@
       </w:r>
       <w:r>
         <w:rPr>
-          <w:rFonts w:ascii="Times New Roman" w:hAnsi="Times New Roman"/>
+          <w:rFonts w:ascii="Times New Roman" w:hAnsi="Times New Roman" w:cs="Times New Roman" w:eastAsia="Times New Roman"/>
+          <w:b w:val="0"/>
+          <w:i w:val="0"/>
           <w:color w:val="0F172A"/>
           <w:sz w:val="22"/>
         </w:rPr>
@@ -1910,8 +2207,9 @@
       </w:pPr>
       <w:r>
         <w:rPr>
-          <w:rFonts w:ascii="Times New Roman" w:hAnsi="Times New Roman"/>
+          <w:rFonts w:ascii="Times New Roman" w:hAnsi="Times New Roman" w:cs="Times New Roman" w:eastAsia="Times New Roman"/>
           <w:b/>
+          <w:i w:val="0"/>
           <w:color w:val="1E293B"/>
           <w:sz w:val="22"/>
         </w:rPr>
@@ -1919,7 +2217,9 @@
       </w:r>
       <w:r>
         <w:rPr>
-          <w:rFonts w:ascii="Times New Roman" w:hAnsi="Times New Roman"/>
+          <w:rFonts w:ascii="Times New Roman" w:hAnsi="Times New Roman" w:cs="Times New Roman" w:eastAsia="Times New Roman"/>
+          <w:b w:val="0"/>
+          <w:i w:val="0"/>
           <w:color w:val="0F172A"/>
           <w:sz w:val="22"/>
         </w:rPr>
@@ -1932,8 +2232,9 @@
       </w:pPr>
       <w:r>
         <w:rPr>
-          <w:rFonts w:ascii="Times New Roman" w:hAnsi="Times New Roman"/>
+          <w:rFonts w:ascii="Times New Roman" w:hAnsi="Times New Roman" w:cs="Times New Roman" w:eastAsia="Times New Roman"/>
           <w:b/>
+          <w:i w:val="0"/>
           <w:color w:val="1E293B"/>
           <w:sz w:val="22"/>
         </w:rPr>
@@ -1941,7 +2242,9 @@
       </w:r>
       <w:r>
         <w:rPr>
-          <w:rFonts w:ascii="Times New Roman" w:hAnsi="Times New Roman"/>
+          <w:rFonts w:ascii="Times New Roman" w:hAnsi="Times New Roman" w:cs="Times New Roman" w:eastAsia="Times New Roman"/>
+          <w:b w:val="0"/>
+          <w:i w:val="0"/>
           <w:color w:val="0F172A"/>
           <w:sz w:val="22"/>
         </w:rPr>
@@ -1954,8 +2257,9 @@
       </w:pPr>
       <w:r>
         <w:rPr>
-          <w:rFonts w:ascii="Times New Roman" w:hAnsi="Times New Roman"/>
+          <w:rFonts w:ascii="Times New Roman" w:hAnsi="Times New Roman" w:cs="Times New Roman" w:eastAsia="Times New Roman"/>
           <w:b/>
+          <w:i w:val="0"/>
           <w:color w:val="1E293B"/>
           <w:sz w:val="22"/>
         </w:rPr>
@@ -1963,7 +2267,9 @@
       </w:r>
       <w:r>
         <w:rPr>
-          <w:rFonts w:ascii="Times New Roman" w:hAnsi="Times New Roman"/>
+          <w:rFonts w:ascii="Times New Roman" w:hAnsi="Times New Roman" w:cs="Times New Roman" w:eastAsia="Times New Roman"/>
+          <w:b w:val="0"/>
+          <w:i w:val="0"/>
           <w:color w:val="0F172A"/>
           <w:sz w:val="22"/>
         </w:rPr>
@@ -1976,8 +2282,9 @@
       </w:pPr>
       <w:r>
         <w:rPr>
-          <w:rFonts w:ascii="Times New Roman" w:hAnsi="Times New Roman"/>
+          <w:rFonts w:ascii="Times New Roman" w:hAnsi="Times New Roman" w:cs="Times New Roman" w:eastAsia="Times New Roman"/>
           <w:b/>
+          <w:i w:val="0"/>
           <w:color w:val="1E293B"/>
           <w:sz w:val="22"/>
         </w:rPr>
@@ -1985,7 +2292,9 @@
       </w:r>
       <w:r>
         <w:rPr>
-          <w:rFonts w:ascii="Times New Roman" w:hAnsi="Times New Roman"/>
+          <w:rFonts w:ascii="Times New Roman" w:hAnsi="Times New Roman" w:cs="Times New Roman" w:eastAsia="Times New Roman"/>
+          <w:b w:val="0"/>
+          <w:i w:val="0"/>
           <w:color w:val="0F172A"/>
           <w:sz w:val="22"/>
         </w:rPr>
@@ -2000,8 +2309,9 @@
       </w:pPr>
       <w:r>
         <w:rPr>
-          <w:rFonts w:ascii="Arial" w:hAnsi="Arial"/>
+          <w:rFonts w:ascii="Times New Roman" w:hAnsi="Times New Roman" w:cs="Times New Roman" w:eastAsia="Times New Roman"/>
           <w:b/>
+          <w:i w:val="0"/>
           <w:color w:val="1E293B"/>
           <w:sz w:val="25"/>
         </w:rPr>
@@ -2014,7 +2324,9 @@
       </w:pPr>
       <w:r>
         <w:rPr>
-          <w:rFonts w:ascii="Times New Roman" w:hAnsi="Times New Roman"/>
+          <w:rFonts w:ascii="Times New Roman" w:hAnsi="Times New Roman" w:cs="Times New Roman" w:eastAsia="Times New Roman"/>
+          <w:b w:val="0"/>
+          <w:i w:val="0"/>
           <w:color w:val="0F172A"/>
           <w:sz w:val="22"/>
         </w:rPr>
@@ -2027,7 +2339,9 @@
       </w:pPr>
       <w:r>
         <w:rPr>
-          <w:rFonts w:ascii="Times New Roman" w:hAnsi="Times New Roman"/>
+          <w:rFonts w:ascii="Times New Roman" w:hAnsi="Times New Roman" w:cs="Times New Roman" w:eastAsia="Times New Roman"/>
+          <w:b w:val="0"/>
+          <w:i w:val="0"/>
           <w:color w:val="0F172A"/>
           <w:sz w:val="22"/>
         </w:rPr>
@@ -2040,7 +2354,9 @@
       </w:pPr>
       <w:r>
         <w:rPr>
-          <w:rFonts w:ascii="Times New Roman" w:hAnsi="Times New Roman"/>
+          <w:rFonts w:ascii="Times New Roman" w:hAnsi="Times New Roman" w:cs="Times New Roman" w:eastAsia="Times New Roman"/>
+          <w:b w:val="0"/>
+          <w:i w:val="0"/>
           <w:color w:val="0F172A"/>
           <w:sz w:val="22"/>
         </w:rPr>
@@ -2053,7 +2369,9 @@
       </w:pPr>
       <w:r>
         <w:rPr>
-          <w:rFonts w:ascii="Times New Roman" w:hAnsi="Times New Roman"/>
+          <w:rFonts w:ascii="Times New Roman" w:hAnsi="Times New Roman" w:cs="Times New Roman" w:eastAsia="Times New Roman"/>
+          <w:b w:val="0"/>
+          <w:i w:val="0"/>
           <w:color w:val="0F172A"/>
           <w:sz w:val="22"/>
         </w:rPr>
@@ -2066,7 +2384,9 @@
       </w:pPr>
       <w:r>
         <w:rPr>
-          <w:rFonts w:ascii="Times New Roman" w:hAnsi="Times New Roman"/>
+          <w:rFonts w:ascii="Times New Roman" w:hAnsi="Times New Roman" w:cs="Times New Roman" w:eastAsia="Times New Roman"/>
+          <w:b w:val="0"/>
+          <w:i w:val="0"/>
           <w:color w:val="0F172A"/>
           <w:sz w:val="22"/>
         </w:rPr>
@@ -2079,7 +2399,9 @@
       </w:pPr>
       <w:r>
         <w:rPr>
-          <w:rFonts w:ascii="Times New Roman" w:hAnsi="Times New Roman"/>
+          <w:rFonts w:ascii="Times New Roman" w:hAnsi="Times New Roman" w:cs="Times New Roman" w:eastAsia="Times New Roman"/>
+          <w:b w:val="0"/>
+          <w:i w:val="0"/>
           <w:color w:val="0F172A"/>
           <w:sz w:val="22"/>
         </w:rPr>
@@ -2092,7 +2414,9 @@
       </w:pPr>
       <w:r>
         <w:rPr>
-          <w:rFonts w:ascii="Times New Roman" w:hAnsi="Times New Roman"/>
+          <w:rFonts w:ascii="Times New Roman" w:hAnsi="Times New Roman" w:cs="Times New Roman" w:eastAsia="Times New Roman"/>
+          <w:b w:val="0"/>
+          <w:i w:val="0"/>
           <w:color w:val="0F172A"/>
           <w:sz w:val="22"/>
         </w:rPr>
@@ -2105,7 +2429,9 @@
       </w:pPr>
       <w:r>
         <w:rPr>
-          <w:rFonts w:ascii="Times New Roman" w:hAnsi="Times New Roman"/>
+          <w:rFonts w:ascii="Times New Roman" w:hAnsi="Times New Roman" w:cs="Times New Roman" w:eastAsia="Times New Roman"/>
+          <w:b w:val="0"/>
+          <w:i w:val="0"/>
           <w:color w:val="0F172A"/>
           <w:sz w:val="22"/>
         </w:rPr>
@@ -2118,7 +2444,9 @@
       </w:pPr>
       <w:r>
         <w:rPr>
-          <w:rFonts w:ascii="Times New Roman" w:hAnsi="Times New Roman"/>
+          <w:rFonts w:ascii="Times New Roman" w:hAnsi="Times New Roman" w:cs="Times New Roman" w:eastAsia="Times New Roman"/>
+          <w:b w:val="0"/>
+          <w:i w:val="0"/>
           <w:color w:val="0F172A"/>
           <w:sz w:val="22"/>
         </w:rPr>
@@ -2133,8 +2461,9 @@
       </w:pPr>
       <w:r>
         <w:rPr>
-          <w:rFonts w:ascii="Arial" w:hAnsi="Arial"/>
+          <w:rFonts w:ascii="Times New Roman" w:hAnsi="Times New Roman" w:cs="Times New Roman" w:eastAsia="Times New Roman"/>
           <w:b/>
+          <w:i w:val="0"/>
           <w:color w:val="1E293B"/>
           <w:sz w:val="25"/>
         </w:rPr>
@@ -2147,7 +2476,9 @@
       </w:pPr>
       <w:r>
         <w:rPr>
-          <w:rFonts w:ascii="Times New Roman" w:hAnsi="Times New Roman"/>
+          <w:rFonts w:ascii="Times New Roman" w:hAnsi="Times New Roman" w:cs="Times New Roman" w:eastAsia="Times New Roman"/>
+          <w:b w:val="0"/>
+          <w:i w:val="0"/>
           <w:color w:val="0F172A"/>
           <w:sz w:val="22"/>
         </w:rPr>
@@ -2162,8 +2493,9 @@
       </w:pPr>
       <w:r>
         <w:rPr>
-          <w:rFonts w:ascii="Arial" w:hAnsi="Arial"/>
+          <w:rFonts w:ascii="Times New Roman" w:hAnsi="Times New Roman" w:cs="Times New Roman" w:eastAsia="Times New Roman"/>
           <w:b/>
+          <w:i w:val="0"/>
           <w:color w:val="1E293B"/>
           <w:sz w:val="25"/>
         </w:rPr>
@@ -2176,7 +2508,9 @@
       </w:pPr>
       <w:r>
         <w:rPr>
-          <w:rFonts w:ascii="Times New Roman" w:hAnsi="Times New Roman"/>
+          <w:rFonts w:ascii="Times New Roman" w:hAnsi="Times New Roman" w:cs="Times New Roman" w:eastAsia="Times New Roman"/>
+          <w:b w:val="0"/>
+          <w:i w:val="0"/>
           <w:color w:val="0F172A"/>
           <w:sz w:val="22"/>
         </w:rPr>
@@ -2189,8 +2523,9 @@
       </w:pPr>
       <w:r>
         <w:rPr>
-          <w:rFonts w:ascii="Times New Roman" w:hAnsi="Times New Roman"/>
+          <w:rFonts w:ascii="Times New Roman" w:hAnsi="Times New Roman" w:cs="Times New Roman" w:eastAsia="Times New Roman"/>
           <w:b/>
+          <w:i w:val="0"/>
           <w:color w:val="1E293B"/>
           <w:sz w:val="22"/>
         </w:rPr>
@@ -2198,7 +2533,9 @@
       </w:r>
       <w:r>
         <w:rPr>
-          <w:rFonts w:ascii="Times New Roman" w:hAnsi="Times New Roman"/>
+          <w:rFonts w:ascii="Times New Roman" w:hAnsi="Times New Roman" w:cs="Times New Roman" w:eastAsia="Times New Roman"/>
+          <w:b w:val="0"/>
+          <w:i w:val="0"/>
           <w:color w:val="0F172A"/>
           <w:sz w:val="22"/>
         </w:rPr>
@@ -2211,8 +2548,9 @@
       </w:pPr>
       <w:r>
         <w:rPr>
-          <w:rFonts w:ascii="Times New Roman" w:hAnsi="Times New Roman"/>
+          <w:rFonts w:ascii="Times New Roman" w:hAnsi="Times New Roman" w:cs="Times New Roman" w:eastAsia="Times New Roman"/>
           <w:b/>
+          <w:i w:val="0"/>
           <w:color w:val="1E293B"/>
           <w:sz w:val="22"/>
         </w:rPr>
@@ -2220,7 +2558,9 @@
       </w:r>
       <w:r>
         <w:rPr>
-          <w:rFonts w:ascii="Times New Roman" w:hAnsi="Times New Roman"/>
+          <w:rFonts w:ascii="Times New Roman" w:hAnsi="Times New Roman" w:cs="Times New Roman" w:eastAsia="Times New Roman"/>
+          <w:b w:val="0"/>
+          <w:i w:val="0"/>
           <w:color w:val="0F172A"/>
           <w:sz w:val="22"/>
         </w:rPr>
@@ -2233,8 +2573,9 @@
       </w:pPr>
       <w:r>
         <w:rPr>
-          <w:rFonts w:ascii="Times New Roman" w:hAnsi="Times New Roman"/>
+          <w:rFonts w:ascii="Times New Roman" w:hAnsi="Times New Roman" w:cs="Times New Roman" w:eastAsia="Times New Roman"/>
           <w:b/>
+          <w:i w:val="0"/>
           <w:color w:val="1E293B"/>
           <w:sz w:val="22"/>
         </w:rPr>
@@ -2242,7 +2583,9 @@
       </w:r>
       <w:r>
         <w:rPr>
-          <w:rFonts w:ascii="Times New Roman" w:hAnsi="Times New Roman"/>
+          <w:rFonts w:ascii="Times New Roman" w:hAnsi="Times New Roman" w:cs="Times New Roman" w:eastAsia="Times New Roman"/>
+          <w:b w:val="0"/>
+          <w:i w:val="0"/>
           <w:color w:val="0F172A"/>
           <w:sz w:val="22"/>
         </w:rPr>
@@ -2255,8 +2598,9 @@
       </w:pPr>
       <w:r>
         <w:rPr>
-          <w:rFonts w:ascii="Times New Roman" w:hAnsi="Times New Roman"/>
+          <w:rFonts w:ascii="Times New Roman" w:hAnsi="Times New Roman" w:cs="Times New Roman" w:eastAsia="Times New Roman"/>
           <w:b/>
+          <w:i w:val="0"/>
           <w:color w:val="1E293B"/>
           <w:sz w:val="22"/>
         </w:rPr>
@@ -2264,7 +2608,9 @@
       </w:r>
       <w:r>
         <w:rPr>
-          <w:rFonts w:ascii="Times New Roman" w:hAnsi="Times New Roman"/>
+          <w:rFonts w:ascii="Times New Roman" w:hAnsi="Times New Roman" w:cs="Times New Roman" w:eastAsia="Times New Roman"/>
+          <w:b w:val="0"/>
+          <w:i w:val="0"/>
           <w:color w:val="0F172A"/>
           <w:sz w:val="22"/>
         </w:rPr>
@@ -2279,8 +2625,9 @@
       </w:pPr>
       <w:r>
         <w:rPr>
-          <w:rFonts w:ascii="Arial" w:hAnsi="Arial"/>
+          <w:rFonts w:ascii="Times New Roman" w:hAnsi="Times New Roman" w:cs="Times New Roman" w:eastAsia="Times New Roman"/>
           <w:b/>
+          <w:i w:val="0"/>
           <w:color w:val="1E293B"/>
           <w:sz w:val="25"/>
         </w:rPr>
@@ -2293,7 +2640,9 @@
       </w:pPr>
       <w:r>
         <w:rPr>
-          <w:rFonts w:ascii="Times New Roman" w:hAnsi="Times New Roman"/>
+          <w:rFonts w:ascii="Times New Roman" w:hAnsi="Times New Roman" w:cs="Times New Roman" w:eastAsia="Times New Roman"/>
+          <w:b w:val="0"/>
+          <w:i w:val="0"/>
           <w:color w:val="0F172A"/>
           <w:sz w:val="22"/>
         </w:rPr>
@@ -2326,8 +2675,9 @@
           <w:p>
             <w:r>
               <w:rPr>
-                <w:rFonts w:ascii="Arial" w:hAnsi="Arial"/>
+                <w:rFonts w:ascii="Times New Roman" w:hAnsi="Times New Roman" w:cs="Times New Roman" w:eastAsia="Times New Roman"/>
                 <w:b/>
+                <w:i w:val="0"/>
                 <w:color w:val="FFFFFF"/>
                 <w:sz w:val="19"/>
               </w:rPr>
@@ -2349,8 +2699,9 @@
           <w:p>
             <w:r>
               <w:rPr>
-                <w:rFonts w:ascii="Arial" w:hAnsi="Arial"/>
+                <w:rFonts w:ascii="Times New Roman" w:hAnsi="Times New Roman" w:cs="Times New Roman" w:eastAsia="Times New Roman"/>
                 <w:b/>
+                <w:i w:val="0"/>
                 <w:color w:val="FFFFFF"/>
                 <w:sz w:val="19"/>
               </w:rPr>
@@ -2372,8 +2723,9 @@
           <w:p>
             <w:r>
               <w:rPr>
-                <w:rFonts w:ascii="Arial" w:hAnsi="Arial"/>
+                <w:rFonts w:ascii="Times New Roman" w:hAnsi="Times New Roman" w:cs="Times New Roman" w:eastAsia="Times New Roman"/>
                 <w:b/>
+                <w:i w:val="0"/>
                 <w:color w:val="FFFFFF"/>
                 <w:sz w:val="19"/>
               </w:rPr>
@@ -2397,8 +2749,9 @@
           <w:p>
             <w:r>
               <w:rPr>
-                <w:rFonts w:ascii="Times New Roman" w:hAnsi="Times New Roman"/>
+                <w:rFonts w:ascii="Times New Roman" w:hAnsi="Times New Roman" w:cs="Times New Roman" w:eastAsia="Times New Roman"/>
                 <w:b/>
+                <w:i w:val="0"/>
                 <w:sz w:val="19"/>
               </w:rPr>
               <w:t>Frontend</w:t>
@@ -2419,7 +2772,9 @@
           <w:p>
             <w:r>
               <w:rPr>
-                <w:rFonts w:ascii="Times New Roman" w:hAnsi="Times New Roman"/>
+                <w:rFonts w:ascii="Times New Roman" w:hAnsi="Times New Roman" w:cs="Times New Roman" w:eastAsia="Times New Roman"/>
+                <w:b w:val="0"/>
+                <w:i w:val="0"/>
                 <w:sz w:val="19"/>
               </w:rPr>
               <w:t>HTML5, CSS3, Bootstrap 5, Vanilla JS, Fetch API</w:t>
@@ -2440,7 +2795,9 @@
           <w:p>
             <w:r>
               <w:rPr>
-                <w:rFonts w:ascii="Times New Roman" w:hAnsi="Times New Roman"/>
+                <w:rFonts w:ascii="Times New Roman" w:hAnsi="Times New Roman" w:cs="Times New Roman" w:eastAsia="Times New Roman"/>
+                <w:b w:val="0"/>
+                <w:i w:val="0"/>
                 <w:sz w:val="19"/>
               </w:rPr>
               <w:t>Giao diện Dark Glassmorphism, 100% tiếng Việt, responsive đa nền tảng, không phụ thuộc framework SPA nặng.</w:t>
@@ -2463,8 +2820,9 @@
           <w:p>
             <w:r>
               <w:rPr>
-                <w:rFonts w:ascii="Times New Roman" w:hAnsi="Times New Roman"/>
+                <w:rFonts w:ascii="Times New Roman" w:hAnsi="Times New Roman" w:cs="Times New Roman" w:eastAsia="Times New Roman"/>
                 <w:b/>
+                <w:i w:val="0"/>
                 <w:sz w:val="19"/>
               </w:rPr>
               <w:t>Backend</w:t>
@@ -2485,7 +2843,9 @@
           <w:p>
             <w:r>
               <w:rPr>
-                <w:rFonts w:ascii="Times New Roman" w:hAnsi="Times New Roman"/>
+                <w:rFonts w:ascii="Times New Roman" w:hAnsi="Times New Roman" w:cs="Times New Roman" w:eastAsia="Times New Roman"/>
+                <w:b w:val="0"/>
+                <w:i w:val="0"/>
                 <w:sz w:val="19"/>
               </w:rPr>
               <w:t>Node.js (v20 Alpine), Express.js REST API</w:t>
@@ -2506,7 +2866,9 @@
           <w:p>
             <w:r>
               <w:rPr>
-                <w:rFonts w:ascii="Times New Roman" w:hAnsi="Times New Roman"/>
+                <w:rFonts w:ascii="Times New Roman" w:hAnsi="Times New Roman" w:cs="Times New Roman" w:eastAsia="Times New Roman"/>
+                <w:b w:val="0"/>
+                <w:i w:val="0"/>
                 <w:sz w:val="19"/>
               </w:rPr>
               <w:t>Kiến trúc phân tầng: Routes -&gt; Middlewares -&gt; Controllers -&gt; Models. Tích hợp prom-client, Winston logger, JWT, Helmet.</w:t>
@@ -2529,8 +2891,9 @@
           <w:p>
             <w:r>
               <w:rPr>
-                <w:rFonts w:ascii="Times New Roman" w:hAnsi="Times New Roman"/>
+                <w:rFonts w:ascii="Times New Roman" w:hAnsi="Times New Roman" w:cs="Times New Roman" w:eastAsia="Times New Roman"/>
                 <w:b/>
+                <w:i w:val="0"/>
                 <w:sz w:val="19"/>
               </w:rPr>
               <w:t>Cơ sở dữ liệu</w:t>
@@ -2551,7 +2914,9 @@
           <w:p>
             <w:r>
               <w:rPr>
-                <w:rFonts w:ascii="Times New Roman" w:hAnsi="Times New Roman"/>
+                <w:rFonts w:ascii="Times New Roman" w:hAnsi="Times New Roman" w:cs="Times New Roman" w:eastAsia="Times New Roman"/>
+                <w:b w:val="0"/>
+                <w:i w:val="0"/>
                 <w:sz w:val="19"/>
               </w:rPr>
               <w:t>MySQL 8.0 Community, phpMyAdmin 5.2.1</w:t>
@@ -2572,7 +2937,9 @@
           <w:p>
             <w:r>
               <w:rPr>
-                <w:rFonts w:ascii="Times New Roman" w:hAnsi="Times New Roman"/>
+                <w:rFonts w:ascii="Times New Roman" w:hAnsi="Times New Roman" w:cs="Times New Roman" w:eastAsia="Times New Roman"/>
+                <w:b w:val="0"/>
+                <w:i w:val="0"/>
                 <w:sz w:val="19"/>
               </w:rPr>
               <w:t>17 bảng quan hệ chuẩn hóa 3NF, Foreign Keys, Indexes, ACID Transactions. phpMyAdmin bind cục bộ trên 127.0.0.1:8085.</w:t>
@@ -2595,8 +2962,9 @@
           <w:p>
             <w:r>
               <w:rPr>
-                <w:rFonts w:ascii="Times New Roman" w:hAnsi="Times New Roman"/>
+                <w:rFonts w:ascii="Times New Roman" w:hAnsi="Times New Roman" w:cs="Times New Roman" w:eastAsia="Times New Roman"/>
                 <w:b/>
+                <w:i w:val="0"/>
                 <w:sz w:val="19"/>
               </w:rPr>
               <w:t>Proxy &amp; Bảo mật</w:t>
@@ -2617,7 +2985,9 @@
           <w:p>
             <w:r>
               <w:rPr>
-                <w:rFonts w:ascii="Times New Roman" w:hAnsi="Times New Roman"/>
+                <w:rFonts w:ascii="Times New Roman" w:hAnsi="Times New Roman" w:cs="Times New Roman" w:eastAsia="Times New Roman"/>
+                <w:b w:val="0"/>
+                <w:i w:val="0"/>
                 <w:sz w:val="19"/>
               </w:rPr>
               <w:t>Nginx 1.25 Alpine, OpenSSL Self-Signed</w:t>
@@ -2638,7 +3008,9 @@
           <w:p>
             <w:r>
               <w:rPr>
-                <w:rFonts w:ascii="Times New Roman" w:hAnsi="Times New Roman"/>
+                <w:rFonts w:ascii="Times New Roman" w:hAnsi="Times New Roman" w:cs="Times New Roman" w:eastAsia="Times New Roman"/>
+                <w:b w:val="0"/>
+                <w:i w:val="0"/>
                 <w:sz w:val="19"/>
               </w:rPr>
               <w:t>Reverse proxy, SSL Termination, Rate Limiting, ẩn phiên bản máy chủ, 5 Security Headers chuẩn OWASP.</w:t>
@@ -2661,8 +3033,9 @@
           <w:p>
             <w:r>
               <w:rPr>
-                <w:rFonts w:ascii="Times New Roman" w:hAnsi="Times New Roman"/>
+                <w:rFonts w:ascii="Times New Roman" w:hAnsi="Times New Roman" w:cs="Times New Roman" w:eastAsia="Times New Roman"/>
                 <w:b/>
+                <w:i w:val="0"/>
                 <w:sz w:val="19"/>
               </w:rPr>
               <w:t>Hạ tầng Giám sát</w:t>
@@ -2683,7 +3056,9 @@
           <w:p>
             <w:r>
               <w:rPr>
-                <w:rFonts w:ascii="Times New Roman" w:hAnsi="Times New Roman"/>
+                <w:rFonts w:ascii="Times New Roman" w:hAnsi="Times New Roman" w:cs="Times New Roman" w:eastAsia="Times New Roman"/>
+                <w:b w:val="0"/>
+                <w:i w:val="0"/>
                 <w:sz w:val="19"/>
               </w:rPr>
               <w:t>Prometheus 2.51, Grafana 10.4, Loki 2.9, Promtail 2.9</w:t>
@@ -2704,7 +3079,9 @@
           <w:p>
             <w:r>
               <w:rPr>
-                <w:rFonts w:ascii="Times New Roman" w:hAnsi="Times New Roman"/>
+                <w:rFonts w:ascii="Times New Roman" w:hAnsi="Times New Roman" w:cs="Times New Roman" w:eastAsia="Times New Roman"/>
+                <w:b w:val="0"/>
+                <w:i w:val="0"/>
                 <w:sz w:val="19"/>
               </w:rPr>
               <w:t>Giám sát 3 tầng: Container (cAdvisor), Web (Nginx Exporter), DB (MySQL Exporter), App (Node.js). Quản lý log tập trung.</w:t>
@@ -2726,8 +3103,9 @@
       </w:pPr>
       <w:r>
         <w:rPr>
-          <w:rFonts w:ascii="Arial" w:hAnsi="Arial"/>
+          <w:rFonts w:ascii="Times New Roman" w:hAnsi="Times New Roman" w:cs="Times New Roman" w:eastAsia="Times New Roman"/>
           <w:b/>
+          <w:i w:val="0"/>
           <w:color w:val="0F172A"/>
           <w:sz w:val="30"/>
         </w:rPr>
@@ -2742,8 +3120,9 @@
       </w:pPr>
       <w:r>
         <w:rPr>
-          <w:rFonts w:ascii="Arial" w:hAnsi="Arial"/>
+          <w:rFonts w:ascii="Times New Roman" w:hAnsi="Times New Roman" w:cs="Times New Roman" w:eastAsia="Times New Roman"/>
           <w:b/>
+          <w:i w:val="0"/>
           <w:color w:val="1E293B"/>
           <w:sz w:val="25"/>
         </w:rPr>
@@ -2756,7 +3135,9 @@
       </w:pPr>
       <w:r>
         <w:rPr>
-          <w:rFonts w:ascii="Times New Roman" w:hAnsi="Times New Roman"/>
+          <w:rFonts w:ascii="Times New Roman" w:hAnsi="Times New Roman" w:cs="Times New Roman" w:eastAsia="Times New Roman"/>
+          <w:b w:val="0"/>
+          <w:i w:val="0"/>
           <w:color w:val="0F172A"/>
           <w:sz w:val="22"/>
         </w:rPr>
@@ -2769,7 +3150,9 @@
       </w:pPr>
       <w:r>
         <w:rPr>
-          <w:rFonts w:ascii="Times New Roman" w:hAnsi="Times New Roman"/>
+          <w:rFonts w:ascii="Times New Roman" w:hAnsi="Times New Roman" w:cs="Times New Roman" w:eastAsia="Times New Roman"/>
+          <w:b w:val="0"/>
+          <w:i w:val="0"/>
           <w:color w:val="0F172A"/>
           <w:sz w:val="22"/>
         </w:rPr>
@@ -2784,8 +3167,9 @@
       </w:pPr>
       <w:r>
         <w:rPr>
-          <w:rFonts w:ascii="Arial" w:hAnsi="Arial"/>
+          <w:rFonts w:ascii="Times New Roman" w:hAnsi="Times New Roman" w:cs="Times New Roman" w:eastAsia="Times New Roman"/>
           <w:b/>
+          <w:i w:val="0"/>
           <w:color w:val="1E293B"/>
           <w:sz w:val="25"/>
         </w:rPr>
@@ -2798,7 +3182,9 @@
       </w:pPr>
       <w:r>
         <w:rPr>
-          <w:rFonts w:ascii="Times New Roman" w:hAnsi="Times New Roman"/>
+          <w:rFonts w:ascii="Times New Roman" w:hAnsi="Times New Roman" w:cs="Times New Roman" w:eastAsia="Times New Roman"/>
+          <w:b w:val="0"/>
+          <w:i w:val="0"/>
           <w:color w:val="0F172A"/>
           <w:sz w:val="22"/>
         </w:rPr>
@@ -2811,7 +3197,9 @@
       </w:pPr>
       <w:r>
         <w:rPr>
-          <w:rFonts w:ascii="Times New Roman" w:hAnsi="Times New Roman"/>
+          <w:rFonts w:ascii="Times New Roman" w:hAnsi="Times New Roman" w:cs="Times New Roman" w:eastAsia="Times New Roman"/>
+          <w:b w:val="0"/>
+          <w:i w:val="0"/>
           <w:color w:val="0F172A"/>
           <w:sz w:val="22"/>
         </w:rPr>
@@ -2824,7 +3212,9 @@
       </w:pPr>
       <w:r>
         <w:rPr>
-          <w:rFonts w:ascii="Times New Roman" w:hAnsi="Times New Roman"/>
+          <w:rFonts w:ascii="Times New Roman" w:hAnsi="Times New Roman" w:cs="Times New Roman" w:eastAsia="Times New Roman"/>
+          <w:b w:val="0"/>
+          <w:i w:val="0"/>
           <w:color w:val="0F172A"/>
           <w:sz w:val="22"/>
         </w:rPr>
@@ -2837,7 +3227,9 @@
       </w:pPr>
       <w:r>
         <w:rPr>
-          <w:rFonts w:ascii="Times New Roman" w:hAnsi="Times New Roman"/>
+          <w:rFonts w:ascii="Times New Roman" w:hAnsi="Times New Roman" w:cs="Times New Roman" w:eastAsia="Times New Roman"/>
+          <w:b w:val="0"/>
+          <w:i w:val="0"/>
           <w:color w:val="0F172A"/>
           <w:sz w:val="22"/>
         </w:rPr>
@@ -2850,7 +3242,9 @@
       </w:pPr>
       <w:r>
         <w:rPr>
-          <w:rFonts w:ascii="Times New Roman" w:hAnsi="Times New Roman"/>
+          <w:rFonts w:ascii="Times New Roman" w:hAnsi="Times New Roman" w:cs="Times New Roman" w:eastAsia="Times New Roman"/>
+          <w:b w:val="0"/>
+          <w:i w:val="0"/>
           <w:color w:val="0F172A"/>
           <w:sz w:val="22"/>
         </w:rPr>
@@ -2863,7 +3257,9 @@
       </w:pPr>
       <w:r>
         <w:rPr>
-          <w:rFonts w:ascii="Times New Roman" w:hAnsi="Times New Roman"/>
+          <w:rFonts w:ascii="Times New Roman" w:hAnsi="Times New Roman" w:cs="Times New Roman" w:eastAsia="Times New Roman"/>
+          <w:b w:val="0"/>
+          <w:i w:val="0"/>
           <w:color w:val="0F172A"/>
           <w:sz w:val="22"/>
         </w:rPr>
@@ -2878,8 +3274,9 @@
       </w:pPr>
       <w:r>
         <w:rPr>
-          <w:rFonts w:ascii="Arial" w:hAnsi="Arial"/>
+          <w:rFonts w:ascii="Times New Roman" w:hAnsi="Times New Roman" w:cs="Times New Roman" w:eastAsia="Times New Roman"/>
           <w:b/>
+          <w:i w:val="0"/>
           <w:color w:val="1E293B"/>
           <w:sz w:val="25"/>
         </w:rPr>
@@ -2892,7 +3289,9 @@
       </w:pPr>
       <w:r>
         <w:rPr>
-          <w:rFonts w:ascii="Times New Roman" w:hAnsi="Times New Roman"/>
+          <w:rFonts w:ascii="Times New Roman" w:hAnsi="Times New Roman" w:cs="Times New Roman" w:eastAsia="Times New Roman"/>
+          <w:b w:val="0"/>
+          <w:i w:val="0"/>
           <w:color w:val="0F172A"/>
           <w:sz w:val="22"/>
         </w:rPr>
@@ -2905,7 +3304,9 @@
       </w:pPr>
       <w:r>
         <w:rPr>
-          <w:rFonts w:ascii="Times New Roman" w:hAnsi="Times New Roman"/>
+          <w:rFonts w:ascii="Times New Roman" w:hAnsi="Times New Roman" w:cs="Times New Roman" w:eastAsia="Times New Roman"/>
+          <w:b w:val="0"/>
+          <w:i w:val="0"/>
           <w:color w:val="0F172A"/>
           <w:sz w:val="22"/>
         </w:rPr>
@@ -2918,7 +3319,9 @@
       </w:pPr>
       <w:r>
         <w:rPr>
-          <w:rFonts w:ascii="Times New Roman" w:hAnsi="Times New Roman"/>
+          <w:rFonts w:ascii="Times New Roman" w:hAnsi="Times New Roman" w:cs="Times New Roman" w:eastAsia="Times New Roman"/>
+          <w:b w:val="0"/>
+          <w:i w:val="0"/>
           <w:color w:val="0F172A"/>
           <w:sz w:val="22"/>
         </w:rPr>
@@ -2931,7 +3334,9 @@
       </w:pPr>
       <w:r>
         <w:rPr>
-          <w:rFonts w:ascii="Times New Roman" w:hAnsi="Times New Roman"/>
+          <w:rFonts w:ascii="Times New Roman" w:hAnsi="Times New Roman" w:cs="Times New Roman" w:eastAsia="Times New Roman"/>
+          <w:b w:val="0"/>
+          <w:i w:val="0"/>
           <w:color w:val="0F172A"/>
           <w:sz w:val="22"/>
         </w:rPr>
@@ -2944,7 +3349,9 @@
       </w:pPr>
       <w:r>
         <w:rPr>
-          <w:rFonts w:ascii="Times New Roman" w:hAnsi="Times New Roman"/>
+          <w:rFonts w:ascii="Times New Roman" w:hAnsi="Times New Roman" w:cs="Times New Roman" w:eastAsia="Times New Roman"/>
+          <w:b w:val="0"/>
+          <w:i w:val="0"/>
           <w:color w:val="0F172A"/>
           <w:sz w:val="22"/>
         </w:rPr>
@@ -2957,7 +3364,9 @@
       </w:pPr>
       <w:r>
         <w:rPr>
-          <w:rFonts w:ascii="Times New Roman" w:hAnsi="Times New Roman"/>
+          <w:rFonts w:ascii="Times New Roman" w:hAnsi="Times New Roman" w:cs="Times New Roman" w:eastAsia="Times New Roman"/>
+          <w:b w:val="0"/>
+          <w:i w:val="0"/>
           <w:color w:val="0F172A"/>
           <w:sz w:val="22"/>
         </w:rPr>
@@ -2970,7 +3379,9 @@
       </w:pPr>
       <w:r>
         <w:rPr>
-          <w:rFonts w:ascii="Times New Roman" w:hAnsi="Times New Roman"/>
+          <w:rFonts w:ascii="Times New Roman" w:hAnsi="Times New Roman" w:cs="Times New Roman" w:eastAsia="Times New Roman"/>
+          <w:b w:val="0"/>
+          <w:i w:val="0"/>
           <w:color w:val="0F172A"/>
           <w:sz w:val="22"/>
         </w:rPr>
@@ -2983,7 +3394,9 @@
       </w:pPr>
       <w:r>
         <w:rPr>
-          <w:rFonts w:ascii="Times New Roman" w:hAnsi="Times New Roman"/>
+          <w:rFonts w:ascii="Times New Roman" w:hAnsi="Times New Roman" w:cs="Times New Roman" w:eastAsia="Times New Roman"/>
+          <w:b w:val="0"/>
+          <w:i w:val="0"/>
           <w:color w:val="0F172A"/>
           <w:sz w:val="22"/>
         </w:rPr>
@@ -2996,7 +3409,9 @@
       </w:pPr>
       <w:r>
         <w:rPr>
-          <w:rFonts w:ascii="Times New Roman" w:hAnsi="Times New Roman"/>
+          <w:rFonts w:ascii="Times New Roman" w:hAnsi="Times New Roman" w:cs="Times New Roman" w:eastAsia="Times New Roman"/>
+          <w:b w:val="0"/>
+          <w:i w:val="0"/>
           <w:color w:val="0F172A"/>
           <w:sz w:val="22"/>
         </w:rPr>
@@ -3009,7 +3424,9 @@
       </w:pPr>
       <w:r>
         <w:rPr>
-          <w:rFonts w:ascii="Times New Roman" w:hAnsi="Times New Roman"/>
+          <w:rFonts w:ascii="Times New Roman" w:hAnsi="Times New Roman" w:cs="Times New Roman" w:eastAsia="Times New Roman"/>
+          <w:b w:val="0"/>
+          <w:i w:val="0"/>
           <w:color w:val="0F172A"/>
           <w:sz w:val="22"/>
         </w:rPr>
@@ -3024,8 +3441,9 @@
       </w:pPr>
       <w:r>
         <w:rPr>
-          <w:rFonts w:ascii="Arial" w:hAnsi="Arial"/>
+          <w:rFonts w:ascii="Times New Roman" w:hAnsi="Times New Roman" w:cs="Times New Roman" w:eastAsia="Times New Roman"/>
           <w:b/>
+          <w:i w:val="0"/>
           <w:color w:val="1E293B"/>
           <w:sz w:val="25"/>
         </w:rPr>
@@ -3038,7 +3456,9 @@
       </w:pPr>
       <w:r>
         <w:rPr>
-          <w:rFonts w:ascii="Times New Roman" w:hAnsi="Times New Roman"/>
+          <w:rFonts w:ascii="Times New Roman" w:hAnsi="Times New Roman" w:cs="Times New Roman" w:eastAsia="Times New Roman"/>
+          <w:b w:val="0"/>
+          <w:i w:val="0"/>
           <w:color w:val="0F172A"/>
           <w:sz w:val="22"/>
         </w:rPr>
@@ -3051,7 +3471,9 @@
       </w:pPr>
       <w:r>
         <w:rPr>
-          <w:rFonts w:ascii="Times New Roman" w:hAnsi="Times New Roman"/>
+          <w:rFonts w:ascii="Times New Roman" w:hAnsi="Times New Roman" w:cs="Times New Roman" w:eastAsia="Times New Roman"/>
+          <w:b w:val="0"/>
+          <w:i w:val="0"/>
           <w:color w:val="0F172A"/>
           <w:sz w:val="22"/>
         </w:rPr>
@@ -3064,7 +3486,9 @@
       </w:pPr>
       <w:r>
         <w:rPr>
-          <w:rFonts w:ascii="Times New Roman" w:hAnsi="Times New Roman"/>
+          <w:rFonts w:ascii="Times New Roman" w:hAnsi="Times New Roman" w:cs="Times New Roman" w:eastAsia="Times New Roman"/>
+          <w:b w:val="0"/>
+          <w:i w:val="0"/>
           <w:color w:val="0F172A"/>
           <w:sz w:val="22"/>
         </w:rPr>
@@ -3077,7 +3501,9 @@
       </w:pPr>
       <w:r>
         <w:rPr>
-          <w:rFonts w:ascii="Times New Roman" w:hAnsi="Times New Roman"/>
+          <w:rFonts w:ascii="Times New Roman" w:hAnsi="Times New Roman" w:cs="Times New Roman" w:eastAsia="Times New Roman"/>
+          <w:b w:val="0"/>
+          <w:i w:val="0"/>
           <w:color w:val="0F172A"/>
           <w:sz w:val="22"/>
         </w:rPr>
@@ -3090,7 +3516,9 @@
       </w:pPr>
       <w:r>
         <w:rPr>
-          <w:rFonts w:ascii="Times New Roman" w:hAnsi="Times New Roman"/>
+          <w:rFonts w:ascii="Times New Roman" w:hAnsi="Times New Roman" w:cs="Times New Roman" w:eastAsia="Times New Roman"/>
+          <w:b w:val="0"/>
+          <w:i w:val="0"/>
           <w:color w:val="0F172A"/>
           <w:sz w:val="22"/>
         </w:rPr>
@@ -3103,7 +3531,9 @@
       </w:pPr>
       <w:r>
         <w:rPr>
-          <w:rFonts w:ascii="Times New Roman" w:hAnsi="Times New Roman"/>
+          <w:rFonts w:ascii="Times New Roman" w:hAnsi="Times New Roman" w:cs="Times New Roman" w:eastAsia="Times New Roman"/>
+          <w:b w:val="0"/>
+          <w:i w:val="0"/>
           <w:color w:val="0F172A"/>
           <w:sz w:val="22"/>
         </w:rPr>
@@ -3118,8 +3548,9 @@
       </w:pPr>
       <w:r>
         <w:rPr>
-          <w:rFonts w:ascii="Arial" w:hAnsi="Arial"/>
+          <w:rFonts w:ascii="Times New Roman" w:hAnsi="Times New Roman" w:cs="Times New Roman" w:eastAsia="Times New Roman"/>
           <w:b/>
+          <w:i w:val="0"/>
           <w:color w:val="1E293B"/>
           <w:sz w:val="25"/>
         </w:rPr>
@@ -3132,7 +3563,9 @@
       </w:pPr>
       <w:r>
         <w:rPr>
-          <w:rFonts w:ascii="Times New Roman" w:hAnsi="Times New Roman"/>
+          <w:rFonts w:ascii="Times New Roman" w:hAnsi="Times New Roman" w:cs="Times New Roman" w:eastAsia="Times New Roman"/>
+          <w:b w:val="0"/>
+          <w:i w:val="0"/>
           <w:color w:val="0F172A"/>
           <w:sz w:val="22"/>
         </w:rPr>
@@ -3145,7 +3578,9 @@
       </w:pPr>
       <w:r>
         <w:rPr>
-          <w:rFonts w:ascii="Times New Roman" w:hAnsi="Times New Roman"/>
+          <w:rFonts w:ascii="Times New Roman" w:hAnsi="Times New Roman" w:cs="Times New Roman" w:eastAsia="Times New Roman"/>
+          <w:b w:val="0"/>
+          <w:i w:val="0"/>
           <w:color w:val="0F172A"/>
           <w:sz w:val="22"/>
         </w:rPr>
@@ -3158,7 +3593,9 @@
       </w:pPr>
       <w:r>
         <w:rPr>
-          <w:rFonts w:ascii="Times New Roman" w:hAnsi="Times New Roman"/>
+          <w:rFonts w:ascii="Times New Roman" w:hAnsi="Times New Roman" w:cs="Times New Roman" w:eastAsia="Times New Roman"/>
+          <w:b w:val="0"/>
+          <w:i w:val="0"/>
           <w:color w:val="0F172A"/>
           <w:sz w:val="22"/>
         </w:rPr>
@@ -3171,7 +3608,9 @@
       </w:pPr>
       <w:r>
         <w:rPr>
-          <w:rFonts w:ascii="Times New Roman" w:hAnsi="Times New Roman"/>
+          <w:rFonts w:ascii="Times New Roman" w:hAnsi="Times New Roman" w:cs="Times New Roman" w:eastAsia="Times New Roman"/>
+          <w:b w:val="0"/>
+          <w:i w:val="0"/>
           <w:color w:val="0F172A"/>
           <w:sz w:val="22"/>
         </w:rPr>
@@ -3186,8 +3625,9 @@
       </w:pPr>
       <w:r>
         <w:rPr>
-          <w:rFonts w:ascii="Arial" w:hAnsi="Arial"/>
+          <w:rFonts w:ascii="Times New Roman" w:hAnsi="Times New Roman" w:cs="Times New Roman" w:eastAsia="Times New Roman"/>
           <w:b/>
+          <w:i w:val="0"/>
           <w:color w:val="1E293B"/>
           <w:sz w:val="25"/>
         </w:rPr>
@@ -3200,7 +3640,9 @@
       </w:pPr>
       <w:r>
         <w:rPr>
-          <w:rFonts w:ascii="Times New Roman" w:hAnsi="Times New Roman"/>
+          <w:rFonts w:ascii="Times New Roman" w:hAnsi="Times New Roman" w:cs="Times New Roman" w:eastAsia="Times New Roman"/>
+          <w:b w:val="0"/>
+          <w:i w:val="0"/>
           <w:color w:val="0F172A"/>
           <w:sz w:val="22"/>
         </w:rPr>
@@ -3234,8 +3676,9 @@
           <w:p>
             <w:r>
               <w:rPr>
-                <w:rFonts w:ascii="Arial" w:hAnsi="Arial"/>
+                <w:rFonts w:ascii="Times New Roman" w:hAnsi="Times New Roman" w:cs="Times New Roman" w:eastAsia="Times New Roman"/>
                 <w:b/>
+                <w:i w:val="0"/>
                 <w:color w:val="FFFFFF"/>
                 <w:sz w:val="18"/>
               </w:rPr>
@@ -3257,8 +3700,9 @@
           <w:p>
             <w:r>
               <w:rPr>
-                <w:rFonts w:ascii="Arial" w:hAnsi="Arial"/>
+                <w:rFonts w:ascii="Times New Roman" w:hAnsi="Times New Roman" w:cs="Times New Roman" w:eastAsia="Times New Roman"/>
                 <w:b/>
+                <w:i w:val="0"/>
                 <w:color w:val="FFFFFF"/>
                 <w:sz w:val="18"/>
               </w:rPr>
@@ -3280,8 +3724,9 @@
           <w:p>
             <w:r>
               <w:rPr>
-                <w:rFonts w:ascii="Arial" w:hAnsi="Arial"/>
+                <w:rFonts w:ascii="Times New Roman" w:hAnsi="Times New Roman" w:cs="Times New Roman" w:eastAsia="Times New Roman"/>
                 <w:b/>
+                <w:i w:val="0"/>
                 <w:color w:val="FFFFFF"/>
                 <w:sz w:val="18"/>
               </w:rPr>
@@ -3303,8 +3748,9 @@
           <w:p>
             <w:r>
               <w:rPr>
-                <w:rFonts w:ascii="Arial" w:hAnsi="Arial"/>
+                <w:rFonts w:ascii="Times New Roman" w:hAnsi="Times New Roman" w:cs="Times New Roman" w:eastAsia="Times New Roman"/>
                 <w:b/>
+                <w:i w:val="0"/>
                 <w:color w:val="FFFFFF"/>
                 <w:sz w:val="18"/>
               </w:rPr>
@@ -3328,8 +3774,9 @@
           <w:p>
             <w:r>
               <w:rPr>
-                <w:rFonts w:ascii="Times New Roman" w:hAnsi="Times New Roman"/>
+                <w:rFonts w:ascii="Times New Roman" w:hAnsi="Times New Roman" w:cs="Times New Roman" w:eastAsia="Times New Roman"/>
                 <w:b/>
+                <w:i w:val="0"/>
                 <w:sz w:val="17"/>
               </w:rPr>
               <w:t>nginx</w:t>
@@ -3350,7 +3797,9 @@
           <w:p>
             <w:r>
               <w:rPr>
-                <w:rFonts w:ascii="Consolas" w:hAnsi="Consolas"/>
+                <w:rFonts w:ascii="Consolas" w:hAnsi="Consolas" w:cs="Consolas" w:eastAsia="Consolas"/>
+                <w:b w:val="0"/>
+                <w:i w:val="0"/>
                 <w:sz w:val="17"/>
               </w:rPr>
               <w:t>cineevent-nginx</w:t>
@@ -3371,7 +3820,9 @@
           <w:p>
             <w:r>
               <w:rPr>
-                <w:rFonts w:ascii="Consolas" w:hAnsi="Consolas"/>
+                <w:rFonts w:ascii="Consolas" w:hAnsi="Consolas" w:cs="Consolas" w:eastAsia="Consolas"/>
+                <w:b w:val="0"/>
+                <w:i w:val="0"/>
                 <w:sz w:val="17"/>
               </w:rPr>
               <w:t>trienkhai_1-nginx:latest</w:t>
@@ -3392,7 +3843,9 @@
           <w:p>
             <w:r>
               <w:rPr>
-                <w:rFonts w:ascii="Times New Roman" w:hAnsi="Times New Roman"/>
+                <w:rFonts w:ascii="Times New Roman" w:hAnsi="Times New Roman" w:cs="Times New Roman" w:eastAsia="Times New Roman"/>
+                <w:b w:val="0"/>
+                <w:i w:val="0"/>
                 <w:sz w:val="17"/>
               </w:rPr>
               <w:t>Reverse Proxy, SSL Termination (80, 443)</w:t>
@@ -3415,8 +3868,9 @@
           <w:p>
             <w:r>
               <w:rPr>
-                <w:rFonts w:ascii="Times New Roman" w:hAnsi="Times New Roman"/>
+                <w:rFonts w:ascii="Times New Roman" w:hAnsi="Times New Roman" w:cs="Times New Roman" w:eastAsia="Times New Roman"/>
                 <w:b/>
+                <w:i w:val="0"/>
                 <w:sz w:val="17"/>
               </w:rPr>
               <w:t>cineevent-app</w:t>
@@ -3437,7 +3891,9 @@
           <w:p>
             <w:r>
               <w:rPr>
-                <w:rFonts w:ascii="Consolas" w:hAnsi="Consolas"/>
+                <w:rFonts w:ascii="Consolas" w:hAnsi="Consolas" w:cs="Consolas" w:eastAsia="Consolas"/>
+                <w:b w:val="0"/>
+                <w:i w:val="0"/>
                 <w:sz w:val="17"/>
               </w:rPr>
               <w:t>cineevent-app</w:t>
@@ -3458,7 +3914,9 @@
           <w:p>
             <w:r>
               <w:rPr>
-                <w:rFonts w:ascii="Consolas" w:hAnsi="Consolas"/>
+                <w:rFonts w:ascii="Consolas" w:hAnsi="Consolas" w:cs="Consolas" w:eastAsia="Consolas"/>
+                <w:b w:val="0"/>
+                <w:i w:val="0"/>
                 <w:sz w:val="17"/>
               </w:rPr>
               <w:t>trienkhai_1-cineevent-app:latest</w:t>
@@ -3479,7 +3937,9 @@
           <w:p>
             <w:r>
               <w:rPr>
-                <w:rFonts w:ascii="Times New Roman" w:hAnsi="Times New Roman"/>
+                <w:rFonts w:ascii="Times New Roman" w:hAnsi="Times New Roman" w:cs="Times New Roman" w:eastAsia="Times New Roman"/>
+                <w:b w:val="0"/>
+                <w:i w:val="0"/>
                 <w:sz w:val="17"/>
               </w:rPr>
               <w:t>Core Backend Node.js &amp; Web App (Nội bộ 5000)</w:t>
@@ -3502,8 +3962,9 @@
           <w:p>
             <w:r>
               <w:rPr>
-                <w:rFonts w:ascii="Times New Roman" w:hAnsi="Times New Roman"/>
+                <w:rFonts w:ascii="Times New Roman" w:hAnsi="Times New Roman" w:cs="Times New Roman" w:eastAsia="Times New Roman"/>
                 <w:b/>
+                <w:i w:val="0"/>
                 <w:sz w:val="17"/>
               </w:rPr>
               <w:t>mysql</w:t>
@@ -3524,7 +3985,9 @@
           <w:p>
             <w:r>
               <w:rPr>
-                <w:rFonts w:ascii="Consolas" w:hAnsi="Consolas"/>
+                <w:rFonts w:ascii="Consolas" w:hAnsi="Consolas" w:cs="Consolas" w:eastAsia="Consolas"/>
+                <w:b w:val="0"/>
+                <w:i w:val="0"/>
                 <w:sz w:val="17"/>
               </w:rPr>
               <w:t>cineevent-mysql</w:t>
@@ -3545,7 +4008,9 @@
           <w:p>
             <w:r>
               <w:rPr>
-                <w:rFonts w:ascii="Consolas" w:hAnsi="Consolas"/>
+                <w:rFonts w:ascii="Consolas" w:hAnsi="Consolas" w:cs="Consolas" w:eastAsia="Consolas"/>
+                <w:b w:val="0"/>
+                <w:i w:val="0"/>
                 <w:sz w:val="17"/>
               </w:rPr>
               <w:t>mysql:8.0.37</w:t>
@@ -3566,7 +4031,9 @@
           <w:p>
             <w:r>
               <w:rPr>
-                <w:rFonts w:ascii="Times New Roman" w:hAnsi="Times New Roman"/>
+                <w:rFonts w:ascii="Times New Roman" w:hAnsi="Times New Roman" w:cs="Times New Roman" w:eastAsia="Times New Roman"/>
+                <w:b w:val="0"/>
+                <w:i w:val="0"/>
                 <w:sz w:val="17"/>
               </w:rPr>
               <w:t>Cơ sở dữ liệu quan hệ (Nội bộ 3306)</w:t>
@@ -3589,8 +4056,9 @@
           <w:p>
             <w:r>
               <w:rPr>
-                <w:rFonts w:ascii="Times New Roman" w:hAnsi="Times New Roman"/>
+                <w:rFonts w:ascii="Times New Roman" w:hAnsi="Times New Roman" w:cs="Times New Roman" w:eastAsia="Times New Roman"/>
                 <w:b/>
+                <w:i w:val="0"/>
                 <w:sz w:val="17"/>
               </w:rPr>
               <w:t>phpmyadmin</w:t>
@@ -3611,7 +4079,9 @@
           <w:p>
             <w:r>
               <w:rPr>
-                <w:rFonts w:ascii="Consolas" w:hAnsi="Consolas"/>
+                <w:rFonts w:ascii="Consolas" w:hAnsi="Consolas" w:cs="Consolas" w:eastAsia="Consolas"/>
+                <w:b w:val="0"/>
+                <w:i w:val="0"/>
                 <w:sz w:val="17"/>
               </w:rPr>
               <w:t>cineevent-phpmyadmin</w:t>
@@ -3632,7 +4102,9 @@
           <w:p>
             <w:r>
               <w:rPr>
-                <w:rFonts w:ascii="Consolas" w:hAnsi="Consolas"/>
+                <w:rFonts w:ascii="Consolas" w:hAnsi="Consolas" w:cs="Consolas" w:eastAsia="Consolas"/>
+                <w:b w:val="0"/>
+                <w:i w:val="0"/>
                 <w:sz w:val="17"/>
               </w:rPr>
               <w:t>phpmyadmin/phpmyadmin:5.2.1</w:t>
@@ -3653,7 +4125,9 @@
           <w:p>
             <w:r>
               <w:rPr>
-                <w:rFonts w:ascii="Times New Roman" w:hAnsi="Times New Roman"/>
+                <w:rFonts w:ascii="Times New Roman" w:hAnsi="Times New Roman" w:cs="Times New Roman" w:eastAsia="Times New Roman"/>
+                <w:b w:val="0"/>
+                <w:i w:val="0"/>
                 <w:sz w:val="17"/>
               </w:rPr>
               <w:t>Giao diện quản trị DB (Bind 127.0.0.1:8085)</w:t>
@@ -3676,8 +4150,9 @@
           <w:p>
             <w:r>
               <w:rPr>
-                <w:rFonts w:ascii="Times New Roman" w:hAnsi="Times New Roman"/>
+                <w:rFonts w:ascii="Times New Roman" w:hAnsi="Times New Roman" w:cs="Times New Roman" w:eastAsia="Times New Roman"/>
                 <w:b/>
+                <w:i w:val="0"/>
                 <w:sz w:val="17"/>
               </w:rPr>
               <w:t>prometheus</w:t>
@@ -3698,7 +4173,9 @@
           <w:p>
             <w:r>
               <w:rPr>
-                <w:rFonts w:ascii="Consolas" w:hAnsi="Consolas"/>
+                <w:rFonts w:ascii="Consolas" w:hAnsi="Consolas" w:cs="Consolas" w:eastAsia="Consolas"/>
+                <w:b w:val="0"/>
+                <w:i w:val="0"/>
                 <w:sz w:val="17"/>
               </w:rPr>
               <w:t>cineevent-prometheus</w:t>
@@ -3719,7 +4196,9 @@
           <w:p>
             <w:r>
               <w:rPr>
-                <w:rFonts w:ascii="Consolas" w:hAnsi="Consolas"/>
+                <w:rFonts w:ascii="Consolas" w:hAnsi="Consolas" w:cs="Consolas" w:eastAsia="Consolas"/>
+                <w:b w:val="0"/>
+                <w:i w:val="0"/>
                 <w:sz w:val="17"/>
               </w:rPr>
               <w:t>prom/prometheus:v2.51.0</w:t>
@@ -3740,7 +4219,9 @@
           <w:p>
             <w:r>
               <w:rPr>
-                <w:rFonts w:ascii="Times New Roman" w:hAnsi="Times New Roman"/>
+                <w:rFonts w:ascii="Times New Roman" w:hAnsi="Times New Roman" w:cs="Times New Roman" w:eastAsia="Times New Roman"/>
+                <w:b w:val="0"/>
+                <w:i w:val="0"/>
                 <w:sz w:val="17"/>
               </w:rPr>
               <w:t>Hệ thống giám sát Time-series Metrics (9090)</w:t>
@@ -3763,8 +4244,9 @@
           <w:p>
             <w:r>
               <w:rPr>
-                <w:rFonts w:ascii="Times New Roman" w:hAnsi="Times New Roman"/>
+                <w:rFonts w:ascii="Times New Roman" w:hAnsi="Times New Roman" w:cs="Times New Roman" w:eastAsia="Times New Roman"/>
                 <w:b/>
+                <w:i w:val="0"/>
                 <w:sz w:val="17"/>
               </w:rPr>
               <w:t>grafana</w:t>
@@ -3785,7 +4267,9 @@
           <w:p>
             <w:r>
               <w:rPr>
-                <w:rFonts w:ascii="Consolas" w:hAnsi="Consolas"/>
+                <w:rFonts w:ascii="Consolas" w:hAnsi="Consolas" w:cs="Consolas" w:eastAsia="Consolas"/>
+                <w:b w:val="0"/>
+                <w:i w:val="0"/>
                 <w:sz w:val="17"/>
               </w:rPr>
               <w:t>cineevent-grafana</w:t>
@@ -3806,7 +4290,9 @@
           <w:p>
             <w:r>
               <w:rPr>
-                <w:rFonts w:ascii="Consolas" w:hAnsi="Consolas"/>
+                <w:rFonts w:ascii="Consolas" w:hAnsi="Consolas" w:cs="Consolas" w:eastAsia="Consolas"/>
+                <w:b w:val="0"/>
+                <w:i w:val="0"/>
                 <w:sz w:val="17"/>
               </w:rPr>
               <w:t>grafana/grafana:10.4.1</w:t>
@@ -3827,7 +4313,9 @@
           <w:p>
             <w:r>
               <w:rPr>
-                <w:rFonts w:ascii="Times New Roman" w:hAnsi="Times New Roman"/>
+                <w:rFonts w:ascii="Times New Roman" w:hAnsi="Times New Roman" w:cs="Times New Roman" w:eastAsia="Times New Roman"/>
+                <w:b w:val="0"/>
+                <w:i w:val="0"/>
                 <w:sz w:val="17"/>
               </w:rPr>
               <w:t>Bảng điều khiển trực quan hóa Dashboard (3000)</w:t>
@@ -3850,8 +4338,9 @@
           <w:p>
             <w:r>
               <w:rPr>
-                <w:rFonts w:ascii="Times New Roman" w:hAnsi="Times New Roman"/>
+                <w:rFonts w:ascii="Times New Roman" w:hAnsi="Times New Roman" w:cs="Times New Roman" w:eastAsia="Times New Roman"/>
                 <w:b/>
+                <w:i w:val="0"/>
                 <w:sz w:val="17"/>
               </w:rPr>
               <w:t>loki</w:t>
@@ -3872,7 +4361,9 @@
           <w:p>
             <w:r>
               <w:rPr>
-                <w:rFonts w:ascii="Consolas" w:hAnsi="Consolas"/>
+                <w:rFonts w:ascii="Consolas" w:hAnsi="Consolas" w:cs="Consolas" w:eastAsia="Consolas"/>
+                <w:b w:val="0"/>
+                <w:i w:val="0"/>
                 <w:sz w:val="17"/>
               </w:rPr>
               <w:t>cineevent-loki</w:t>
@@ -3893,7 +4384,9 @@
           <w:p>
             <w:r>
               <w:rPr>
-                <w:rFonts w:ascii="Consolas" w:hAnsi="Consolas"/>
+                <w:rFonts w:ascii="Consolas" w:hAnsi="Consolas" w:cs="Consolas" w:eastAsia="Consolas"/>
+                <w:b w:val="0"/>
+                <w:i w:val="0"/>
                 <w:sz w:val="17"/>
               </w:rPr>
               <w:t>grafana/loki:2.9.2</w:t>
@@ -3914,7 +4407,9 @@
           <w:p>
             <w:r>
               <w:rPr>
-                <w:rFonts w:ascii="Times New Roman" w:hAnsi="Times New Roman"/>
+                <w:rFonts w:ascii="Times New Roman" w:hAnsi="Times New Roman" w:cs="Times New Roman" w:eastAsia="Times New Roman"/>
+                <w:b w:val="0"/>
+                <w:i w:val="0"/>
                 <w:sz w:val="17"/>
               </w:rPr>
               <w:t>Lưu trữ nhật ký phân tán tập trung (3100)</w:t>
@@ -3937,8 +4432,9 @@
           <w:p>
             <w:r>
               <w:rPr>
-                <w:rFonts w:ascii="Times New Roman" w:hAnsi="Times New Roman"/>
+                <w:rFonts w:ascii="Times New Roman" w:hAnsi="Times New Roman" w:cs="Times New Roman" w:eastAsia="Times New Roman"/>
                 <w:b/>
+                <w:i w:val="0"/>
                 <w:sz w:val="17"/>
               </w:rPr>
               <w:t>promtail</w:t>
@@ -3959,7 +4455,9 @@
           <w:p>
             <w:r>
               <w:rPr>
-                <w:rFonts w:ascii="Consolas" w:hAnsi="Consolas"/>
+                <w:rFonts w:ascii="Consolas" w:hAnsi="Consolas" w:cs="Consolas" w:eastAsia="Consolas"/>
+                <w:b w:val="0"/>
+                <w:i w:val="0"/>
                 <w:sz w:val="17"/>
               </w:rPr>
               <w:t>cineevent-promtail</w:t>
@@ -3980,7 +4478,9 @@
           <w:p>
             <w:r>
               <w:rPr>
-                <w:rFonts w:ascii="Consolas" w:hAnsi="Consolas"/>
+                <w:rFonts w:ascii="Consolas" w:hAnsi="Consolas" w:cs="Consolas" w:eastAsia="Consolas"/>
+                <w:b w:val="0"/>
+                <w:i w:val="0"/>
                 <w:sz w:val="17"/>
               </w:rPr>
               <w:t>grafana/promtail:2.9.2</w:t>
@@ -4001,7 +4501,9 @@
           <w:p>
             <w:r>
               <w:rPr>
-                <w:rFonts w:ascii="Times New Roman" w:hAnsi="Times New Roman"/>
+                <w:rFonts w:ascii="Times New Roman" w:hAnsi="Times New Roman" w:cs="Times New Roman" w:eastAsia="Times New Roman"/>
+                <w:b w:val="0"/>
+                <w:i w:val="0"/>
                 <w:sz w:val="17"/>
               </w:rPr>
               <w:t>Agent thu thập log Nginx &amp; App chuyển tới Loki</w:t>
@@ -4024,8 +4526,9 @@
           <w:p>
             <w:r>
               <w:rPr>
-                <w:rFonts w:ascii="Times New Roman" w:hAnsi="Times New Roman"/>
+                <w:rFonts w:ascii="Times New Roman" w:hAnsi="Times New Roman" w:cs="Times New Roman" w:eastAsia="Times New Roman"/>
                 <w:b/>
+                <w:i w:val="0"/>
                 <w:sz w:val="17"/>
               </w:rPr>
               <w:t>cadvisor</w:t>
@@ -4046,7 +4549,9 @@
           <w:p>
             <w:r>
               <w:rPr>
-                <w:rFonts w:ascii="Consolas" w:hAnsi="Consolas"/>
+                <w:rFonts w:ascii="Consolas" w:hAnsi="Consolas" w:cs="Consolas" w:eastAsia="Consolas"/>
+                <w:b w:val="0"/>
+                <w:i w:val="0"/>
                 <w:sz w:val="17"/>
               </w:rPr>
               <w:t>cineevent-cadvisor</w:t>
@@ -4067,7 +4572,9 @@
           <w:p>
             <w:r>
               <w:rPr>
-                <w:rFonts w:ascii="Consolas" w:hAnsi="Consolas"/>
+                <w:rFonts w:ascii="Consolas" w:hAnsi="Consolas" w:cs="Consolas" w:eastAsia="Consolas"/>
+                <w:b w:val="0"/>
+                <w:i w:val="0"/>
                 <w:sz w:val="17"/>
               </w:rPr>
               <w:t>gcr.io/cadvisor/cadvisor:v0.49.1</w:t>
@@ -4088,7 +4595,9 @@
           <w:p>
             <w:r>
               <w:rPr>
-                <w:rFonts w:ascii="Times New Roman" w:hAnsi="Times New Roman"/>
+                <w:rFonts w:ascii="Times New Roman" w:hAnsi="Times New Roman" w:cs="Times New Roman" w:eastAsia="Times New Roman"/>
+                <w:b w:val="0"/>
+                <w:i w:val="0"/>
                 <w:sz w:val="17"/>
               </w:rPr>
               <w:t>Thu thập metrics tài nguyên container (8081)</w:t>
@@ -4111,8 +4620,9 @@
           <w:p>
             <w:r>
               <w:rPr>
-                <w:rFonts w:ascii="Times New Roman" w:hAnsi="Times New Roman"/>
+                <w:rFonts w:ascii="Times New Roman" w:hAnsi="Times New Roman" w:cs="Times New Roman" w:eastAsia="Times New Roman"/>
                 <w:b/>
+                <w:i w:val="0"/>
                 <w:sz w:val="17"/>
               </w:rPr>
               <w:t>nginx-exporter</w:t>
@@ -4133,7 +4643,9 @@
           <w:p>
             <w:r>
               <w:rPr>
-                <w:rFonts w:ascii="Consolas" w:hAnsi="Consolas"/>
+                <w:rFonts w:ascii="Consolas" w:hAnsi="Consolas" w:cs="Consolas" w:eastAsia="Consolas"/>
+                <w:b w:val="0"/>
+                <w:i w:val="0"/>
                 <w:sz w:val="17"/>
               </w:rPr>
               <w:t>cineevent-nginx-exporter</w:t>
@@ -4154,7 +4666,9 @@
           <w:p>
             <w:r>
               <w:rPr>
-                <w:rFonts w:ascii="Consolas" w:hAnsi="Consolas"/>
+                <w:rFonts w:ascii="Consolas" w:hAnsi="Consolas" w:cs="Consolas" w:eastAsia="Consolas"/>
+                <w:b w:val="0"/>
+                <w:i w:val="0"/>
                 <w:sz w:val="17"/>
               </w:rPr>
               <w:t>nginx/nginx-prometheus-exporter:1.1.0</w:t>
@@ -4175,7 +4689,9 @@
           <w:p>
             <w:r>
               <w:rPr>
-                <w:rFonts w:ascii="Times New Roman" w:hAnsi="Times New Roman"/>
+                <w:rFonts w:ascii="Times New Roman" w:hAnsi="Times New Roman" w:cs="Times New Roman" w:eastAsia="Times New Roman"/>
+                <w:b w:val="0"/>
+                <w:i w:val="0"/>
                 <w:sz w:val="17"/>
               </w:rPr>
               <w:t>Thu thập chỉ số kết nối Nginx stub_status (9113)</w:t>
@@ -4198,8 +4714,9 @@
           <w:p>
             <w:r>
               <w:rPr>
-                <w:rFonts w:ascii="Times New Roman" w:hAnsi="Times New Roman"/>
+                <w:rFonts w:ascii="Times New Roman" w:hAnsi="Times New Roman" w:cs="Times New Roman" w:eastAsia="Times New Roman"/>
                 <w:b/>
+                <w:i w:val="0"/>
                 <w:sz w:val="17"/>
               </w:rPr>
               <w:t>mysql-exporter</w:t>
@@ -4220,7 +4737,9 @@
           <w:p>
             <w:r>
               <w:rPr>
-                <w:rFonts w:ascii="Consolas" w:hAnsi="Consolas"/>
+                <w:rFonts w:ascii="Consolas" w:hAnsi="Consolas" w:cs="Consolas" w:eastAsia="Consolas"/>
+                <w:b w:val="0"/>
+                <w:i w:val="0"/>
                 <w:sz w:val="17"/>
               </w:rPr>
               <w:t>cineevent-mysql-exporter</w:t>
@@ -4241,7 +4760,9 @@
           <w:p>
             <w:r>
               <w:rPr>
-                <w:rFonts w:ascii="Consolas" w:hAnsi="Consolas"/>
+                <w:rFonts w:ascii="Consolas" w:hAnsi="Consolas" w:cs="Consolas" w:eastAsia="Consolas"/>
+                <w:b w:val="0"/>
+                <w:i w:val="0"/>
                 <w:sz w:val="17"/>
               </w:rPr>
               <w:t>prom/mysqld-exporter:v0.15.1</w:t>
@@ -4262,7 +4783,9 @@
           <w:p>
             <w:r>
               <w:rPr>
-                <w:rFonts w:ascii="Times New Roman" w:hAnsi="Times New Roman"/>
+                <w:rFonts w:ascii="Times New Roman" w:hAnsi="Times New Roman" w:cs="Times New Roman" w:eastAsia="Times New Roman"/>
+                <w:b w:val="0"/>
+                <w:i w:val="0"/>
                 <w:sz w:val="17"/>
               </w:rPr>
               <w:t>Thu thập chỉ số truy vấn, kết nối MySQL (9104)</w:t>
@@ -4284,8 +4807,9 @@
       </w:pPr>
       <w:r>
         <w:rPr>
-          <w:rFonts w:ascii="Arial" w:hAnsi="Arial"/>
+          <w:rFonts w:ascii="Times New Roman" w:hAnsi="Times New Roman" w:cs="Times New Roman" w:eastAsia="Times New Roman"/>
           <w:b/>
+          <w:i w:val="0"/>
           <w:color w:val="0F172A"/>
           <w:sz w:val="30"/>
         </w:rPr>
@@ -4300,8 +4824,9 @@
       </w:pPr>
       <w:r>
         <w:rPr>
-          <w:rFonts w:ascii="Arial" w:hAnsi="Arial"/>
+          <w:rFonts w:ascii="Times New Roman" w:hAnsi="Times New Roman" w:cs="Times New Roman" w:eastAsia="Times New Roman"/>
           <w:b/>
+          <w:i w:val="0"/>
           <w:color w:val="1E293B"/>
           <w:sz w:val="25"/>
         </w:rPr>
@@ -4314,7 +4839,9 @@
       </w:pPr>
       <w:r>
         <w:rPr>
-          <w:rFonts w:ascii="Times New Roman" w:hAnsi="Times New Roman"/>
+          <w:rFonts w:ascii="Times New Roman" w:hAnsi="Times New Roman" w:cs="Times New Roman" w:eastAsia="Times New Roman"/>
+          <w:b w:val="0"/>
+          <w:i w:val="0"/>
           <w:color w:val="0F172A"/>
           <w:sz w:val="22"/>
         </w:rPr>
@@ -4368,7 +4895,7 @@
       </w:pPr>
       <w:r>
         <w:rPr>
-          <w:rFonts w:ascii="Arial" w:hAnsi="Arial"/>
+          <w:rFonts w:ascii="Times New Roman" w:hAnsi="Times New Roman" w:cs="Times New Roman" w:eastAsia="Times New Roman"/>
           <w:b/>
           <w:i/>
           <w:color w:val="475569"/>
@@ -4383,8 +4910,9 @@
       </w:pPr>
       <w:r>
         <w:rPr>
-          <w:rFonts w:ascii="Times New Roman" w:hAnsi="Times New Roman"/>
+          <w:rFonts w:ascii="Times New Roman" w:hAnsi="Times New Roman" w:cs="Times New Roman" w:eastAsia="Times New Roman"/>
           <w:b/>
+          <w:i w:val="0"/>
           <w:color w:val="1E293B"/>
           <w:sz w:val="22"/>
         </w:rPr>
@@ -4392,7 +4920,9 @@
       </w:r>
       <w:r>
         <w:rPr>
-          <w:rFonts w:ascii="Times New Roman" w:hAnsi="Times New Roman"/>
+          <w:rFonts w:ascii="Times New Roman" w:hAnsi="Times New Roman" w:cs="Times New Roman" w:eastAsia="Times New Roman"/>
+          <w:b w:val="0"/>
+          <w:i w:val="0"/>
           <w:color w:val="0F172A"/>
           <w:sz w:val="22"/>
         </w:rPr>
@@ -4407,8 +4937,9 @@
       </w:pPr>
       <w:r>
         <w:rPr>
-          <w:rFonts w:ascii="Arial" w:hAnsi="Arial"/>
+          <w:rFonts w:ascii="Times New Roman" w:hAnsi="Times New Roman" w:cs="Times New Roman" w:eastAsia="Times New Roman"/>
           <w:b/>
+          <w:i w:val="0"/>
           <w:color w:val="1E293B"/>
           <w:sz w:val="25"/>
         </w:rPr>
@@ -4421,7 +4952,9 @@
       </w:pPr>
       <w:r>
         <w:rPr>
-          <w:rFonts w:ascii="Times New Roman" w:hAnsi="Times New Roman"/>
+          <w:rFonts w:ascii="Times New Roman" w:hAnsi="Times New Roman" w:cs="Times New Roman" w:eastAsia="Times New Roman"/>
+          <w:b w:val="0"/>
+          <w:i w:val="0"/>
           <w:color w:val="0F172A"/>
           <w:sz w:val="22"/>
         </w:rPr>
@@ -4475,7 +5008,7 @@
       </w:pPr>
       <w:r>
         <w:rPr>
-          <w:rFonts w:ascii="Arial" w:hAnsi="Arial"/>
+          <w:rFonts w:ascii="Times New Roman" w:hAnsi="Times New Roman" w:cs="Times New Roman" w:eastAsia="Times New Roman"/>
           <w:b/>
           <w:i/>
           <w:color w:val="475569"/>
@@ -4490,8 +5023,9 @@
       </w:pPr>
       <w:r>
         <w:rPr>
-          <w:rFonts w:ascii="Times New Roman" w:hAnsi="Times New Roman"/>
+          <w:rFonts w:ascii="Times New Roman" w:hAnsi="Times New Roman" w:cs="Times New Roman" w:eastAsia="Times New Roman"/>
           <w:b/>
+          <w:i w:val="0"/>
           <w:color w:val="1E293B"/>
           <w:sz w:val="22"/>
         </w:rPr>
@@ -4499,7 +5033,9 @@
       </w:r>
       <w:r>
         <w:rPr>
-          <w:rFonts w:ascii="Times New Roman" w:hAnsi="Times New Roman"/>
+          <w:rFonts w:ascii="Times New Roman" w:hAnsi="Times New Roman" w:cs="Times New Roman" w:eastAsia="Times New Roman"/>
+          <w:b w:val="0"/>
+          <w:i w:val="0"/>
           <w:color w:val="0F172A"/>
           <w:sz w:val="22"/>
         </w:rPr>
@@ -4514,8 +5050,9 @@
       </w:pPr>
       <w:r>
         <w:rPr>
-          <w:rFonts w:ascii="Arial" w:hAnsi="Arial"/>
+          <w:rFonts w:ascii="Times New Roman" w:hAnsi="Times New Roman" w:cs="Times New Roman" w:eastAsia="Times New Roman"/>
           <w:b/>
+          <w:i w:val="0"/>
           <w:color w:val="1E293B"/>
           <w:sz w:val="25"/>
         </w:rPr>
@@ -4528,7 +5065,9 @@
       </w:pPr>
       <w:r>
         <w:rPr>
-          <w:rFonts w:ascii="Times New Roman" w:hAnsi="Times New Roman"/>
+          <w:rFonts w:ascii="Times New Roman" w:hAnsi="Times New Roman" w:cs="Times New Roman" w:eastAsia="Times New Roman"/>
+          <w:b w:val="0"/>
+          <w:i w:val="0"/>
           <w:color w:val="0F172A"/>
           <w:sz w:val="22"/>
         </w:rPr>
@@ -4541,7 +5080,9 @@
       </w:pPr>
       <w:r>
         <w:rPr>
-          <w:rFonts w:ascii="Times New Roman" w:hAnsi="Times New Roman"/>
+          <w:rFonts w:ascii="Times New Roman" w:hAnsi="Times New Roman" w:cs="Times New Roman" w:eastAsia="Times New Roman"/>
+          <w:b w:val="0"/>
+          <w:i w:val="0"/>
           <w:color w:val="0F172A"/>
           <w:sz w:val="22"/>
         </w:rPr>
@@ -4554,7 +5095,9 @@
       </w:pPr>
       <w:r>
         <w:rPr>
-          <w:rFonts w:ascii="Times New Roman" w:hAnsi="Times New Roman"/>
+          <w:rFonts w:ascii="Times New Roman" w:hAnsi="Times New Roman" w:cs="Times New Roman" w:eastAsia="Times New Roman"/>
+          <w:b w:val="0"/>
+          <w:i w:val="0"/>
           <w:color w:val="0F172A"/>
           <w:sz w:val="22"/>
         </w:rPr>
@@ -4567,7 +5110,9 @@
       </w:pPr>
       <w:r>
         <w:rPr>
-          <w:rFonts w:ascii="Times New Roman" w:hAnsi="Times New Roman"/>
+          <w:rFonts w:ascii="Times New Roman" w:hAnsi="Times New Roman" w:cs="Times New Roman" w:eastAsia="Times New Roman"/>
+          <w:b w:val="0"/>
+          <w:i w:val="0"/>
           <w:color w:val="0F172A"/>
           <w:sz w:val="22"/>
         </w:rPr>
@@ -4621,7 +5166,7 @@
       </w:pPr>
       <w:r>
         <w:rPr>
-          <w:rFonts w:ascii="Arial" w:hAnsi="Arial"/>
+          <w:rFonts w:ascii="Times New Roman" w:hAnsi="Times New Roman" w:cs="Times New Roman" w:eastAsia="Times New Roman"/>
           <w:b/>
           <w:i/>
           <w:color w:val="475569"/>
@@ -4636,8 +5181,9 @@
       </w:pPr>
       <w:r>
         <w:rPr>
-          <w:rFonts w:ascii="Times New Roman" w:hAnsi="Times New Roman"/>
+          <w:rFonts w:ascii="Times New Roman" w:hAnsi="Times New Roman" w:cs="Times New Roman" w:eastAsia="Times New Roman"/>
           <w:b/>
+          <w:i w:val="0"/>
           <w:color w:val="1E293B"/>
           <w:sz w:val="22"/>
         </w:rPr>
@@ -4645,7 +5191,9 @@
       </w:r>
       <w:r>
         <w:rPr>
-          <w:rFonts w:ascii="Times New Roman" w:hAnsi="Times New Roman"/>
+          <w:rFonts w:ascii="Times New Roman" w:hAnsi="Times New Roman" w:cs="Times New Roman" w:eastAsia="Times New Roman"/>
+          <w:b w:val="0"/>
+          <w:i w:val="0"/>
           <w:color w:val="0F172A"/>
           <w:sz w:val="22"/>
         </w:rPr>
@@ -4660,8 +5208,9 @@
       </w:pPr>
       <w:r>
         <w:rPr>
-          <w:rFonts w:ascii="Arial" w:hAnsi="Arial"/>
+          <w:rFonts w:ascii="Times New Roman" w:hAnsi="Times New Roman" w:cs="Times New Roman" w:eastAsia="Times New Roman"/>
           <w:b/>
+          <w:i w:val="0"/>
           <w:color w:val="1E293B"/>
           <w:sz w:val="25"/>
         </w:rPr>
@@ -4674,7 +5223,9 @@
       </w:pPr>
       <w:r>
         <w:rPr>
-          <w:rFonts w:ascii="Times New Roman" w:hAnsi="Times New Roman"/>
+          <w:rFonts w:ascii="Times New Roman" w:hAnsi="Times New Roman" w:cs="Times New Roman" w:eastAsia="Times New Roman"/>
+          <w:b w:val="0"/>
+          <w:i w:val="0"/>
           <w:color w:val="0F172A"/>
           <w:sz w:val="22"/>
         </w:rPr>
@@ -4728,7 +5279,7 @@
       </w:pPr>
       <w:r>
         <w:rPr>
-          <w:rFonts w:ascii="Arial" w:hAnsi="Arial"/>
+          <w:rFonts w:ascii="Times New Roman" w:hAnsi="Times New Roman" w:cs="Times New Roman" w:eastAsia="Times New Roman"/>
           <w:b/>
           <w:i/>
           <w:color w:val="475569"/>
@@ -4743,8 +5294,9 @@
       </w:pPr>
       <w:r>
         <w:rPr>
-          <w:rFonts w:ascii="Times New Roman" w:hAnsi="Times New Roman"/>
+          <w:rFonts w:ascii="Times New Roman" w:hAnsi="Times New Roman" w:cs="Times New Roman" w:eastAsia="Times New Roman"/>
           <w:b/>
+          <w:i w:val="0"/>
           <w:color w:val="1E293B"/>
           <w:sz w:val="22"/>
         </w:rPr>
@@ -4752,7 +5304,9 @@
       </w:r>
       <w:r>
         <w:rPr>
-          <w:rFonts w:ascii="Times New Roman" w:hAnsi="Times New Roman"/>
+          <w:rFonts w:ascii="Times New Roman" w:hAnsi="Times New Roman" w:cs="Times New Roman" w:eastAsia="Times New Roman"/>
+          <w:b w:val="0"/>
+          <w:i w:val="0"/>
           <w:color w:val="0F172A"/>
           <w:sz w:val="22"/>
         </w:rPr>
@@ -4806,7 +5360,7 @@
       </w:pPr>
       <w:r>
         <w:rPr>
-          <w:rFonts w:ascii="Arial" w:hAnsi="Arial"/>
+          <w:rFonts w:ascii="Times New Roman" w:hAnsi="Times New Roman" w:cs="Times New Roman" w:eastAsia="Times New Roman"/>
           <w:b/>
           <w:i/>
           <w:color w:val="475569"/>
@@ -4821,8 +5375,9 @@
       </w:pPr>
       <w:r>
         <w:rPr>
-          <w:rFonts w:ascii="Times New Roman" w:hAnsi="Times New Roman"/>
+          <w:rFonts w:ascii="Times New Roman" w:hAnsi="Times New Roman" w:cs="Times New Roman" w:eastAsia="Times New Roman"/>
           <w:b/>
+          <w:i w:val="0"/>
           <w:color w:val="1E293B"/>
           <w:sz w:val="22"/>
         </w:rPr>
@@ -4830,7 +5385,9 @@
       </w:r>
       <w:r>
         <w:rPr>
-          <w:rFonts w:ascii="Times New Roman" w:hAnsi="Times New Roman"/>
+          <w:rFonts w:ascii="Times New Roman" w:hAnsi="Times New Roman" w:cs="Times New Roman" w:eastAsia="Times New Roman"/>
+          <w:b w:val="0"/>
+          <w:i w:val="0"/>
           <w:color w:val="0F172A"/>
           <w:sz w:val="22"/>
         </w:rPr>
@@ -4845,8 +5402,9 @@
       </w:pPr>
       <w:r>
         <w:rPr>
-          <w:rFonts w:ascii="Arial" w:hAnsi="Arial"/>
+          <w:rFonts w:ascii="Times New Roman" w:hAnsi="Times New Roman" w:cs="Times New Roman" w:eastAsia="Times New Roman"/>
           <w:b/>
+          <w:i w:val="0"/>
           <w:color w:val="1E293B"/>
           <w:sz w:val="25"/>
         </w:rPr>
@@ -4859,7 +5417,9 @@
       </w:pPr>
       <w:r>
         <w:rPr>
-          <w:rFonts w:ascii="Times New Roman" w:hAnsi="Times New Roman"/>
+          <w:rFonts w:ascii="Times New Roman" w:hAnsi="Times New Roman" w:cs="Times New Roman" w:eastAsia="Times New Roman"/>
+          <w:b w:val="0"/>
+          <w:i w:val="0"/>
           <w:color w:val="0F172A"/>
           <w:sz w:val="22"/>
         </w:rPr>
@@ -4913,7 +5473,7 @@
       </w:pPr>
       <w:r>
         <w:rPr>
-          <w:rFonts w:ascii="Arial" w:hAnsi="Arial"/>
+          <w:rFonts w:ascii="Times New Roman" w:hAnsi="Times New Roman" w:cs="Times New Roman" w:eastAsia="Times New Roman"/>
           <w:b/>
           <w:i/>
           <w:color w:val="475569"/>
@@ -4928,8 +5488,9 @@
       </w:pPr>
       <w:r>
         <w:rPr>
-          <w:rFonts w:ascii="Times New Roman" w:hAnsi="Times New Roman"/>
+          <w:rFonts w:ascii="Times New Roman" w:hAnsi="Times New Roman" w:cs="Times New Roman" w:eastAsia="Times New Roman"/>
           <w:b/>
+          <w:i w:val="0"/>
           <w:color w:val="1E293B"/>
           <w:sz w:val="22"/>
         </w:rPr>
@@ -4937,7 +5498,9 @@
       </w:r>
       <w:r>
         <w:rPr>
-          <w:rFonts w:ascii="Times New Roman" w:hAnsi="Times New Roman"/>
+          <w:rFonts w:ascii="Times New Roman" w:hAnsi="Times New Roman" w:cs="Times New Roman" w:eastAsia="Times New Roman"/>
+          <w:b w:val="0"/>
+          <w:i w:val="0"/>
           <w:color w:val="0F172A"/>
           <w:sz w:val="22"/>
         </w:rPr>
@@ -4952,8 +5515,9 @@
       </w:pPr>
       <w:r>
         <w:rPr>
-          <w:rFonts w:ascii="Arial" w:hAnsi="Arial"/>
+          <w:rFonts w:ascii="Times New Roman" w:hAnsi="Times New Roman" w:cs="Times New Roman" w:eastAsia="Times New Roman"/>
           <w:b/>
+          <w:i w:val="0"/>
           <w:color w:val="1E293B"/>
           <w:sz w:val="25"/>
         </w:rPr>
@@ -4966,7 +5530,9 @@
       </w:pPr>
       <w:r>
         <w:rPr>
-          <w:rFonts w:ascii="Times New Roman" w:hAnsi="Times New Roman"/>
+          <w:rFonts w:ascii="Times New Roman" w:hAnsi="Times New Roman" w:cs="Times New Roman" w:eastAsia="Times New Roman"/>
+          <w:b w:val="0"/>
+          <w:i w:val="0"/>
           <w:color w:val="0F172A"/>
           <w:sz w:val="22"/>
         </w:rPr>
@@ -5020,7 +5586,7 @@
       </w:pPr>
       <w:r>
         <w:rPr>
-          <w:rFonts w:ascii="Arial" w:hAnsi="Arial"/>
+          <w:rFonts w:ascii="Times New Roman" w:hAnsi="Times New Roman" w:cs="Times New Roman" w:eastAsia="Times New Roman"/>
           <w:b/>
           <w:i/>
           <w:color w:val="475569"/>
@@ -5035,8 +5601,9 @@
       </w:pPr>
       <w:r>
         <w:rPr>
-          <w:rFonts w:ascii="Times New Roman" w:hAnsi="Times New Roman"/>
+          <w:rFonts w:ascii="Times New Roman" w:hAnsi="Times New Roman" w:cs="Times New Roman" w:eastAsia="Times New Roman"/>
           <w:b/>
+          <w:i w:val="0"/>
           <w:color w:val="1E293B"/>
           <w:sz w:val="22"/>
         </w:rPr>
@@ -5044,7 +5611,9 @@
       </w:r>
       <w:r>
         <w:rPr>
-          <w:rFonts w:ascii="Times New Roman" w:hAnsi="Times New Roman"/>
+          <w:rFonts w:ascii="Times New Roman" w:hAnsi="Times New Roman" w:cs="Times New Roman" w:eastAsia="Times New Roman"/>
+          <w:b w:val="0"/>
+          <w:i w:val="0"/>
           <w:color w:val="0F172A"/>
           <w:sz w:val="22"/>
         </w:rPr>
@@ -5059,8 +5628,9 @@
       </w:pPr>
       <w:r>
         <w:rPr>
-          <w:rFonts w:ascii="Arial" w:hAnsi="Arial"/>
+          <w:rFonts w:ascii="Times New Roman" w:hAnsi="Times New Roman" w:cs="Times New Roman" w:eastAsia="Times New Roman"/>
           <w:b/>
+          <w:i w:val="0"/>
           <w:color w:val="1E293B"/>
           <w:sz w:val="25"/>
         </w:rPr>
@@ -5073,7 +5643,9 @@
       </w:pPr>
       <w:r>
         <w:rPr>
-          <w:rFonts w:ascii="Times New Roman" w:hAnsi="Times New Roman"/>
+          <w:rFonts w:ascii="Times New Roman" w:hAnsi="Times New Roman" w:cs="Times New Roman" w:eastAsia="Times New Roman"/>
+          <w:b w:val="0"/>
+          <w:i w:val="0"/>
           <w:color w:val="0F172A"/>
           <w:sz w:val="22"/>
         </w:rPr>
@@ -5086,7 +5658,9 @@
       </w:pPr>
       <w:r>
         <w:rPr>
-          <w:rFonts w:ascii="Times New Roman" w:hAnsi="Times New Roman"/>
+          <w:rFonts w:ascii="Times New Roman" w:hAnsi="Times New Roman" w:cs="Times New Roman" w:eastAsia="Times New Roman"/>
+          <w:b w:val="0"/>
+          <w:i w:val="0"/>
           <w:color w:val="0F172A"/>
           <w:sz w:val="22"/>
         </w:rPr>
@@ -5099,7 +5673,9 @@
       </w:pPr>
       <w:r>
         <w:rPr>
-          <w:rFonts w:ascii="Times New Roman" w:hAnsi="Times New Roman"/>
+          <w:rFonts w:ascii="Times New Roman" w:hAnsi="Times New Roman" w:cs="Times New Roman" w:eastAsia="Times New Roman"/>
+          <w:b w:val="0"/>
+          <w:i w:val="0"/>
           <w:color w:val="0F172A"/>
           <w:sz w:val="22"/>
         </w:rPr>
@@ -5112,7 +5688,9 @@
       </w:pPr>
       <w:r>
         <w:rPr>
-          <w:rFonts w:ascii="Times New Roman" w:hAnsi="Times New Roman"/>
+          <w:rFonts w:ascii="Times New Roman" w:hAnsi="Times New Roman" w:cs="Times New Roman" w:eastAsia="Times New Roman"/>
+          <w:b w:val="0"/>
+          <w:i w:val="0"/>
           <w:color w:val="0F172A"/>
           <w:sz w:val="22"/>
         </w:rPr>
@@ -5125,7 +5703,9 @@
       </w:pPr>
       <w:r>
         <w:rPr>
-          <w:rFonts w:ascii="Times New Roman" w:hAnsi="Times New Roman"/>
+          <w:rFonts w:ascii="Times New Roman" w:hAnsi="Times New Roman" w:cs="Times New Roman" w:eastAsia="Times New Roman"/>
+          <w:b w:val="0"/>
+          <w:i w:val="0"/>
           <w:color w:val="0F172A"/>
           <w:sz w:val="22"/>
         </w:rPr>
@@ -5138,7 +5718,9 @@
       </w:pPr>
       <w:r>
         <w:rPr>
-          <w:rFonts w:ascii="Times New Roman" w:hAnsi="Times New Roman"/>
+          <w:rFonts w:ascii="Times New Roman" w:hAnsi="Times New Roman" w:cs="Times New Roman" w:eastAsia="Times New Roman"/>
+          <w:b w:val="0"/>
+          <w:i w:val="0"/>
           <w:color w:val="0F172A"/>
           <w:sz w:val="22"/>
         </w:rPr>
@@ -5151,7 +5733,9 @@
       </w:pPr>
       <w:r>
         <w:rPr>
-          <w:rFonts w:ascii="Times New Roman" w:hAnsi="Times New Roman"/>
+          <w:rFonts w:ascii="Times New Roman" w:hAnsi="Times New Roman" w:cs="Times New Roman" w:eastAsia="Times New Roman"/>
+          <w:b w:val="0"/>
+          <w:i w:val="0"/>
           <w:color w:val="0F172A"/>
           <w:sz w:val="22"/>
         </w:rPr>
@@ -5164,7 +5748,9 @@
       </w:pPr>
       <w:r>
         <w:rPr>
-          <w:rFonts w:ascii="Times New Roman" w:hAnsi="Times New Roman"/>
+          <w:rFonts w:ascii="Times New Roman" w:hAnsi="Times New Roman" w:cs="Times New Roman" w:eastAsia="Times New Roman"/>
+          <w:b w:val="0"/>
+          <w:i w:val="0"/>
           <w:color w:val="0F172A"/>
           <w:sz w:val="22"/>
         </w:rPr>
@@ -5177,7 +5763,9 @@
       </w:pPr>
       <w:r>
         <w:rPr>
-          <w:rFonts w:ascii="Times New Roman" w:hAnsi="Times New Roman"/>
+          <w:rFonts w:ascii="Times New Roman" w:hAnsi="Times New Roman" w:cs="Times New Roman" w:eastAsia="Times New Roman"/>
+          <w:b w:val="0"/>
+          <w:i w:val="0"/>
           <w:color w:val="0F172A"/>
           <w:sz w:val="22"/>
         </w:rPr>
@@ -5190,7 +5778,9 @@
       </w:pPr>
       <w:r>
         <w:rPr>
-          <w:rFonts w:ascii="Times New Roman" w:hAnsi="Times New Roman"/>
+          <w:rFonts w:ascii="Times New Roman" w:hAnsi="Times New Roman" w:cs="Times New Roman" w:eastAsia="Times New Roman"/>
+          <w:b w:val="0"/>
+          <w:i w:val="0"/>
           <w:color w:val="0F172A"/>
           <w:sz w:val="22"/>
         </w:rPr>
@@ -5203,7 +5793,9 @@
       </w:pPr>
       <w:r>
         <w:rPr>
-          <w:rFonts w:ascii="Times New Roman" w:hAnsi="Times New Roman"/>
+          <w:rFonts w:ascii="Times New Roman" w:hAnsi="Times New Roman" w:cs="Times New Roman" w:eastAsia="Times New Roman"/>
+          <w:b w:val="0"/>
+          <w:i w:val="0"/>
           <w:color w:val="0F172A"/>
           <w:sz w:val="22"/>
         </w:rPr>
@@ -5216,7 +5808,9 @@
       </w:pPr>
       <w:r>
         <w:rPr>
-          <w:rFonts w:ascii="Times New Roman" w:hAnsi="Times New Roman"/>
+          <w:rFonts w:ascii="Times New Roman" w:hAnsi="Times New Roman" w:cs="Times New Roman" w:eastAsia="Times New Roman"/>
+          <w:b w:val="0"/>
+          <w:i w:val="0"/>
           <w:color w:val="0F172A"/>
           <w:sz w:val="22"/>
         </w:rPr>
@@ -5229,7 +5823,9 @@
       </w:pPr>
       <w:r>
         <w:rPr>
-          <w:rFonts w:ascii="Times New Roman" w:hAnsi="Times New Roman"/>
+          <w:rFonts w:ascii="Times New Roman" w:hAnsi="Times New Roman" w:cs="Times New Roman" w:eastAsia="Times New Roman"/>
+          <w:b w:val="0"/>
+          <w:i w:val="0"/>
           <w:color w:val="0F172A"/>
           <w:sz w:val="22"/>
         </w:rPr>
@@ -5242,7 +5838,9 @@
       </w:pPr>
       <w:r>
         <w:rPr>
-          <w:rFonts w:ascii="Times New Roman" w:hAnsi="Times New Roman"/>
+          <w:rFonts w:ascii="Times New Roman" w:hAnsi="Times New Roman" w:cs="Times New Roman" w:eastAsia="Times New Roman"/>
+          <w:b w:val="0"/>
+          <w:i w:val="0"/>
           <w:color w:val="0F172A"/>
           <w:sz w:val="22"/>
         </w:rPr>
@@ -5255,7 +5853,9 @@
       </w:pPr>
       <w:r>
         <w:rPr>
-          <w:rFonts w:ascii="Times New Roman" w:hAnsi="Times New Roman"/>
+          <w:rFonts w:ascii="Times New Roman" w:hAnsi="Times New Roman" w:cs="Times New Roman" w:eastAsia="Times New Roman"/>
+          <w:b w:val="0"/>
+          <w:i w:val="0"/>
           <w:color w:val="0F172A"/>
           <w:sz w:val="22"/>
         </w:rPr>
@@ -5268,7 +5868,9 @@
       </w:pPr>
       <w:r>
         <w:rPr>
-          <w:rFonts w:ascii="Times New Roman" w:hAnsi="Times New Roman"/>
+          <w:rFonts w:ascii="Times New Roman" w:hAnsi="Times New Roman" w:cs="Times New Roman" w:eastAsia="Times New Roman"/>
+          <w:b w:val="0"/>
+          <w:i w:val="0"/>
           <w:color w:val="0F172A"/>
           <w:sz w:val="22"/>
         </w:rPr>
@@ -5281,7 +5883,9 @@
       </w:pPr>
       <w:r>
         <w:rPr>
-          <w:rFonts w:ascii="Times New Roman" w:hAnsi="Times New Roman"/>
+          <w:rFonts w:ascii="Times New Roman" w:hAnsi="Times New Roman" w:cs="Times New Roman" w:eastAsia="Times New Roman"/>
+          <w:b w:val="0"/>
+          <w:i w:val="0"/>
           <w:color w:val="0F172A"/>
           <w:sz w:val="22"/>
         </w:rPr>
@@ -5294,7 +5898,9 @@
       </w:pPr>
       <w:r>
         <w:rPr>
-          <w:rFonts w:ascii="Times New Roman" w:hAnsi="Times New Roman"/>
+          <w:rFonts w:ascii="Times New Roman" w:hAnsi="Times New Roman" w:cs="Times New Roman" w:eastAsia="Times New Roman"/>
+          <w:b w:val="0"/>
+          <w:i w:val="0"/>
           <w:color w:val="0F172A"/>
           <w:sz w:val="22"/>
         </w:rPr>
@@ -5348,7 +5954,7 @@
       </w:pPr>
       <w:r>
         <w:rPr>
-          <w:rFonts w:ascii="Arial" w:hAnsi="Arial"/>
+          <w:rFonts w:ascii="Times New Roman" w:hAnsi="Times New Roman" w:cs="Times New Roman" w:eastAsia="Times New Roman"/>
           <w:b/>
           <w:i/>
           <w:color w:val="475569"/>
@@ -5363,8 +5969,9 @@
       </w:pPr>
       <w:r>
         <w:rPr>
-          <w:rFonts w:ascii="Times New Roman" w:hAnsi="Times New Roman"/>
+          <w:rFonts w:ascii="Times New Roman" w:hAnsi="Times New Roman" w:cs="Times New Roman" w:eastAsia="Times New Roman"/>
           <w:b/>
+          <w:i w:val="0"/>
           <w:color w:val="1E293B"/>
           <w:sz w:val="22"/>
         </w:rPr>
@@ -5372,7 +5979,9 @@
       </w:r>
       <w:r>
         <w:rPr>
-          <w:rFonts w:ascii="Times New Roman" w:hAnsi="Times New Roman"/>
+          <w:rFonts w:ascii="Times New Roman" w:hAnsi="Times New Roman" w:cs="Times New Roman" w:eastAsia="Times New Roman"/>
+          <w:b w:val="0"/>
+          <w:i w:val="0"/>
           <w:color w:val="0F172A"/>
           <w:sz w:val="22"/>
         </w:rPr>
@@ -5392,8 +6001,9 @@
       </w:pPr>
       <w:r>
         <w:rPr>
-          <w:rFonts w:ascii="Arial" w:hAnsi="Arial"/>
+          <w:rFonts w:ascii="Times New Roman" w:hAnsi="Times New Roman" w:cs="Times New Roman" w:eastAsia="Times New Roman"/>
           <w:b/>
+          <w:i w:val="0"/>
           <w:color w:val="0F172A"/>
           <w:sz w:val="30"/>
         </w:rPr>
@@ -5408,8 +6018,9 @@
       </w:pPr>
       <w:r>
         <w:rPr>
-          <w:rFonts w:ascii="Arial" w:hAnsi="Arial"/>
+          <w:rFonts w:ascii="Times New Roman" w:hAnsi="Times New Roman" w:cs="Times New Roman" w:eastAsia="Times New Roman"/>
           <w:b/>
+          <w:i w:val="0"/>
           <w:color w:val="1E293B"/>
           <w:sz w:val="25"/>
         </w:rPr>
@@ -5422,7 +6033,9 @@
       </w:pPr>
       <w:r>
         <w:rPr>
-          <w:rFonts w:ascii="Times New Roman" w:hAnsi="Times New Roman"/>
+          <w:rFonts w:ascii="Times New Roman" w:hAnsi="Times New Roman" w:cs="Times New Roman" w:eastAsia="Times New Roman"/>
+          <w:b w:val="0"/>
+          <w:i w:val="0"/>
           <w:color w:val="0F172A"/>
           <w:sz w:val="22"/>
         </w:rPr>
@@ -5476,7 +6089,7 @@
       </w:pPr>
       <w:r>
         <w:rPr>
-          <w:rFonts w:ascii="Arial" w:hAnsi="Arial"/>
+          <w:rFonts w:ascii="Times New Roman" w:hAnsi="Times New Roman" w:cs="Times New Roman" w:eastAsia="Times New Roman"/>
           <w:b/>
           <w:i/>
           <w:color w:val="475569"/>
@@ -5491,8 +6104,9 @@
       </w:pPr>
       <w:r>
         <w:rPr>
-          <w:rFonts w:ascii="Times New Roman" w:hAnsi="Times New Roman"/>
+          <w:rFonts w:ascii="Times New Roman" w:hAnsi="Times New Roman" w:cs="Times New Roman" w:eastAsia="Times New Roman"/>
           <w:b/>
+          <w:i w:val="0"/>
           <w:color w:val="1E293B"/>
           <w:sz w:val="22"/>
         </w:rPr>
@@ -5500,7 +6114,9 @@
       </w:r>
       <w:r>
         <w:rPr>
-          <w:rFonts w:ascii="Times New Roman" w:hAnsi="Times New Roman"/>
+          <w:rFonts w:ascii="Times New Roman" w:hAnsi="Times New Roman" w:cs="Times New Roman" w:eastAsia="Times New Roman"/>
+          <w:b w:val="0"/>
+          <w:i w:val="0"/>
           <w:color w:val="0F172A"/>
           <w:sz w:val="22"/>
         </w:rPr>
@@ -5515,8 +6131,9 @@
       </w:pPr>
       <w:r>
         <w:rPr>
-          <w:rFonts w:ascii="Arial" w:hAnsi="Arial"/>
+          <w:rFonts w:ascii="Times New Roman" w:hAnsi="Times New Roman" w:cs="Times New Roman" w:eastAsia="Times New Roman"/>
           <w:b/>
+          <w:i w:val="0"/>
           <w:color w:val="1E293B"/>
           <w:sz w:val="25"/>
         </w:rPr>
@@ -5529,7 +6146,9 @@
       </w:pPr>
       <w:r>
         <w:rPr>
-          <w:rFonts w:ascii="Times New Roman" w:hAnsi="Times New Roman"/>
+          <w:rFonts w:ascii="Times New Roman" w:hAnsi="Times New Roman" w:cs="Times New Roman" w:eastAsia="Times New Roman"/>
+          <w:b w:val="0"/>
+          <w:i w:val="0"/>
           <w:color w:val="0F172A"/>
           <w:sz w:val="22"/>
         </w:rPr>
@@ -5542,8 +6161,9 @@
       </w:pPr>
       <w:r>
         <w:rPr>
-          <w:rFonts w:ascii="Times New Roman" w:hAnsi="Times New Roman"/>
+          <w:rFonts w:ascii="Times New Roman" w:hAnsi="Times New Roman" w:cs="Times New Roman" w:eastAsia="Times New Roman"/>
           <w:b/>
+          <w:i w:val="0"/>
           <w:color w:val="1E293B"/>
           <w:sz w:val="22"/>
         </w:rPr>
@@ -5551,7 +6171,9 @@
       </w:r>
       <w:r>
         <w:rPr>
-          <w:rFonts w:ascii="Times New Roman" w:hAnsi="Times New Roman"/>
+          <w:rFonts w:ascii="Times New Roman" w:hAnsi="Times New Roman" w:cs="Times New Roman" w:eastAsia="Times New Roman"/>
+          <w:b w:val="0"/>
+          <w:i w:val="0"/>
           <w:color w:val="0F172A"/>
           <w:sz w:val="22"/>
         </w:rPr>
@@ -5564,8 +6186,9 @@
       </w:pPr>
       <w:r>
         <w:rPr>
-          <w:rFonts w:ascii="Times New Roman" w:hAnsi="Times New Roman"/>
+          <w:rFonts w:ascii="Times New Roman" w:hAnsi="Times New Roman" w:cs="Times New Roman" w:eastAsia="Times New Roman"/>
           <w:b/>
+          <w:i w:val="0"/>
           <w:color w:val="1E293B"/>
           <w:sz w:val="22"/>
         </w:rPr>
@@ -5573,7 +6196,9 @@
       </w:r>
       <w:r>
         <w:rPr>
-          <w:rFonts w:ascii="Times New Roman" w:hAnsi="Times New Roman"/>
+          <w:rFonts w:ascii="Times New Roman" w:hAnsi="Times New Roman" w:cs="Times New Roman" w:eastAsia="Times New Roman"/>
+          <w:b w:val="0"/>
+          <w:i w:val="0"/>
           <w:color w:val="0F172A"/>
           <w:sz w:val="22"/>
         </w:rPr>
@@ -5586,8 +6211,9 @@
       </w:pPr>
       <w:r>
         <w:rPr>
-          <w:rFonts w:ascii="Times New Roman" w:hAnsi="Times New Roman"/>
+          <w:rFonts w:ascii="Times New Roman" w:hAnsi="Times New Roman" w:cs="Times New Roman" w:eastAsia="Times New Roman"/>
           <w:b/>
+          <w:i w:val="0"/>
           <w:color w:val="1E293B"/>
           <w:sz w:val="22"/>
         </w:rPr>
@@ -5595,7 +6221,9 @@
       </w:r>
       <w:r>
         <w:rPr>
-          <w:rFonts w:ascii="Times New Roman" w:hAnsi="Times New Roman"/>
+          <w:rFonts w:ascii="Times New Roman" w:hAnsi="Times New Roman" w:cs="Times New Roman" w:eastAsia="Times New Roman"/>
+          <w:b w:val="0"/>
+          <w:i w:val="0"/>
           <w:color w:val="0F172A"/>
           <w:sz w:val="22"/>
         </w:rPr>
@@ -5649,7 +6277,7 @@
       </w:pPr>
       <w:r>
         <w:rPr>
-          <w:rFonts w:ascii="Arial" w:hAnsi="Arial"/>
+          <w:rFonts w:ascii="Times New Roman" w:hAnsi="Times New Roman" w:cs="Times New Roman" w:eastAsia="Times New Roman"/>
           <w:b/>
           <w:i/>
           <w:color w:val="475569"/>
@@ -5664,8 +6292,9 @@
       </w:pPr>
       <w:r>
         <w:rPr>
-          <w:rFonts w:ascii="Times New Roman" w:hAnsi="Times New Roman"/>
+          <w:rFonts w:ascii="Times New Roman" w:hAnsi="Times New Roman" w:cs="Times New Roman" w:eastAsia="Times New Roman"/>
           <w:b/>
+          <w:i w:val="0"/>
           <w:color w:val="1E293B"/>
           <w:sz w:val="22"/>
         </w:rPr>
@@ -5673,7 +6302,9 @@
       </w:r>
       <w:r>
         <w:rPr>
-          <w:rFonts w:ascii="Times New Roman" w:hAnsi="Times New Roman"/>
+          <w:rFonts w:ascii="Times New Roman" w:hAnsi="Times New Roman" w:cs="Times New Roman" w:eastAsia="Times New Roman"/>
+          <w:b w:val="0"/>
+          <w:i w:val="0"/>
           <w:color w:val="0F172A"/>
           <w:sz w:val="22"/>
         </w:rPr>
@@ -5688,8 +6319,9 @@
       </w:pPr>
       <w:r>
         <w:rPr>
-          <w:rFonts w:ascii="Arial" w:hAnsi="Arial"/>
+          <w:rFonts w:ascii="Times New Roman" w:hAnsi="Times New Roman" w:cs="Times New Roman" w:eastAsia="Times New Roman"/>
           <w:b/>
+          <w:i w:val="0"/>
           <w:color w:val="1E293B"/>
           <w:sz w:val="25"/>
         </w:rPr>
@@ -5702,7 +6334,9 @@
       </w:pPr>
       <w:r>
         <w:rPr>
-          <w:rFonts w:ascii="Times New Roman" w:hAnsi="Times New Roman"/>
+          <w:rFonts w:ascii="Times New Roman" w:hAnsi="Times New Roman" w:cs="Times New Roman" w:eastAsia="Times New Roman"/>
+          <w:b w:val="0"/>
+          <w:i w:val="0"/>
           <w:color w:val="0F172A"/>
           <w:sz w:val="22"/>
         </w:rPr>
@@ -5736,7 +6370,9 @@
             </w:pPr>
             <w:r>
               <w:rPr>
-                <w:rFonts w:ascii="Consolas" w:hAnsi="Consolas"/>
+                <w:rFonts w:ascii="Consolas" w:hAnsi="Consolas" w:cs="Consolas" w:eastAsia="Consolas"/>
+                <w:b w:val="0"/>
+                <w:i w:val="0"/>
                 <w:color w:val="E2E8F0"/>
                 <w:sz w:val="17"/>
               </w:rPr>
@@ -5802,8 +6438,9 @@
       </w:pPr>
       <w:r>
         <w:rPr>
-          <w:rFonts w:ascii="Arial" w:hAnsi="Arial"/>
+          <w:rFonts w:ascii="Times New Roman" w:hAnsi="Times New Roman" w:cs="Times New Roman" w:eastAsia="Times New Roman"/>
           <w:b/>
+          <w:i w:val="0"/>
           <w:color w:val="1E293B"/>
           <w:sz w:val="25"/>
         </w:rPr>
@@ -5816,7 +6453,9 @@
       </w:pPr>
       <w:r>
         <w:rPr>
-          <w:rFonts w:ascii="Times New Roman" w:hAnsi="Times New Roman"/>
+          <w:rFonts w:ascii="Times New Roman" w:hAnsi="Times New Roman" w:cs="Times New Roman" w:eastAsia="Times New Roman"/>
+          <w:b w:val="0"/>
+          <w:i w:val="0"/>
           <w:color w:val="0F172A"/>
           <w:sz w:val="22"/>
         </w:rPr>
@@ -5829,7 +6468,9 @@
       </w:pPr>
       <w:r>
         <w:rPr>
-          <w:rFonts w:ascii="Times New Roman" w:hAnsi="Times New Roman"/>
+          <w:rFonts w:ascii="Times New Roman" w:hAnsi="Times New Roman" w:cs="Times New Roman" w:eastAsia="Times New Roman"/>
+          <w:b w:val="0"/>
+          <w:i w:val="0"/>
           <w:color w:val="0F172A"/>
           <w:sz w:val="22"/>
         </w:rPr>
@@ -5842,7 +6483,9 @@
       </w:pPr>
       <w:r>
         <w:rPr>
-          <w:rFonts w:ascii="Times New Roman" w:hAnsi="Times New Roman"/>
+          <w:rFonts w:ascii="Times New Roman" w:hAnsi="Times New Roman" w:cs="Times New Roman" w:eastAsia="Times New Roman"/>
+          <w:b w:val="0"/>
+          <w:i w:val="0"/>
           <w:color w:val="0F172A"/>
           <w:sz w:val="22"/>
         </w:rPr>
@@ -5855,7 +6498,9 @@
       </w:pPr>
       <w:r>
         <w:rPr>
-          <w:rFonts w:ascii="Times New Roman" w:hAnsi="Times New Roman"/>
+          <w:rFonts w:ascii="Times New Roman" w:hAnsi="Times New Roman" w:cs="Times New Roman" w:eastAsia="Times New Roman"/>
+          <w:b w:val="0"/>
+          <w:i w:val="0"/>
           <w:color w:val="0F172A"/>
           <w:sz w:val="22"/>
         </w:rPr>
@@ -5868,7 +6513,9 @@
       </w:pPr>
       <w:r>
         <w:rPr>
-          <w:rFonts w:ascii="Times New Roman" w:hAnsi="Times New Roman"/>
+          <w:rFonts w:ascii="Times New Roman" w:hAnsi="Times New Roman" w:cs="Times New Roman" w:eastAsia="Times New Roman"/>
+          <w:b w:val="0"/>
+          <w:i w:val="0"/>
           <w:color w:val="0F172A"/>
           <w:sz w:val="22"/>
         </w:rPr>
@@ -5881,7 +6528,9 @@
       </w:pPr>
       <w:r>
         <w:rPr>
-          <w:rFonts w:ascii="Times New Roman" w:hAnsi="Times New Roman"/>
+          <w:rFonts w:ascii="Times New Roman" w:hAnsi="Times New Roman" w:cs="Times New Roman" w:eastAsia="Times New Roman"/>
+          <w:b w:val="0"/>
+          <w:i w:val="0"/>
           <w:color w:val="0F172A"/>
           <w:sz w:val="22"/>
         </w:rPr>
@@ -5935,7 +6584,7 @@
       </w:pPr>
       <w:r>
         <w:rPr>
-          <w:rFonts w:ascii="Arial" w:hAnsi="Arial"/>
+          <w:rFonts w:ascii="Times New Roman" w:hAnsi="Times New Roman" w:cs="Times New Roman" w:eastAsia="Times New Roman"/>
           <w:b/>
           <w:i/>
           <w:color w:val="475569"/>
@@ -5950,8 +6599,9 @@
       </w:pPr>
       <w:r>
         <w:rPr>
-          <w:rFonts w:ascii="Times New Roman" w:hAnsi="Times New Roman"/>
+          <w:rFonts w:ascii="Times New Roman" w:hAnsi="Times New Roman" w:cs="Times New Roman" w:eastAsia="Times New Roman"/>
           <w:b/>
+          <w:i w:val="0"/>
           <w:color w:val="1E293B"/>
           <w:sz w:val="22"/>
         </w:rPr>
@@ -5959,7 +6609,9 @@
       </w:r>
       <w:r>
         <w:rPr>
-          <w:rFonts w:ascii="Times New Roman" w:hAnsi="Times New Roman"/>
+          <w:rFonts w:ascii="Times New Roman" w:hAnsi="Times New Roman" w:cs="Times New Roman" w:eastAsia="Times New Roman"/>
+          <w:b w:val="0"/>
+          <w:i w:val="0"/>
           <w:color w:val="0F172A"/>
           <w:sz w:val="22"/>
         </w:rPr>
@@ -6013,7 +6665,7 @@
       </w:pPr>
       <w:r>
         <w:rPr>
-          <w:rFonts w:ascii="Arial" w:hAnsi="Arial"/>
+          <w:rFonts w:ascii="Times New Roman" w:hAnsi="Times New Roman" w:cs="Times New Roman" w:eastAsia="Times New Roman"/>
           <w:b/>
           <w:i/>
           <w:color w:val="475569"/>
@@ -6028,8 +6680,9 @@
       </w:pPr>
       <w:r>
         <w:rPr>
-          <w:rFonts w:ascii="Times New Roman" w:hAnsi="Times New Roman"/>
+          <w:rFonts w:ascii="Times New Roman" w:hAnsi="Times New Roman" w:cs="Times New Roman" w:eastAsia="Times New Roman"/>
           <w:b/>
+          <w:i w:val="0"/>
           <w:color w:val="1E293B"/>
           <w:sz w:val="22"/>
         </w:rPr>
@@ -6037,7 +6690,9 @@
       </w:r>
       <w:r>
         <w:rPr>
-          <w:rFonts w:ascii="Times New Roman" w:hAnsi="Times New Roman"/>
+          <w:rFonts w:ascii="Times New Roman" w:hAnsi="Times New Roman" w:cs="Times New Roman" w:eastAsia="Times New Roman"/>
+          <w:b w:val="0"/>
+          <w:i w:val="0"/>
           <w:color w:val="0F172A"/>
           <w:sz w:val="22"/>
         </w:rPr>
@@ -6057,8 +6712,9 @@
       </w:pPr>
       <w:r>
         <w:rPr>
-          <w:rFonts w:ascii="Arial" w:hAnsi="Arial"/>
+          <w:rFonts w:ascii="Times New Roman" w:hAnsi="Times New Roman" w:cs="Times New Roman" w:eastAsia="Times New Roman"/>
           <w:b/>
+          <w:i w:val="0"/>
           <w:color w:val="0F172A"/>
           <w:sz w:val="30"/>
         </w:rPr>
@@ -6073,8 +6729,9 @@
       </w:pPr>
       <w:r>
         <w:rPr>
-          <w:rFonts w:ascii="Arial" w:hAnsi="Arial"/>
+          <w:rFonts w:ascii="Times New Roman" w:hAnsi="Times New Roman" w:cs="Times New Roman" w:eastAsia="Times New Roman"/>
           <w:b/>
+          <w:i w:val="0"/>
           <w:color w:val="1E293B"/>
           <w:sz w:val="25"/>
         </w:rPr>
@@ -6087,7 +6744,9 @@
       </w:pPr>
       <w:r>
         <w:rPr>
-          <w:rFonts w:ascii="Times New Roman" w:hAnsi="Times New Roman"/>
+          <w:rFonts w:ascii="Times New Roman" w:hAnsi="Times New Roman" w:cs="Times New Roman" w:eastAsia="Times New Roman"/>
+          <w:b w:val="0"/>
+          <w:i w:val="0"/>
           <w:color w:val="0F172A"/>
           <w:sz w:val="22"/>
         </w:rPr>
@@ -6102,8 +6761,9 @@
       </w:pPr>
       <w:r>
         <w:rPr>
-          <w:rFonts w:ascii="Arial" w:hAnsi="Arial"/>
+          <w:rFonts w:ascii="Times New Roman" w:hAnsi="Times New Roman" w:cs="Times New Roman" w:eastAsia="Times New Roman"/>
           <w:b/>
+          <w:i w:val="0"/>
           <w:color w:val="1E293B"/>
           <w:sz w:val="25"/>
         </w:rPr>
@@ -6116,7 +6776,9 @@
       </w:pPr>
       <w:r>
         <w:rPr>
-          <w:rFonts w:ascii="Times New Roman" w:hAnsi="Times New Roman"/>
+          <w:rFonts w:ascii="Times New Roman" w:hAnsi="Times New Roman" w:cs="Times New Roman" w:eastAsia="Times New Roman"/>
+          <w:b w:val="0"/>
+          <w:i w:val="0"/>
           <w:color w:val="0F172A"/>
           <w:sz w:val="22"/>
         </w:rPr>
@@ -6129,7 +6791,9 @@
       </w:pPr>
       <w:r>
         <w:rPr>
-          <w:rFonts w:ascii="Times New Roman" w:hAnsi="Times New Roman"/>
+          <w:rFonts w:ascii="Times New Roman" w:hAnsi="Times New Roman" w:cs="Times New Roman" w:eastAsia="Times New Roman"/>
+          <w:b w:val="0"/>
+          <w:i w:val="0"/>
           <w:color w:val="0F172A"/>
           <w:sz w:val="22"/>
         </w:rPr>
@@ -6142,7 +6806,9 @@
       </w:pPr>
       <w:r>
         <w:rPr>
-          <w:rFonts w:ascii="Times New Roman" w:hAnsi="Times New Roman"/>
+          <w:rFonts w:ascii="Times New Roman" w:hAnsi="Times New Roman" w:cs="Times New Roman" w:eastAsia="Times New Roman"/>
+          <w:b w:val="0"/>
+          <w:i w:val="0"/>
           <w:color w:val="0F172A"/>
           <w:sz w:val="22"/>
         </w:rPr>
@@ -6155,7 +6821,9 @@
       </w:pPr>
       <w:r>
         <w:rPr>
-          <w:rFonts w:ascii="Times New Roman" w:hAnsi="Times New Roman"/>
+          <w:rFonts w:ascii="Times New Roman" w:hAnsi="Times New Roman" w:cs="Times New Roman" w:eastAsia="Times New Roman"/>
+          <w:b w:val="0"/>
+          <w:i w:val="0"/>
           <w:color w:val="0F172A"/>
           <w:sz w:val="22"/>
         </w:rPr>
@@ -6170,8 +6838,9 @@
       </w:pPr>
       <w:r>
         <w:rPr>
-          <w:rFonts w:ascii="Arial" w:hAnsi="Arial"/>
+          <w:rFonts w:ascii="Times New Roman" w:hAnsi="Times New Roman" w:cs="Times New Roman" w:eastAsia="Times New Roman"/>
           <w:b/>
+          <w:i w:val="0"/>
           <w:color w:val="1E293B"/>
           <w:sz w:val="25"/>
         </w:rPr>
@@ -6184,7 +6853,9 @@
       </w:pPr>
       <w:r>
         <w:rPr>
-          <w:rFonts w:ascii="Times New Roman" w:hAnsi="Times New Roman"/>
+          <w:rFonts w:ascii="Times New Roman" w:hAnsi="Times New Roman" w:cs="Times New Roman" w:eastAsia="Times New Roman"/>
+          <w:b w:val="0"/>
+          <w:i w:val="0"/>
           <w:color w:val="0F172A"/>
           <w:sz w:val="22"/>
         </w:rPr>
@@ -6197,7 +6868,9 @@
       </w:pPr>
       <w:r>
         <w:rPr>
-          <w:rFonts w:ascii="Times New Roman" w:hAnsi="Times New Roman"/>
+          <w:rFonts w:ascii="Times New Roman" w:hAnsi="Times New Roman" w:cs="Times New Roman" w:eastAsia="Times New Roman"/>
+          <w:b w:val="0"/>
+          <w:i w:val="0"/>
           <w:color w:val="0F172A"/>
           <w:sz w:val="22"/>
         </w:rPr>
@@ -6210,7 +6883,9 @@
       </w:pPr>
       <w:r>
         <w:rPr>
-          <w:rFonts w:ascii="Times New Roman" w:hAnsi="Times New Roman"/>
+          <w:rFonts w:ascii="Times New Roman" w:hAnsi="Times New Roman" w:cs="Times New Roman" w:eastAsia="Times New Roman"/>
+          <w:b w:val="0"/>
+          <w:i w:val="0"/>
           <w:color w:val="0F172A"/>
           <w:sz w:val="22"/>
         </w:rPr>
@@ -6264,7 +6939,7 @@
       </w:pPr>
       <w:r>
         <w:rPr>
-          <w:rFonts w:ascii="Arial" w:hAnsi="Arial"/>
+          <w:rFonts w:ascii="Times New Roman" w:hAnsi="Times New Roman" w:cs="Times New Roman" w:eastAsia="Times New Roman"/>
           <w:b/>
           <w:i/>
           <w:color w:val="475569"/>
@@ -6279,8 +6954,9 @@
       </w:pPr>
       <w:r>
         <w:rPr>
-          <w:rFonts w:ascii="Times New Roman" w:hAnsi="Times New Roman"/>
+          <w:rFonts w:ascii="Times New Roman" w:hAnsi="Times New Roman" w:cs="Times New Roman" w:eastAsia="Times New Roman"/>
           <w:b/>
+          <w:i w:val="0"/>
           <w:color w:val="1E293B"/>
           <w:sz w:val="22"/>
         </w:rPr>
@@ -6288,7 +6964,9 @@
       </w:r>
       <w:r>
         <w:rPr>
-          <w:rFonts w:ascii="Times New Roman" w:hAnsi="Times New Roman"/>
+          <w:rFonts w:ascii="Times New Roman" w:hAnsi="Times New Roman" w:cs="Times New Roman" w:eastAsia="Times New Roman"/>
+          <w:b w:val="0"/>
+          <w:i w:val="0"/>
           <w:color w:val="0F172A"/>
           <w:sz w:val="22"/>
         </w:rPr>
@@ -6303,8 +6981,9 @@
       </w:pPr>
       <w:r>
         <w:rPr>
-          <w:rFonts w:ascii="Arial" w:hAnsi="Arial"/>
+          <w:rFonts w:ascii="Times New Roman" w:hAnsi="Times New Roman" w:cs="Times New Roman" w:eastAsia="Times New Roman"/>
           <w:b/>
+          <w:i w:val="0"/>
           <w:color w:val="1E293B"/>
           <w:sz w:val="25"/>
         </w:rPr>
@@ -6317,7 +6996,9 @@
       </w:pPr>
       <w:r>
         <w:rPr>
-          <w:rFonts w:ascii="Times New Roman" w:hAnsi="Times New Roman"/>
+          <w:rFonts w:ascii="Times New Roman" w:hAnsi="Times New Roman" w:cs="Times New Roman" w:eastAsia="Times New Roman"/>
+          <w:b w:val="0"/>
+          <w:i w:val="0"/>
           <w:color w:val="0F172A"/>
           <w:sz w:val="22"/>
         </w:rPr>
@@ -6371,7 +7052,7 @@
       </w:pPr>
       <w:r>
         <w:rPr>
-          <w:rFonts w:ascii="Arial" w:hAnsi="Arial"/>
+          <w:rFonts w:ascii="Times New Roman" w:hAnsi="Times New Roman" w:cs="Times New Roman" w:eastAsia="Times New Roman"/>
           <w:b/>
           <w:i/>
           <w:color w:val="475569"/>
@@ -6386,8 +7067,9 @@
       </w:pPr>
       <w:r>
         <w:rPr>
-          <w:rFonts w:ascii="Times New Roman" w:hAnsi="Times New Roman"/>
+          <w:rFonts w:ascii="Times New Roman" w:hAnsi="Times New Roman" w:cs="Times New Roman" w:eastAsia="Times New Roman"/>
           <w:b/>
+          <w:i w:val="0"/>
           <w:color w:val="1E293B"/>
           <w:sz w:val="22"/>
         </w:rPr>
@@ -6395,7 +7077,9 @@
       </w:r>
       <w:r>
         <w:rPr>
-          <w:rFonts w:ascii="Times New Roman" w:hAnsi="Times New Roman"/>
+          <w:rFonts w:ascii="Times New Roman" w:hAnsi="Times New Roman" w:cs="Times New Roman" w:eastAsia="Times New Roman"/>
+          <w:b w:val="0"/>
+          <w:i w:val="0"/>
           <w:color w:val="0F172A"/>
           <w:sz w:val="22"/>
         </w:rPr>
@@ -6410,8 +7094,9 @@
       </w:pPr>
       <w:r>
         <w:rPr>
-          <w:rFonts w:ascii="Arial" w:hAnsi="Arial"/>
+          <w:rFonts w:ascii="Times New Roman" w:hAnsi="Times New Roman" w:cs="Times New Roman" w:eastAsia="Times New Roman"/>
           <w:b/>
+          <w:i w:val="0"/>
           <w:color w:val="1E293B"/>
           <w:sz w:val="25"/>
         </w:rPr>
@@ -6424,7 +7109,9 @@
       </w:pPr>
       <w:r>
         <w:rPr>
-          <w:rFonts w:ascii="Times New Roman" w:hAnsi="Times New Roman"/>
+          <w:rFonts w:ascii="Times New Roman" w:hAnsi="Times New Roman" w:cs="Times New Roman" w:eastAsia="Times New Roman"/>
+          <w:b w:val="0"/>
+          <w:i w:val="0"/>
           <w:color w:val="0F172A"/>
           <w:sz w:val="22"/>
         </w:rPr>
@@ -6478,7 +7165,7 @@
       </w:pPr>
       <w:r>
         <w:rPr>
-          <w:rFonts w:ascii="Arial" w:hAnsi="Arial"/>
+          <w:rFonts w:ascii="Times New Roman" w:hAnsi="Times New Roman" w:cs="Times New Roman" w:eastAsia="Times New Roman"/>
           <w:b/>
           <w:i/>
           <w:color w:val="475569"/>
@@ -6493,8 +7180,9 @@
       </w:pPr>
       <w:r>
         <w:rPr>
-          <w:rFonts w:ascii="Times New Roman" w:hAnsi="Times New Roman"/>
+          <w:rFonts w:ascii="Times New Roman" w:hAnsi="Times New Roman" w:cs="Times New Roman" w:eastAsia="Times New Roman"/>
           <w:b/>
+          <w:i w:val="0"/>
           <w:color w:val="1E293B"/>
           <w:sz w:val="22"/>
         </w:rPr>
@@ -6502,7 +7190,9 @@
       </w:r>
       <w:r>
         <w:rPr>
-          <w:rFonts w:ascii="Times New Roman" w:hAnsi="Times New Roman"/>
+          <w:rFonts w:ascii="Times New Roman" w:hAnsi="Times New Roman" w:cs="Times New Roman" w:eastAsia="Times New Roman"/>
+          <w:b w:val="0"/>
+          <w:i w:val="0"/>
           <w:color w:val="0F172A"/>
           <w:sz w:val="22"/>
         </w:rPr>
@@ -6522,8 +7212,9 @@
       </w:pPr>
       <w:r>
         <w:rPr>
-          <w:rFonts w:ascii="Arial" w:hAnsi="Arial"/>
+          <w:rFonts w:ascii="Times New Roman" w:hAnsi="Times New Roman" w:cs="Times New Roman" w:eastAsia="Times New Roman"/>
           <w:b/>
+          <w:i w:val="0"/>
           <w:color w:val="0F172A"/>
           <w:sz w:val="30"/>
         </w:rPr>
@@ -6538,8 +7229,9 @@
       </w:pPr>
       <w:r>
         <w:rPr>
-          <w:rFonts w:ascii="Arial" w:hAnsi="Arial"/>
+          <w:rFonts w:ascii="Times New Roman" w:hAnsi="Times New Roman" w:cs="Times New Roman" w:eastAsia="Times New Roman"/>
           <w:b/>
+          <w:i w:val="0"/>
           <w:color w:val="1E293B"/>
           <w:sz w:val="25"/>
         </w:rPr>
@@ -6552,7 +7244,9 @@
       </w:pPr>
       <w:r>
         <w:rPr>
-          <w:rFonts w:ascii="Times New Roman" w:hAnsi="Times New Roman"/>
+          <w:rFonts w:ascii="Times New Roman" w:hAnsi="Times New Roman" w:cs="Times New Roman" w:eastAsia="Times New Roman"/>
+          <w:b w:val="0"/>
+          <w:i w:val="0"/>
           <w:color w:val="0F172A"/>
           <w:sz w:val="22"/>
         </w:rPr>
@@ -6565,7 +7259,9 @@
       </w:pPr>
       <w:r>
         <w:rPr>
-          <w:rFonts w:ascii="Times New Roman" w:hAnsi="Times New Roman"/>
+          <w:rFonts w:ascii="Times New Roman" w:hAnsi="Times New Roman" w:cs="Times New Roman" w:eastAsia="Times New Roman"/>
+          <w:b w:val="0"/>
+          <w:i w:val="0"/>
           <w:color w:val="0F172A"/>
           <w:sz w:val="22"/>
         </w:rPr>
@@ -6578,7 +7274,9 @@
       </w:pPr>
       <w:r>
         <w:rPr>
-          <w:rFonts w:ascii="Times New Roman" w:hAnsi="Times New Roman"/>
+          <w:rFonts w:ascii="Times New Roman" w:hAnsi="Times New Roman" w:cs="Times New Roman" w:eastAsia="Times New Roman"/>
+          <w:b w:val="0"/>
+          <w:i w:val="0"/>
           <w:color w:val="0F172A"/>
           <w:sz w:val="22"/>
         </w:rPr>
@@ -6591,7 +7289,9 @@
       </w:pPr>
       <w:r>
         <w:rPr>
-          <w:rFonts w:ascii="Times New Roman" w:hAnsi="Times New Roman"/>
+          <w:rFonts w:ascii="Times New Roman" w:hAnsi="Times New Roman" w:cs="Times New Roman" w:eastAsia="Times New Roman"/>
+          <w:b w:val="0"/>
+          <w:i w:val="0"/>
           <w:color w:val="0F172A"/>
           <w:sz w:val="22"/>
         </w:rPr>
@@ -6604,7 +7304,9 @@
       </w:pPr>
       <w:r>
         <w:rPr>
-          <w:rFonts w:ascii="Times New Roman" w:hAnsi="Times New Roman"/>
+          <w:rFonts w:ascii="Times New Roman" w:hAnsi="Times New Roman" w:cs="Times New Roman" w:eastAsia="Times New Roman"/>
+          <w:b w:val="0"/>
+          <w:i w:val="0"/>
           <w:color w:val="0F172A"/>
           <w:sz w:val="22"/>
         </w:rPr>
@@ -6619,8 +7321,9 @@
       </w:pPr>
       <w:r>
         <w:rPr>
-          <w:rFonts w:ascii="Arial" w:hAnsi="Arial"/>
+          <w:rFonts w:ascii="Times New Roman" w:hAnsi="Times New Roman" w:cs="Times New Roman" w:eastAsia="Times New Roman"/>
           <w:b/>
+          <w:i w:val="0"/>
           <w:color w:val="1E293B"/>
           <w:sz w:val="25"/>
         </w:rPr>
@@ -6633,7 +7336,9 @@
       </w:pPr>
       <w:r>
         <w:rPr>
-          <w:rFonts w:ascii="Times New Roman" w:hAnsi="Times New Roman"/>
+          <w:rFonts w:ascii="Times New Roman" w:hAnsi="Times New Roman" w:cs="Times New Roman" w:eastAsia="Times New Roman"/>
+          <w:b w:val="0"/>
+          <w:i w:val="0"/>
           <w:color w:val="0F172A"/>
           <w:sz w:val="22"/>
         </w:rPr>
@@ -6648,8 +7353,9 @@
       </w:pPr>
       <w:r>
         <w:rPr>
-          <w:rFonts w:ascii="Arial" w:hAnsi="Arial"/>
+          <w:rFonts w:ascii="Times New Roman" w:hAnsi="Times New Roman" w:cs="Times New Roman" w:eastAsia="Times New Roman"/>
           <w:b/>
+          <w:i w:val="0"/>
           <w:color w:val="1E293B"/>
           <w:sz w:val="25"/>
         </w:rPr>
@@ -6662,7 +7368,9 @@
       </w:pPr>
       <w:r>
         <w:rPr>
-          <w:rFonts w:ascii="Times New Roman" w:hAnsi="Times New Roman"/>
+          <w:rFonts w:ascii="Times New Roman" w:hAnsi="Times New Roman" w:cs="Times New Roman" w:eastAsia="Times New Roman"/>
+          <w:b w:val="0"/>
+          <w:i w:val="0"/>
           <w:color w:val="0F172A"/>
           <w:sz w:val="22"/>
         </w:rPr>
@@ -6696,7 +7404,9 @@
             </w:pPr>
             <w:r>
               <w:rPr>
-                <w:rFonts w:ascii="Consolas" w:hAnsi="Consolas"/>
+                <w:rFonts w:ascii="Consolas" w:hAnsi="Consolas" w:cs="Consolas" w:eastAsia="Consolas"/>
+                <w:b w:val="0"/>
+                <w:i w:val="0"/>
                 <w:color w:val="E2E8F0"/>
                 <w:sz w:val="17"/>
               </w:rPr>
@@ -6793,7 +7503,7 @@
       </w:pPr>
       <w:r>
         <w:rPr>
-          <w:rFonts w:ascii="Arial" w:hAnsi="Arial"/>
+          <w:rFonts w:ascii="Times New Roman" w:hAnsi="Times New Roman" w:cs="Times New Roman" w:eastAsia="Times New Roman"/>
           <w:b/>
           <w:i/>
           <w:color w:val="475569"/>
@@ -6808,8 +7518,9 @@
       </w:pPr>
       <w:r>
         <w:rPr>
-          <w:rFonts w:ascii="Times New Roman" w:hAnsi="Times New Roman"/>
+          <w:rFonts w:ascii="Times New Roman" w:hAnsi="Times New Roman" w:cs="Times New Roman" w:eastAsia="Times New Roman"/>
           <w:b/>
+          <w:i w:val="0"/>
           <w:color w:val="1E293B"/>
           <w:sz w:val="22"/>
         </w:rPr>
@@ -6817,7 +7528,9 @@
       </w:r>
       <w:r>
         <w:rPr>
-          <w:rFonts w:ascii="Times New Roman" w:hAnsi="Times New Roman"/>
+          <w:rFonts w:ascii="Times New Roman" w:hAnsi="Times New Roman" w:cs="Times New Roman" w:eastAsia="Times New Roman"/>
+          <w:b w:val="0"/>
+          <w:i w:val="0"/>
           <w:color w:val="0F172A"/>
           <w:sz w:val="22"/>
         </w:rPr>
@@ -6832,8 +7545,9 @@
       </w:pPr>
       <w:r>
         <w:rPr>
-          <w:rFonts w:ascii="Arial" w:hAnsi="Arial"/>
+          <w:rFonts w:ascii="Times New Roman" w:hAnsi="Times New Roman" w:cs="Times New Roman" w:eastAsia="Times New Roman"/>
           <w:b/>
+          <w:i w:val="0"/>
           <w:color w:val="1E293B"/>
           <w:sz w:val="25"/>
         </w:rPr>
@@ -6846,7 +7560,9 @@
       </w:pPr>
       <w:r>
         <w:rPr>
-          <w:rFonts w:ascii="Times New Roman" w:hAnsi="Times New Roman"/>
+          <w:rFonts w:ascii="Times New Roman" w:hAnsi="Times New Roman" w:cs="Times New Roman" w:eastAsia="Times New Roman"/>
+          <w:b w:val="0"/>
+          <w:i w:val="0"/>
           <w:color w:val="0F172A"/>
           <w:sz w:val="22"/>
         </w:rPr>
@@ -6861,8 +7577,9 @@
       </w:pPr>
       <w:r>
         <w:rPr>
-          <w:rFonts w:ascii="Arial" w:hAnsi="Arial"/>
+          <w:rFonts w:ascii="Times New Roman" w:hAnsi="Times New Roman" w:cs="Times New Roman" w:eastAsia="Times New Roman"/>
           <w:b/>
+          <w:i w:val="0"/>
           <w:color w:val="1E293B"/>
           <w:sz w:val="25"/>
         </w:rPr>
@@ -6875,7 +7592,9 @@
       </w:pPr>
       <w:r>
         <w:rPr>
-          <w:rFonts w:ascii="Times New Roman" w:hAnsi="Times New Roman"/>
+          <w:rFonts w:ascii="Times New Roman" w:hAnsi="Times New Roman" w:cs="Times New Roman" w:eastAsia="Times New Roman"/>
+          <w:b w:val="0"/>
+          <w:i w:val="0"/>
           <w:color w:val="0F172A"/>
           <w:sz w:val="22"/>
         </w:rPr>
@@ -6888,8 +7607,9 @@
       </w:pPr>
       <w:r>
         <w:rPr>
-          <w:rFonts w:ascii="Times New Roman" w:hAnsi="Times New Roman"/>
+          <w:rFonts w:ascii="Times New Roman" w:hAnsi="Times New Roman" w:cs="Times New Roman" w:eastAsia="Times New Roman"/>
           <w:b/>
+          <w:i w:val="0"/>
           <w:color w:val="1E293B"/>
           <w:sz w:val="22"/>
         </w:rPr>
@@ -6897,7 +7617,9 @@
       </w:r>
       <w:r>
         <w:rPr>
-          <w:rFonts w:ascii="Times New Roman" w:hAnsi="Times New Roman"/>
+          <w:rFonts w:ascii="Times New Roman" w:hAnsi="Times New Roman" w:cs="Times New Roman" w:eastAsia="Times New Roman"/>
+          <w:b w:val="0"/>
+          <w:i w:val="0"/>
           <w:color w:val="0F172A"/>
           <w:sz w:val="22"/>
         </w:rPr>
@@ -6914,8 +7636,9 @@
       </w:pPr>
       <w:r>
         <w:rPr>
-          <w:rFonts w:ascii="Times New Roman" w:hAnsi="Times New Roman"/>
+          <w:rFonts w:ascii="Times New Roman" w:hAnsi="Times New Roman" w:cs="Times New Roman" w:eastAsia="Times New Roman"/>
           <w:b/>
+          <w:i w:val="0"/>
           <w:color w:val="1E293B"/>
           <w:sz w:val="22"/>
         </w:rPr>
@@ -6923,7 +7646,9 @@
       </w:r>
       <w:r>
         <w:rPr>
-          <w:rFonts w:ascii="Times New Roman" w:hAnsi="Times New Roman"/>
+          <w:rFonts w:ascii="Times New Roman" w:hAnsi="Times New Roman" w:cs="Times New Roman" w:eastAsia="Times New Roman"/>
+          <w:b w:val="0"/>
+          <w:i w:val="0"/>
           <w:color w:val="0F172A"/>
           <w:sz w:val="22"/>
         </w:rPr>
@@ -6940,8 +7665,9 @@
       </w:pPr>
       <w:r>
         <w:rPr>
-          <w:rFonts w:ascii="Times New Roman" w:hAnsi="Times New Roman"/>
+          <w:rFonts w:ascii="Times New Roman" w:hAnsi="Times New Roman" w:cs="Times New Roman" w:eastAsia="Times New Roman"/>
           <w:b/>
+          <w:i w:val="0"/>
           <w:color w:val="1E293B"/>
           <w:sz w:val="22"/>
         </w:rPr>
@@ -6949,7 +7675,9 @@
       </w:r>
       <w:r>
         <w:rPr>
-          <w:rFonts w:ascii="Times New Roman" w:hAnsi="Times New Roman"/>
+          <w:rFonts w:ascii="Times New Roman" w:hAnsi="Times New Roman" w:cs="Times New Roman" w:eastAsia="Times New Roman"/>
+          <w:b w:val="0"/>
+          <w:i w:val="0"/>
           <w:color w:val="0F172A"/>
           <w:sz w:val="22"/>
         </w:rPr>
@@ -7007,7 +7735,7 @@
       </w:pPr>
       <w:r>
         <w:rPr>
-          <w:rFonts w:ascii="Arial" w:hAnsi="Arial"/>
+          <w:rFonts w:ascii="Times New Roman" w:hAnsi="Times New Roman" w:cs="Times New Roman" w:eastAsia="Times New Roman"/>
           <w:b/>
           <w:i/>
           <w:color w:val="475569"/>
@@ -7022,8 +7750,9 @@
       </w:pPr>
       <w:r>
         <w:rPr>
-          <w:rFonts w:ascii="Times New Roman" w:hAnsi="Times New Roman"/>
+          <w:rFonts w:ascii="Times New Roman" w:hAnsi="Times New Roman" w:cs="Times New Roman" w:eastAsia="Times New Roman"/>
           <w:b/>
+          <w:i w:val="0"/>
           <w:color w:val="1E293B"/>
           <w:sz w:val="22"/>
         </w:rPr>
@@ -7031,7 +7760,9 @@
       </w:r>
       <w:r>
         <w:rPr>
-          <w:rFonts w:ascii="Times New Roman" w:hAnsi="Times New Roman"/>
+          <w:rFonts w:ascii="Times New Roman" w:hAnsi="Times New Roman" w:cs="Times New Roman" w:eastAsia="Times New Roman"/>
+          <w:b w:val="0"/>
+          <w:i w:val="0"/>
           <w:color w:val="0F172A"/>
           <w:sz w:val="22"/>
         </w:rPr>
@@ -7051,8 +7782,9 @@
       </w:pPr>
       <w:r>
         <w:rPr>
-          <w:rFonts w:ascii="Arial" w:hAnsi="Arial"/>
+          <w:rFonts w:ascii="Times New Roman" w:hAnsi="Times New Roman" w:cs="Times New Roman" w:eastAsia="Times New Roman"/>
           <w:b/>
+          <w:i w:val="0"/>
           <w:color w:val="0F172A"/>
           <w:sz w:val="30"/>
         </w:rPr>
@@ -7067,8 +7799,9 @@
       </w:pPr>
       <w:r>
         <w:rPr>
-          <w:rFonts w:ascii="Arial" w:hAnsi="Arial"/>
+          <w:rFonts w:ascii="Times New Roman" w:hAnsi="Times New Roman" w:cs="Times New Roman" w:eastAsia="Times New Roman"/>
           <w:b/>
+          <w:i w:val="0"/>
           <w:color w:val="1E293B"/>
           <w:sz w:val="25"/>
         </w:rPr>
@@ -7081,7 +7814,9 @@
       </w:pPr>
       <w:r>
         <w:rPr>
-          <w:rFonts w:ascii="Times New Roman" w:hAnsi="Times New Roman"/>
+          <w:rFonts w:ascii="Times New Roman" w:hAnsi="Times New Roman" w:cs="Times New Roman" w:eastAsia="Times New Roman"/>
+          <w:b w:val="0"/>
+          <w:i w:val="0"/>
           <w:color w:val="0F172A"/>
           <w:sz w:val="22"/>
         </w:rPr>
@@ -7096,8 +7831,9 @@
       </w:pPr>
       <w:r>
         <w:rPr>
-          <w:rFonts w:ascii="Arial" w:hAnsi="Arial"/>
+          <w:rFonts w:ascii="Times New Roman" w:hAnsi="Times New Roman" w:cs="Times New Roman" w:eastAsia="Times New Roman"/>
           <w:b/>
+          <w:i w:val="0"/>
           <w:color w:val="1E293B"/>
           <w:sz w:val="25"/>
         </w:rPr>
@@ -7110,7 +7846,9 @@
       </w:pPr>
       <w:r>
         <w:rPr>
-          <w:rFonts w:ascii="Times New Roman" w:hAnsi="Times New Roman"/>
+          <w:rFonts w:ascii="Times New Roman" w:hAnsi="Times New Roman" w:cs="Times New Roman" w:eastAsia="Times New Roman"/>
+          <w:b w:val="0"/>
+          <w:i w:val="0"/>
           <w:color w:val="0F172A"/>
           <w:sz w:val="22"/>
         </w:rPr>
@@ -7125,8 +7863,9 @@
       </w:pPr>
       <w:r>
         <w:rPr>
-          <w:rFonts w:ascii="Arial" w:hAnsi="Arial"/>
+          <w:rFonts w:ascii="Times New Roman" w:hAnsi="Times New Roman" w:cs="Times New Roman" w:eastAsia="Times New Roman"/>
           <w:b/>
+          <w:i w:val="0"/>
           <w:color w:val="1E293B"/>
           <w:sz w:val="25"/>
         </w:rPr>
@@ -7139,7 +7878,9 @@
       </w:pPr>
       <w:r>
         <w:rPr>
-          <w:rFonts w:ascii="Times New Roman" w:hAnsi="Times New Roman"/>
+          <w:rFonts w:ascii="Times New Roman" w:hAnsi="Times New Roman" w:cs="Times New Roman" w:eastAsia="Times New Roman"/>
+          <w:b w:val="0"/>
+          <w:i w:val="0"/>
           <w:color w:val="0F172A"/>
           <w:sz w:val="22"/>
         </w:rPr>
@@ -7154,8 +7895,9 @@
       </w:pPr>
       <w:r>
         <w:rPr>
-          <w:rFonts w:ascii="Arial" w:hAnsi="Arial"/>
+          <w:rFonts w:ascii="Times New Roman" w:hAnsi="Times New Roman" w:cs="Times New Roman" w:eastAsia="Times New Roman"/>
           <w:b/>
+          <w:i w:val="0"/>
           <w:color w:val="1E293B"/>
           <w:sz w:val="25"/>
         </w:rPr>
@@ -7168,7 +7910,9 @@
       </w:pPr>
       <w:r>
         <w:rPr>
-          <w:rFonts w:ascii="Times New Roman" w:hAnsi="Times New Roman"/>
+          <w:rFonts w:ascii="Times New Roman" w:hAnsi="Times New Roman" w:cs="Times New Roman" w:eastAsia="Times New Roman"/>
+          <w:b w:val="0"/>
+          <w:i w:val="0"/>
           <w:color w:val="0F172A"/>
           <w:sz w:val="22"/>
         </w:rPr>
@@ -7181,7 +7925,9 @@
       </w:pPr>
       <w:r>
         <w:rPr>
-          <w:rFonts w:ascii="Times New Roman" w:hAnsi="Times New Roman"/>
+          <w:rFonts w:ascii="Times New Roman" w:hAnsi="Times New Roman" w:cs="Times New Roman" w:eastAsia="Times New Roman"/>
+          <w:b w:val="0"/>
+          <w:i w:val="0"/>
           <w:color w:val="0F172A"/>
           <w:sz w:val="22"/>
         </w:rPr>
@@ -7194,7 +7940,9 @@
       </w:pPr>
       <w:r>
         <w:rPr>
-          <w:rFonts w:ascii="Times New Roman" w:hAnsi="Times New Roman"/>
+          <w:rFonts w:ascii="Times New Roman" w:hAnsi="Times New Roman" w:cs="Times New Roman" w:eastAsia="Times New Roman"/>
+          <w:b w:val="0"/>
+          <w:i w:val="0"/>
           <w:color w:val="0F172A"/>
           <w:sz w:val="22"/>
         </w:rPr>
@@ -7207,7 +7955,9 @@
       </w:pPr>
       <w:r>
         <w:rPr>
-          <w:rFonts w:ascii="Times New Roman" w:hAnsi="Times New Roman"/>
+          <w:rFonts w:ascii="Times New Roman" w:hAnsi="Times New Roman" w:cs="Times New Roman" w:eastAsia="Times New Roman"/>
+          <w:b w:val="0"/>
+          <w:i w:val="0"/>
           <w:color w:val="0F172A"/>
           <w:sz w:val="22"/>
         </w:rPr>
@@ -7222,8 +7972,9 @@
       </w:pPr>
       <w:r>
         <w:rPr>
-          <w:rFonts w:ascii="Arial" w:hAnsi="Arial"/>
+          <w:rFonts w:ascii="Times New Roman" w:hAnsi="Times New Roman" w:cs="Times New Roman" w:eastAsia="Times New Roman"/>
           <w:b/>
+          <w:i w:val="0"/>
           <w:color w:val="1E293B"/>
           <w:sz w:val="25"/>
         </w:rPr>
@@ -7236,7 +7987,9 @@
       </w:pPr>
       <w:r>
         <w:rPr>
-          <w:rFonts w:ascii="Times New Roman" w:hAnsi="Times New Roman"/>
+          <w:rFonts w:ascii="Times New Roman" w:hAnsi="Times New Roman" w:cs="Times New Roman" w:eastAsia="Times New Roman"/>
+          <w:b w:val="0"/>
+          <w:i w:val="0"/>
           <w:color w:val="0F172A"/>
           <w:sz w:val="22"/>
         </w:rPr>
@@ -7290,7 +8043,7 @@
       </w:pPr>
       <w:r>
         <w:rPr>
-          <w:rFonts w:ascii="Arial" w:hAnsi="Arial"/>
+          <w:rFonts w:ascii="Times New Roman" w:hAnsi="Times New Roman" w:cs="Times New Roman" w:eastAsia="Times New Roman"/>
           <w:b/>
           <w:i/>
           <w:color w:val="475569"/>
@@ -7305,8 +8058,9 @@
       </w:pPr>
       <w:r>
         <w:rPr>
-          <w:rFonts w:ascii="Times New Roman" w:hAnsi="Times New Roman"/>
+          <w:rFonts w:ascii="Times New Roman" w:hAnsi="Times New Roman" w:cs="Times New Roman" w:eastAsia="Times New Roman"/>
           <w:b/>
+          <w:i w:val="0"/>
           <w:color w:val="1E293B"/>
           <w:sz w:val="22"/>
         </w:rPr>
@@ -7314,7 +8068,9 @@
       </w:r>
       <w:r>
         <w:rPr>
-          <w:rFonts w:ascii="Times New Roman" w:hAnsi="Times New Roman"/>
+          <w:rFonts w:ascii="Times New Roman" w:hAnsi="Times New Roman" w:cs="Times New Roman" w:eastAsia="Times New Roman"/>
+          <w:b w:val="0"/>
+          <w:i w:val="0"/>
           <w:color w:val="0F172A"/>
           <w:sz w:val="22"/>
         </w:rPr>
@@ -7334,8 +8090,9 @@
       </w:pPr>
       <w:r>
         <w:rPr>
-          <w:rFonts w:ascii="Arial" w:hAnsi="Arial"/>
+          <w:rFonts w:ascii="Times New Roman" w:hAnsi="Times New Roman" w:cs="Times New Roman" w:eastAsia="Times New Roman"/>
           <w:b/>
+          <w:i w:val="0"/>
           <w:color w:val="0F172A"/>
           <w:sz w:val="30"/>
         </w:rPr>
@@ -7350,8 +8107,9 @@
       </w:pPr>
       <w:r>
         <w:rPr>
-          <w:rFonts w:ascii="Arial" w:hAnsi="Arial"/>
+          <w:rFonts w:ascii="Times New Roman" w:hAnsi="Times New Roman" w:cs="Times New Roman" w:eastAsia="Times New Roman"/>
           <w:b/>
+          <w:i w:val="0"/>
           <w:color w:val="1E293B"/>
           <w:sz w:val="25"/>
         </w:rPr>
@@ -7364,7 +8122,9 @@
       </w:pPr>
       <w:r>
         <w:rPr>
-          <w:rFonts w:ascii="Times New Roman" w:hAnsi="Times New Roman"/>
+          <w:rFonts w:ascii="Times New Roman" w:hAnsi="Times New Roman" w:cs="Times New Roman" w:eastAsia="Times New Roman"/>
+          <w:b w:val="0"/>
+          <w:i w:val="0"/>
           <w:color w:val="0F172A"/>
           <w:sz w:val="22"/>
         </w:rPr>
@@ -7398,8 +8158,9 @@
           <w:p>
             <w:r>
               <w:rPr>
-                <w:rFonts w:ascii="Arial" w:hAnsi="Arial"/>
+                <w:rFonts w:ascii="Times New Roman" w:hAnsi="Times New Roman" w:cs="Times New Roman" w:eastAsia="Times New Roman"/>
                 <w:b/>
+                <w:i w:val="0"/>
                 <w:color w:val="FFFFFF"/>
                 <w:sz w:val="18"/>
               </w:rPr>
@@ -7421,8 +8182,9 @@
           <w:p>
             <w:r>
               <w:rPr>
-                <w:rFonts w:ascii="Arial" w:hAnsi="Arial"/>
+                <w:rFonts w:ascii="Times New Roman" w:hAnsi="Times New Roman" w:cs="Times New Roman" w:eastAsia="Times New Roman"/>
                 <w:b/>
+                <w:i w:val="0"/>
                 <w:color w:val="FFFFFF"/>
                 <w:sz w:val="18"/>
               </w:rPr>
@@ -7444,8 +8206,9 @@
           <w:p>
             <w:r>
               <w:rPr>
-                <w:rFonts w:ascii="Arial" w:hAnsi="Arial"/>
+                <w:rFonts w:ascii="Times New Roman" w:hAnsi="Times New Roman" w:cs="Times New Roman" w:eastAsia="Times New Roman"/>
                 <w:b/>
+                <w:i w:val="0"/>
                 <w:color w:val="FFFFFF"/>
                 <w:sz w:val="18"/>
               </w:rPr>
@@ -7467,8 +8230,9 @@
           <w:p>
             <w:r>
               <w:rPr>
-                <w:rFonts w:ascii="Arial" w:hAnsi="Arial"/>
+                <w:rFonts w:ascii="Times New Roman" w:hAnsi="Times New Roman" w:cs="Times New Roman" w:eastAsia="Times New Roman"/>
                 <w:b/>
+                <w:i w:val="0"/>
                 <w:color w:val="FFFFFF"/>
                 <w:sz w:val="18"/>
               </w:rPr>
@@ -7492,8 +8256,9 @@
           <w:p>
             <w:r>
               <w:rPr>
-                <w:rFonts w:ascii="Times New Roman" w:hAnsi="Times New Roman"/>
+                <w:rFonts w:ascii="Times New Roman" w:hAnsi="Times New Roman" w:cs="Times New Roman" w:eastAsia="Times New Roman"/>
                 <w:b/>
+                <w:i w:val="0"/>
                 <w:sz w:val="17"/>
               </w:rPr>
               <w:t>TC-01</w:t>
@@ -7514,7 +8279,9 @@
           <w:p>
             <w:r>
               <w:rPr>
-                <w:rFonts w:ascii="Times New Roman" w:hAnsi="Times New Roman"/>
+                <w:rFonts w:ascii="Times New Roman" w:hAnsi="Times New Roman" w:cs="Times New Roman" w:eastAsia="Times New Roman"/>
+                <w:b w:val="0"/>
+                <w:i w:val="0"/>
                 <w:sz w:val="17"/>
               </w:rPr>
               <w:t>Khởi động Docker Compose</w:t>
@@ -7535,7 +8302,9 @@
           <w:p>
             <w:r>
               <w:rPr>
-                <w:rFonts w:ascii="Times New Roman" w:hAnsi="Times New Roman"/>
+                <w:rFonts w:ascii="Times New Roman" w:hAnsi="Times New Roman" w:cs="Times New Roman" w:eastAsia="Times New Roman"/>
+                <w:b w:val="0"/>
+                <w:i w:val="0"/>
                 <w:sz w:val="17"/>
               </w:rPr>
               <w:t>Thực thi docker compose up -d --build</w:t>
@@ -7556,8 +8325,9 @@
           <w:p>
             <w:r>
               <w:rPr>
-                <w:rFonts w:ascii="Times New Roman" w:hAnsi="Times New Roman"/>
+                <w:rFonts w:ascii="Times New Roman" w:hAnsi="Times New Roman" w:cs="Times New Roman" w:eastAsia="Times New Roman"/>
                 <w:b/>
+                <w:i w:val="0"/>
                 <w:color w:val="10B981"/>
                 <w:sz w:val="17"/>
               </w:rPr>
@@ -7581,8 +8351,9 @@
           <w:p>
             <w:r>
               <w:rPr>
-                <w:rFonts w:ascii="Times New Roman" w:hAnsi="Times New Roman"/>
+                <w:rFonts w:ascii="Times New Roman" w:hAnsi="Times New Roman" w:cs="Times New Roman" w:eastAsia="Times New Roman"/>
                 <w:b/>
+                <w:i w:val="0"/>
                 <w:sz w:val="17"/>
               </w:rPr>
               <w:t>TC-02</w:t>
@@ -7603,7 +8374,9 @@
           <w:p>
             <w:r>
               <w:rPr>
-                <w:rFonts w:ascii="Times New Roman" w:hAnsi="Times New Roman"/>
+                <w:rFonts w:ascii="Times New Roman" w:hAnsi="Times New Roman" w:cs="Times New Roman" w:eastAsia="Times New Roman"/>
+                <w:b w:val="0"/>
+                <w:i w:val="0"/>
                 <w:sz w:val="17"/>
               </w:rPr>
               <w:t>Kiểm tra Nginx Security Headers</w:t>
@@ -7624,7 +8397,9 @@
           <w:p>
             <w:r>
               <w:rPr>
-                <w:rFonts w:ascii="Times New Roman" w:hAnsi="Times New Roman"/>
+                <w:rFonts w:ascii="Times New Roman" w:hAnsi="Times New Roman" w:cs="Times New Roman" w:eastAsia="Times New Roman"/>
+                <w:b w:val="0"/>
+                <w:i w:val="0"/>
                 <w:sz w:val="17"/>
               </w:rPr>
               <w:t>Gửi HTTP GET https://localhost/health</w:t>
@@ -7645,8 +8420,9 @@
           <w:p>
             <w:r>
               <w:rPr>
-                <w:rFonts w:ascii="Times New Roman" w:hAnsi="Times New Roman"/>
+                <w:rFonts w:ascii="Times New Roman" w:hAnsi="Times New Roman" w:cs="Times New Roman" w:eastAsia="Times New Roman"/>
                 <w:b/>
+                <w:i w:val="0"/>
                 <w:color w:val="10B981"/>
                 <w:sz w:val="17"/>
               </w:rPr>
@@ -7670,8 +8446,9 @@
           <w:p>
             <w:r>
               <w:rPr>
-                <w:rFonts w:ascii="Times New Roman" w:hAnsi="Times New Roman"/>
+                <w:rFonts w:ascii="Times New Roman" w:hAnsi="Times New Roman" w:cs="Times New Roman" w:eastAsia="Times New Roman"/>
                 <w:b/>
+                <w:i w:val="0"/>
                 <w:sz w:val="17"/>
               </w:rPr>
               <w:t>TC-03</w:t>
@@ -7692,7 +8469,9 @@
           <w:p>
             <w:r>
               <w:rPr>
-                <w:rFonts w:ascii="Times New Roman" w:hAnsi="Times New Roman"/>
+                <w:rFonts w:ascii="Times New Roman" w:hAnsi="Times New Roman" w:cs="Times New Roman" w:eastAsia="Times New Roman"/>
+                <w:b w:val="0"/>
+                <w:i w:val="0"/>
                 <w:sz w:val="17"/>
               </w:rPr>
               <w:t>Duyệt danh sách phim &amp; suất chiếu</w:t>
@@ -7713,7 +8492,9 @@
           <w:p>
             <w:r>
               <w:rPr>
-                <w:rFonts w:ascii="Times New Roman" w:hAnsi="Times New Roman"/>
+                <w:rFonts w:ascii="Times New Roman" w:hAnsi="Times New Roman" w:cs="Times New Roman" w:eastAsia="Times New Roman"/>
+                <w:b w:val="0"/>
+                <w:i w:val="0"/>
                 <w:sz w:val="17"/>
               </w:rPr>
               <w:t>Mở trang chủ và trang chi tiết phim</w:t>
@@ -7734,8 +8515,9 @@
           <w:p>
             <w:r>
               <w:rPr>
-                <w:rFonts w:ascii="Times New Roman" w:hAnsi="Times New Roman"/>
+                <w:rFonts w:ascii="Times New Roman" w:hAnsi="Times New Roman" w:cs="Times New Roman" w:eastAsia="Times New Roman"/>
                 <w:b/>
+                <w:i w:val="0"/>
                 <w:color w:val="10B981"/>
                 <w:sz w:val="17"/>
               </w:rPr>
@@ -7759,8 +8541,9 @@
           <w:p>
             <w:r>
               <w:rPr>
-                <w:rFonts w:ascii="Times New Roman" w:hAnsi="Times New Roman"/>
+                <w:rFonts w:ascii="Times New Roman" w:hAnsi="Times New Roman" w:cs="Times New Roman" w:eastAsia="Times New Roman"/>
                 <w:b/>
+                <w:i w:val="0"/>
                 <w:sz w:val="17"/>
               </w:rPr>
               <w:t>TC-04</w:t>
@@ -7781,7 +8564,9 @@
           <w:p>
             <w:r>
               <w:rPr>
-                <w:rFonts w:ascii="Times New Roman" w:hAnsi="Times New Roman"/>
+                <w:rFonts w:ascii="Times New Roman" w:hAnsi="Times New Roman" w:cs="Times New Roman" w:eastAsia="Times New Roman"/>
+                <w:b w:val="0"/>
+                <w:i w:val="0"/>
                 <w:sz w:val="17"/>
               </w:rPr>
               <w:t>Đặt vé &amp; Khóa ghế thành công</w:t>
@@ -7802,7 +8587,9 @@
           <w:p>
             <w:r>
               <w:rPr>
-                <w:rFonts w:ascii="Times New Roman" w:hAnsi="Times New Roman"/>
+                <w:rFonts w:ascii="Times New Roman" w:hAnsi="Times New Roman" w:cs="Times New Roman" w:eastAsia="Times New Roman"/>
+                <w:b w:val="0"/>
+                <w:i w:val="0"/>
                 <w:sz w:val="17"/>
               </w:rPr>
               <w:t>Chọn 2 ghế trống và tạo đơn đặt vé</w:t>
@@ -7823,8 +8610,9 @@
           <w:p>
             <w:r>
               <w:rPr>
-                <w:rFonts w:ascii="Times New Roman" w:hAnsi="Times New Roman"/>
+                <w:rFonts w:ascii="Times New Roman" w:hAnsi="Times New Roman" w:cs="Times New Roman" w:eastAsia="Times New Roman"/>
                 <w:b/>
+                <w:i w:val="0"/>
                 <w:color w:val="10B981"/>
                 <w:sz w:val="17"/>
               </w:rPr>
@@ -7848,8 +8636,9 @@
           <w:p>
             <w:r>
               <w:rPr>
-                <w:rFonts w:ascii="Times New Roman" w:hAnsi="Times New Roman"/>
+                <w:rFonts w:ascii="Times New Roman" w:hAnsi="Times New Roman" w:cs="Times New Roman" w:eastAsia="Times New Roman"/>
                 <w:b/>
+                <w:i w:val="0"/>
                 <w:sz w:val="17"/>
               </w:rPr>
               <w:t>TC-05</w:t>
@@ -7870,7 +8659,9 @@
           <w:p>
             <w:r>
               <w:rPr>
-                <w:rFonts w:ascii="Times New Roman" w:hAnsi="Times New Roman"/>
+                <w:rFonts w:ascii="Times New Roman" w:hAnsi="Times New Roman" w:cs="Times New Roman" w:eastAsia="Times New Roman"/>
+                <w:b w:val="0"/>
+                <w:i w:val="0"/>
                 <w:sz w:val="17"/>
               </w:rPr>
               <w:t>Chống đặt trùng ghế đồng thời</w:t>
@@ -7891,7 +8682,9 @@
           <w:p>
             <w:r>
               <w:rPr>
-                <w:rFonts w:ascii="Times New Roman" w:hAnsi="Times New Roman"/>
+                <w:rFonts w:ascii="Times New Roman" w:hAnsi="Times New Roman" w:cs="Times New Roman" w:eastAsia="Times New Roman"/>
+                <w:b w:val="0"/>
+                <w:i w:val="0"/>
                 <w:sz w:val="17"/>
               </w:rPr>
               <w:t>2 tài khoản cùng đặt 1 ghế</w:t>
@@ -7912,8 +8705,9 @@
           <w:p>
             <w:r>
               <w:rPr>
-                <w:rFonts w:ascii="Times New Roman" w:hAnsi="Times New Roman"/>
+                <w:rFonts w:ascii="Times New Roman" w:hAnsi="Times New Roman" w:cs="Times New Roman" w:eastAsia="Times New Roman"/>
                 <w:b/>
+                <w:i w:val="0"/>
                 <w:color w:val="10B981"/>
                 <w:sz w:val="17"/>
               </w:rPr>
@@ -7937,8 +8731,9 @@
           <w:p>
             <w:r>
               <w:rPr>
-                <w:rFonts w:ascii="Times New Roman" w:hAnsi="Times New Roman"/>
+                <w:rFonts w:ascii="Times New Roman" w:hAnsi="Times New Roman" w:cs="Times New Roman" w:eastAsia="Times New Roman"/>
                 <w:b/>
+                <w:i w:val="0"/>
                 <w:sz w:val="17"/>
               </w:rPr>
               <w:t>TC-06</w:t>
@@ -7959,7 +8754,9 @@
           <w:p>
             <w:r>
               <w:rPr>
-                <w:rFonts w:ascii="Times New Roman" w:hAnsi="Times New Roman"/>
+                <w:rFonts w:ascii="Times New Roman" w:hAnsi="Times New Roman" w:cs="Times New Roman" w:eastAsia="Times New Roman"/>
+                <w:b w:val="0"/>
+                <w:i w:val="0"/>
                 <w:sz w:val="17"/>
               </w:rPr>
               <w:t>Thanh toán giả lập thành công</w:t>
@@ -7980,7 +8777,9 @@
           <w:p>
             <w:r>
               <w:rPr>
-                <w:rFonts w:ascii="Times New Roman" w:hAnsi="Times New Roman"/>
+                <w:rFonts w:ascii="Times New Roman" w:hAnsi="Times New Roman" w:cs="Times New Roman" w:eastAsia="Times New Roman"/>
+                <w:b w:val="0"/>
+                <w:i w:val="0"/>
                 <w:sz w:val="17"/>
               </w:rPr>
               <w:t>Chọn kịch bản Success tại trang thanh toán</w:t>
@@ -8001,8 +8800,9 @@
           <w:p>
             <w:r>
               <w:rPr>
-                <w:rFonts w:ascii="Times New Roman" w:hAnsi="Times New Roman"/>
+                <w:rFonts w:ascii="Times New Roman" w:hAnsi="Times New Roman" w:cs="Times New Roman" w:eastAsia="Times New Roman"/>
                 <w:b/>
+                <w:i w:val="0"/>
                 <w:color w:val="10B981"/>
                 <w:sz w:val="17"/>
               </w:rPr>
@@ -8026,8 +8826,9 @@
           <w:p>
             <w:r>
               <w:rPr>
-                <w:rFonts w:ascii="Times New Roman" w:hAnsi="Times New Roman"/>
+                <w:rFonts w:ascii="Times New Roman" w:hAnsi="Times New Roman" w:cs="Times New Roman" w:eastAsia="Times New Roman"/>
                 <w:b/>
+                <w:i w:val="0"/>
                 <w:sz w:val="17"/>
               </w:rPr>
               <w:t>TC-07</w:t>
@@ -8048,7 +8849,9 @@
           <w:p>
             <w:r>
               <w:rPr>
-                <w:rFonts w:ascii="Times New Roman" w:hAnsi="Times New Roman"/>
+                <w:rFonts w:ascii="Times New Roman" w:hAnsi="Times New Roman" w:cs="Times New Roman" w:eastAsia="Times New Roman"/>
+                <w:b w:val="0"/>
+                <w:i w:val="0"/>
                 <w:sz w:val="17"/>
               </w:rPr>
               <w:t>Soát vé nhân viên hợp lệ</w:t>
@@ -8069,7 +8872,9 @@
           <w:p>
             <w:r>
               <w:rPr>
-                <w:rFonts w:ascii="Times New Roman" w:hAnsi="Times New Roman"/>
+                <w:rFonts w:ascii="Times New Roman" w:hAnsi="Times New Roman" w:cs="Times New Roman" w:eastAsia="Times New Roman"/>
+                <w:b w:val="0"/>
+                <w:i w:val="0"/>
                 <w:sz w:val="17"/>
               </w:rPr>
               <w:t>Nhập mã vé hợp lệ tại Staff Check-in</w:t>
@@ -8090,8 +8895,9 @@
           <w:p>
             <w:r>
               <w:rPr>
-                <w:rFonts w:ascii="Times New Roman" w:hAnsi="Times New Roman"/>
+                <w:rFonts w:ascii="Times New Roman" w:hAnsi="Times New Roman" w:cs="Times New Roman" w:eastAsia="Times New Roman"/>
                 <w:b/>
+                <w:i w:val="0"/>
                 <w:color w:val="10B981"/>
                 <w:sz w:val="17"/>
               </w:rPr>
@@ -8115,8 +8921,9 @@
           <w:p>
             <w:r>
               <w:rPr>
-                <w:rFonts w:ascii="Times New Roman" w:hAnsi="Times New Roman"/>
+                <w:rFonts w:ascii="Times New Roman" w:hAnsi="Times New Roman" w:cs="Times New Roman" w:eastAsia="Times New Roman"/>
                 <w:b/>
+                <w:i w:val="0"/>
                 <w:sz w:val="17"/>
               </w:rPr>
               <w:t>TC-08</w:t>
@@ -8137,7 +8944,9 @@
           <w:p>
             <w:r>
               <w:rPr>
-                <w:rFonts w:ascii="Times New Roman" w:hAnsi="Times New Roman"/>
+                <w:rFonts w:ascii="Times New Roman" w:hAnsi="Times New Roman" w:cs="Times New Roman" w:eastAsia="Times New Roman"/>
+                <w:b w:val="0"/>
+                <w:i w:val="0"/>
                 <w:sz w:val="17"/>
               </w:rPr>
               <w:t>Chặn vé đã qua cửa (Vé trùng)</w:t>
@@ -8158,7 +8967,9 @@
           <w:p>
             <w:r>
               <w:rPr>
-                <w:rFonts w:ascii="Times New Roman" w:hAnsi="Times New Roman"/>
+                <w:rFonts w:ascii="Times New Roman" w:hAnsi="Times New Roman" w:cs="Times New Roman" w:eastAsia="Times New Roman"/>
+                <w:b w:val="0"/>
+                <w:i w:val="0"/>
                 <w:sz w:val="17"/>
               </w:rPr>
               <w:t>Nhập lại mã vé đã sử dụng ở TC-07</w:t>
@@ -8179,8 +8990,9 @@
           <w:p>
             <w:r>
               <w:rPr>
-                <w:rFonts w:ascii="Times New Roman" w:hAnsi="Times New Roman"/>
+                <w:rFonts w:ascii="Times New Roman" w:hAnsi="Times New Roman" w:cs="Times New Roman" w:eastAsia="Times New Roman"/>
                 <w:b/>
+                <w:i w:val="0"/>
                 <w:color w:val="10B981"/>
                 <w:sz w:val="17"/>
               </w:rPr>
@@ -8204,8 +9016,9 @@
           <w:p>
             <w:r>
               <w:rPr>
-                <w:rFonts w:ascii="Times New Roman" w:hAnsi="Times New Roman"/>
+                <w:rFonts w:ascii="Times New Roman" w:hAnsi="Times New Roman" w:cs="Times New Roman" w:eastAsia="Times New Roman"/>
                 <w:b/>
+                <w:i w:val="0"/>
                 <w:sz w:val="17"/>
               </w:rPr>
               <w:t>TC-09</w:t>
@@ -8226,7 +9039,9 @@
           <w:p>
             <w:r>
               <w:rPr>
-                <w:rFonts w:ascii="Times New Roman" w:hAnsi="Times New Roman"/>
+                <w:rFonts w:ascii="Times New Roman" w:hAnsi="Times New Roman" w:cs="Times New Roman" w:eastAsia="Times New Roman"/>
+                <w:b w:val="0"/>
+                <w:i w:val="0"/>
                 <w:sz w:val="17"/>
               </w:rPr>
               <w:t>Xác nhận Prometheus Scrape</w:t>
@@ -8247,7 +9062,9 @@
           <w:p>
             <w:r>
               <w:rPr>
-                <w:rFonts w:ascii="Times New Roman" w:hAnsi="Times New Roman"/>
+                <w:rFonts w:ascii="Times New Roman" w:hAnsi="Times New Roman" w:cs="Times New Roman" w:eastAsia="Times New Roman"/>
+                <w:b w:val="0"/>
+                <w:i w:val="0"/>
                 <w:sz w:val="17"/>
               </w:rPr>
               <w:t>Truy cập http://localhost:9090/targets</w:t>
@@ -8268,8 +9085,9 @@
           <w:p>
             <w:r>
               <w:rPr>
-                <w:rFonts w:ascii="Times New Roman" w:hAnsi="Times New Roman"/>
+                <w:rFonts w:ascii="Times New Roman" w:hAnsi="Times New Roman" w:cs="Times New Roman" w:eastAsia="Times New Roman"/>
                 <w:b/>
+                <w:i w:val="0"/>
                 <w:color w:val="10B981"/>
                 <w:sz w:val="17"/>
               </w:rPr>
@@ -8293,8 +9111,9 @@
           <w:p>
             <w:r>
               <w:rPr>
-                <w:rFonts w:ascii="Times New Roman" w:hAnsi="Times New Roman"/>
+                <w:rFonts w:ascii="Times New Roman" w:hAnsi="Times New Roman" w:cs="Times New Roman" w:eastAsia="Times New Roman"/>
                 <w:b/>
+                <w:i w:val="0"/>
                 <w:sz w:val="17"/>
               </w:rPr>
               <w:t>TC-10</w:t>
@@ -8315,7 +9134,9 @@
           <w:p>
             <w:r>
               <w:rPr>
-                <w:rFonts w:ascii="Times New Roman" w:hAnsi="Times New Roman"/>
+                <w:rFonts w:ascii="Times New Roman" w:hAnsi="Times New Roman" w:cs="Times New Roman" w:eastAsia="Times New Roman"/>
+                <w:b w:val="0"/>
+                <w:i w:val="0"/>
                 <w:sz w:val="17"/>
               </w:rPr>
               <w:t>Truy vấn nhật ký qua Loki</w:t>
@@ -8336,7 +9157,9 @@
           <w:p>
             <w:r>
               <w:rPr>
-                <w:rFonts w:ascii="Times New Roman" w:hAnsi="Times New Roman"/>
+                <w:rFonts w:ascii="Times New Roman" w:hAnsi="Times New Roman" w:cs="Times New Roman" w:eastAsia="Times New Roman"/>
+                <w:b w:val="0"/>
+                <w:i w:val="0"/>
                 <w:sz w:val="17"/>
               </w:rPr>
               <w:t>Thực thi 3 truy vấn LogQL trong Grafana</w:t>
@@ -8357,8 +9180,9 @@
           <w:p>
             <w:r>
               <w:rPr>
-                <w:rFonts w:ascii="Times New Roman" w:hAnsi="Times New Roman"/>
+                <w:rFonts w:ascii="Times New Roman" w:hAnsi="Times New Roman" w:cs="Times New Roman" w:eastAsia="Times New Roman"/>
                 <w:b/>
+                <w:i w:val="0"/>
                 <w:color w:val="10B981"/>
                 <w:sz w:val="17"/>
               </w:rPr>
@@ -8376,8 +9200,9 @@
       </w:pPr>
       <w:r>
         <w:rPr>
-          <w:rFonts w:ascii="Arial" w:hAnsi="Arial"/>
+          <w:rFonts w:ascii="Times New Roman" w:hAnsi="Times New Roman" w:cs="Times New Roman" w:eastAsia="Times New Roman"/>
           <w:b/>
+          <w:i w:val="0"/>
           <w:color w:val="1E293B"/>
           <w:sz w:val="25"/>
         </w:rPr>
@@ -8390,7 +9215,9 @@
       </w:pPr>
       <w:r>
         <w:rPr>
-          <w:rFonts w:ascii="Times New Roman" w:hAnsi="Times New Roman"/>
+          <w:rFonts w:ascii="Times New Roman" w:hAnsi="Times New Roman" w:cs="Times New Roman" w:eastAsia="Times New Roman"/>
+          <w:b w:val="0"/>
+          <w:i w:val="0"/>
           <w:color w:val="0F172A"/>
           <w:sz w:val="22"/>
         </w:rPr>
@@ -8403,8 +9230,9 @@
       </w:pPr>
       <w:r>
         <w:rPr>
-          <w:rFonts w:ascii="Times New Roman" w:hAnsi="Times New Roman"/>
+          <w:rFonts w:ascii="Times New Roman" w:hAnsi="Times New Roman" w:cs="Times New Roman" w:eastAsia="Times New Roman"/>
           <w:b/>
+          <w:i w:val="0"/>
           <w:color w:val="1E293B"/>
           <w:sz w:val="22"/>
         </w:rPr>
@@ -8412,7 +9240,9 @@
       </w:r>
       <w:r>
         <w:rPr>
-          <w:rFonts w:ascii="Times New Roman" w:hAnsi="Times New Roman"/>
+          <w:rFonts w:ascii="Times New Roman" w:hAnsi="Times New Roman" w:cs="Times New Roman" w:eastAsia="Times New Roman"/>
+          <w:b w:val="0"/>
+          <w:i w:val="0"/>
           <w:color w:val="0F172A"/>
           <w:sz w:val="22"/>
         </w:rPr>
@@ -8425,8 +9255,9 @@
       </w:pPr>
       <w:r>
         <w:rPr>
-          <w:rFonts w:ascii="Times New Roman" w:hAnsi="Times New Roman"/>
+          <w:rFonts w:ascii="Times New Roman" w:hAnsi="Times New Roman" w:cs="Times New Roman" w:eastAsia="Times New Roman"/>
           <w:b/>
+          <w:i w:val="0"/>
           <w:color w:val="1E293B"/>
           <w:sz w:val="22"/>
         </w:rPr>
@@ -8434,7 +9265,9 @@
       </w:r>
       <w:r>
         <w:rPr>
-          <w:rFonts w:ascii="Times New Roman" w:hAnsi="Times New Roman"/>
+          <w:rFonts w:ascii="Times New Roman" w:hAnsi="Times New Roman" w:cs="Times New Roman" w:eastAsia="Times New Roman"/>
+          <w:b w:val="0"/>
+          <w:i w:val="0"/>
           <w:color w:val="0F172A"/>
           <w:sz w:val="22"/>
         </w:rPr>
@@ -8447,8 +9280,9 @@
       </w:pPr>
       <w:r>
         <w:rPr>
-          <w:rFonts w:ascii="Times New Roman" w:hAnsi="Times New Roman"/>
+          <w:rFonts w:ascii="Times New Roman" w:hAnsi="Times New Roman" w:cs="Times New Roman" w:eastAsia="Times New Roman"/>
           <w:b/>
+          <w:i w:val="0"/>
           <w:color w:val="1E293B"/>
           <w:sz w:val="22"/>
         </w:rPr>
@@ -8456,7 +9290,9 @@
       </w:r>
       <w:r>
         <w:rPr>
-          <w:rFonts w:ascii="Times New Roman" w:hAnsi="Times New Roman"/>
+          <w:rFonts w:ascii="Times New Roman" w:hAnsi="Times New Roman" w:cs="Times New Roman" w:eastAsia="Times New Roman"/>
+          <w:b w:val="0"/>
+          <w:i w:val="0"/>
           <w:color w:val="0F172A"/>
           <w:sz w:val="22"/>
         </w:rPr>
@@ -8469,8 +9305,9 @@
       </w:pPr>
       <w:r>
         <w:rPr>
-          <w:rFonts w:ascii="Times New Roman" w:hAnsi="Times New Roman"/>
+          <w:rFonts w:ascii="Times New Roman" w:hAnsi="Times New Roman" w:cs="Times New Roman" w:eastAsia="Times New Roman"/>
           <w:b/>
+          <w:i w:val="0"/>
           <w:color w:val="1E293B"/>
           <w:sz w:val="22"/>
         </w:rPr>
@@ -8478,7 +9315,9 @@
       </w:r>
       <w:r>
         <w:rPr>
-          <w:rFonts w:ascii="Times New Roman" w:hAnsi="Times New Roman"/>
+          <w:rFonts w:ascii="Times New Roman" w:hAnsi="Times New Roman" w:cs="Times New Roman" w:eastAsia="Times New Roman"/>
+          <w:b w:val="0"/>
+          <w:i w:val="0"/>
           <w:color w:val="0F172A"/>
           <w:sz w:val="22"/>
         </w:rPr>
@@ -8491,8 +9330,9 @@
       </w:pPr>
       <w:r>
         <w:rPr>
-          <w:rFonts w:ascii="Times New Roman" w:hAnsi="Times New Roman"/>
+          <w:rFonts w:ascii="Times New Roman" w:hAnsi="Times New Roman" w:cs="Times New Roman" w:eastAsia="Times New Roman"/>
           <w:b/>
+          <w:i w:val="0"/>
           <w:color w:val="1E293B"/>
           <w:sz w:val="22"/>
         </w:rPr>
@@ -8500,7 +9340,9 @@
       </w:r>
       <w:r>
         <w:rPr>
-          <w:rFonts w:ascii="Times New Roman" w:hAnsi="Times New Roman"/>
+          <w:rFonts w:ascii="Times New Roman" w:hAnsi="Times New Roman" w:cs="Times New Roman" w:eastAsia="Times New Roman"/>
+          <w:b w:val="0"/>
+          <w:i w:val="0"/>
           <w:color w:val="0F172A"/>
           <w:sz w:val="22"/>
         </w:rPr>
@@ -8513,8 +9355,9 @@
       </w:pPr>
       <w:r>
         <w:rPr>
-          <w:rFonts w:ascii="Times New Roman" w:hAnsi="Times New Roman"/>
+          <w:rFonts w:ascii="Times New Roman" w:hAnsi="Times New Roman" w:cs="Times New Roman" w:eastAsia="Times New Roman"/>
           <w:b/>
+          <w:i w:val="0"/>
           <w:color w:val="1E293B"/>
           <w:sz w:val="22"/>
         </w:rPr>
@@ -8522,7 +9365,9 @@
       </w:r>
       <w:r>
         <w:rPr>
-          <w:rFonts w:ascii="Times New Roman" w:hAnsi="Times New Roman"/>
+          <w:rFonts w:ascii="Times New Roman" w:hAnsi="Times New Roman" w:cs="Times New Roman" w:eastAsia="Times New Roman"/>
+          <w:b w:val="0"/>
+          <w:i w:val="0"/>
           <w:color w:val="0F172A"/>
           <w:sz w:val="22"/>
         </w:rPr>
@@ -8535,8 +9380,9 @@
       </w:pPr>
       <w:r>
         <w:rPr>
-          <w:rFonts w:ascii="Times New Roman" w:hAnsi="Times New Roman"/>
+          <w:rFonts w:ascii="Times New Roman" w:hAnsi="Times New Roman" w:cs="Times New Roman" w:eastAsia="Times New Roman"/>
           <w:b/>
+          <w:i w:val="0"/>
           <w:color w:val="1E293B"/>
           <w:sz w:val="22"/>
         </w:rPr>
@@ -8544,7 +9390,9 @@
       </w:r>
       <w:r>
         <w:rPr>
-          <w:rFonts w:ascii="Times New Roman" w:hAnsi="Times New Roman"/>
+          <w:rFonts w:ascii="Times New Roman" w:hAnsi="Times New Roman" w:cs="Times New Roman" w:eastAsia="Times New Roman"/>
+          <w:b w:val="0"/>
+          <w:i w:val="0"/>
           <w:color w:val="0F172A"/>
           <w:sz w:val="22"/>
         </w:rPr>
@@ -8559,8 +9407,9 @@
       </w:pPr>
       <w:r>
         <w:rPr>
-          <w:rFonts w:ascii="Arial" w:hAnsi="Arial"/>
+          <w:rFonts w:ascii="Times New Roman" w:hAnsi="Times New Roman" w:cs="Times New Roman" w:eastAsia="Times New Roman"/>
           <w:b/>
+          <w:i w:val="0"/>
           <w:color w:val="1E293B"/>
           <w:sz w:val="25"/>
         </w:rPr>
@@ -8573,7 +9422,9 @@
       </w:pPr>
       <w:r>
         <w:rPr>
-          <w:rFonts w:ascii="Times New Roman" w:hAnsi="Times New Roman"/>
+          <w:rFonts w:ascii="Times New Roman" w:hAnsi="Times New Roman" w:cs="Times New Roman" w:eastAsia="Times New Roman"/>
+          <w:b w:val="0"/>
+          <w:i w:val="0"/>
           <w:color w:val="0F172A"/>
           <w:sz w:val="22"/>
         </w:rPr>
@@ -8586,7 +9437,9 @@
       </w:pPr>
       <w:r>
         <w:rPr>
-          <w:rFonts w:ascii="Times New Roman" w:hAnsi="Times New Roman"/>
+          <w:rFonts w:ascii="Times New Roman" w:hAnsi="Times New Roman" w:cs="Times New Roman" w:eastAsia="Times New Roman"/>
+          <w:b w:val="0"/>
+          <w:i w:val="0"/>
           <w:color w:val="0F172A"/>
           <w:sz w:val="22"/>
         </w:rPr>
@@ -8601,8 +9454,9 @@
       </w:pPr>
       <w:r>
         <w:rPr>
-          <w:rFonts w:ascii="Arial" w:hAnsi="Arial"/>
+          <w:rFonts w:ascii="Times New Roman" w:hAnsi="Times New Roman" w:cs="Times New Roman" w:eastAsia="Times New Roman"/>
           <w:b/>
+          <w:i w:val="0"/>
           <w:color w:val="1E293B"/>
           <w:sz w:val="25"/>
         </w:rPr>
@@ -8615,7 +9469,9 @@
       </w:pPr>
       <w:r>
         <w:rPr>
-          <w:rFonts w:ascii="Times New Roman" w:hAnsi="Times New Roman"/>
+          <w:rFonts w:ascii="Times New Roman" w:hAnsi="Times New Roman" w:cs="Times New Roman" w:eastAsia="Times New Roman"/>
+          <w:b w:val="0"/>
+          <w:i w:val="0"/>
           <w:color w:val="0F172A"/>
           <w:sz w:val="22"/>
         </w:rPr>
@@ -8628,7 +9484,9 @@
       </w:pPr>
       <w:r>
         <w:rPr>
-          <w:rFonts w:ascii="Times New Roman" w:hAnsi="Times New Roman"/>
+          <w:rFonts w:ascii="Times New Roman" w:hAnsi="Times New Roman" w:cs="Times New Roman" w:eastAsia="Times New Roman"/>
+          <w:b w:val="0"/>
+          <w:i w:val="0"/>
           <w:color w:val="0F172A"/>
           <w:sz w:val="22"/>
         </w:rPr>
@@ -8641,7 +9499,9 @@
       </w:pPr>
       <w:r>
         <w:rPr>
-          <w:rFonts w:ascii="Times New Roman" w:hAnsi="Times New Roman"/>
+          <w:rFonts w:ascii="Times New Roman" w:hAnsi="Times New Roman" w:cs="Times New Roman" w:eastAsia="Times New Roman"/>
+          <w:b w:val="0"/>
+          <w:i w:val="0"/>
           <w:color w:val="0F172A"/>
           <w:sz w:val="22"/>
         </w:rPr>
@@ -8656,8 +9516,9 @@
       </w:pPr>
       <w:r>
         <w:rPr>
-          <w:rFonts w:ascii="Arial" w:hAnsi="Arial"/>
+          <w:rFonts w:ascii="Times New Roman" w:hAnsi="Times New Roman" w:cs="Times New Roman" w:eastAsia="Times New Roman"/>
           <w:b/>
+          <w:i w:val="0"/>
           <w:color w:val="1E293B"/>
           <w:sz w:val="25"/>
         </w:rPr>
@@ -8670,7 +9531,9 @@
       </w:pPr>
       <w:r>
         <w:rPr>
-          <w:rFonts w:ascii="Times New Roman" w:hAnsi="Times New Roman"/>
+          <w:rFonts w:ascii="Times New Roman" w:hAnsi="Times New Roman" w:cs="Times New Roman" w:eastAsia="Times New Roman"/>
+          <w:b w:val="0"/>
+          <w:i w:val="0"/>
           <w:color w:val="0F172A"/>
           <w:sz w:val="22"/>
         </w:rPr>
@@ -8690,8 +9553,9 @@
       </w:pPr>
       <w:r>
         <w:rPr>
-          <w:rFonts w:ascii="Arial" w:hAnsi="Arial"/>
+          <w:rFonts w:ascii="Times New Roman" w:hAnsi="Times New Roman" w:cs="Times New Roman" w:eastAsia="Times New Roman"/>
           <w:b/>
+          <w:i w:val="0"/>
           <w:color w:val="0F172A"/>
           <w:sz w:val="30"/>
         </w:rPr>
@@ -8706,8 +9570,9 @@
       </w:pPr>
       <w:r>
         <w:rPr>
-          <w:rFonts w:ascii="Arial" w:hAnsi="Arial"/>
+          <w:rFonts w:ascii="Times New Roman" w:hAnsi="Times New Roman" w:cs="Times New Roman" w:eastAsia="Times New Roman"/>
           <w:b/>
+          <w:i w:val="0"/>
           <w:color w:val="1E293B"/>
           <w:sz w:val="25"/>
         </w:rPr>
@@ -8741,7 +9606,9 @@
             </w:pPr>
             <w:r>
               <w:rPr>
-                <w:rFonts w:ascii="Consolas" w:hAnsi="Consolas"/>
+                <w:rFonts w:ascii="Consolas" w:hAnsi="Consolas" w:cs="Consolas" w:eastAsia="Consolas"/>
+                <w:b w:val="0"/>
+                <w:i w:val="0"/>
                 <w:color w:val="E2E8F0"/>
                 <w:sz w:val="17"/>
               </w:rPr>
@@ -8793,8 +9660,9 @@
       </w:pPr>
       <w:r>
         <w:rPr>
-          <w:rFonts w:ascii="Arial" w:hAnsi="Arial"/>
+          <w:rFonts w:ascii="Times New Roman" w:hAnsi="Times New Roman" w:cs="Times New Roman" w:eastAsia="Times New Roman"/>
           <w:b/>
+          <w:i w:val="0"/>
           <w:color w:val="1E293B"/>
           <w:sz w:val="25"/>
         </w:rPr>
@@ -8807,7 +9675,9 @@
       </w:pPr>
       <w:r>
         <w:rPr>
-          <w:rFonts w:ascii="Times New Roman" w:hAnsi="Times New Roman"/>
+          <w:rFonts w:ascii="Times New Roman" w:hAnsi="Times New Roman" w:cs="Times New Roman" w:eastAsia="Times New Roman"/>
+          <w:b w:val="0"/>
+          <w:i w:val="0"/>
           <w:color w:val="0F172A"/>
           <w:sz w:val="22"/>
         </w:rPr>
@@ -8820,7 +9690,9 @@
       </w:pPr>
       <w:r>
         <w:rPr>
-          <w:rFonts w:ascii="Times New Roman" w:hAnsi="Times New Roman"/>
+          <w:rFonts w:ascii="Times New Roman" w:hAnsi="Times New Roman" w:cs="Times New Roman" w:eastAsia="Times New Roman"/>
+          <w:b w:val="0"/>
+          <w:i w:val="0"/>
           <w:color w:val="0F172A"/>
           <w:sz w:val="22"/>
         </w:rPr>
@@ -8833,7 +9705,9 @@
       </w:pPr>
       <w:r>
         <w:rPr>
-          <w:rFonts w:ascii="Times New Roman" w:hAnsi="Times New Roman"/>
+          <w:rFonts w:ascii="Times New Roman" w:hAnsi="Times New Roman" w:cs="Times New Roman" w:eastAsia="Times New Roman"/>
+          <w:b w:val="0"/>
+          <w:i w:val="0"/>
           <w:color w:val="0F172A"/>
           <w:sz w:val="22"/>
         </w:rPr>
@@ -8846,7 +9720,9 @@
       </w:pPr>
       <w:r>
         <w:rPr>
-          <w:rFonts w:ascii="Times New Roman" w:hAnsi="Times New Roman"/>
+          <w:rFonts w:ascii="Times New Roman" w:hAnsi="Times New Roman" w:cs="Times New Roman" w:eastAsia="Times New Roman"/>
+          <w:b w:val="0"/>
+          <w:i w:val="0"/>
           <w:color w:val="0F172A"/>
           <w:sz w:val="22"/>
         </w:rPr>
@@ -8859,7 +9735,9 @@
       </w:pPr>
       <w:r>
         <w:rPr>
-          <w:rFonts w:ascii="Times New Roman" w:hAnsi="Times New Roman"/>
+          <w:rFonts w:ascii="Times New Roman" w:hAnsi="Times New Roman" w:cs="Times New Roman" w:eastAsia="Times New Roman"/>
+          <w:b w:val="0"/>
+          <w:i w:val="0"/>
           <w:color w:val="0F172A"/>
           <w:sz w:val="22"/>
         </w:rPr>
@@ -8872,7 +9750,9 @@
       </w:pPr>
       <w:r>
         <w:rPr>
-          <w:rFonts w:ascii="Times New Roman" w:hAnsi="Times New Roman"/>
+          <w:rFonts w:ascii="Times New Roman" w:hAnsi="Times New Roman" w:cs="Times New Roman" w:eastAsia="Times New Roman"/>
+          <w:b w:val="0"/>
+          <w:i w:val="0"/>
           <w:color w:val="0F172A"/>
           <w:sz w:val="22"/>
         </w:rPr>
@@ -8885,7 +9765,9 @@
       </w:pPr>
       <w:r>
         <w:rPr>
-          <w:rFonts w:ascii="Times New Roman" w:hAnsi="Times New Roman"/>
+          <w:rFonts w:ascii="Times New Roman" w:hAnsi="Times New Roman" w:cs="Times New Roman" w:eastAsia="Times New Roman"/>
+          <w:b w:val="0"/>
+          <w:i w:val="0"/>
           <w:color w:val="0F172A"/>
           <w:sz w:val="22"/>
         </w:rPr>
@@ -8898,7 +9780,9 @@
       </w:pPr>
       <w:r>
         <w:rPr>
-          <w:rFonts w:ascii="Times New Roman" w:hAnsi="Times New Roman"/>
+          <w:rFonts w:ascii="Times New Roman" w:hAnsi="Times New Roman" w:cs="Times New Roman" w:eastAsia="Times New Roman"/>
+          <w:b w:val="0"/>
+          <w:i w:val="0"/>
           <w:color w:val="0F172A"/>
           <w:sz w:val="22"/>
         </w:rPr>
@@ -8913,8 +9797,9 @@
       </w:pPr>
       <w:r>
         <w:rPr>
-          <w:rFonts w:ascii="Arial" w:hAnsi="Arial"/>
+          <w:rFonts w:ascii="Times New Roman" w:hAnsi="Times New Roman" w:cs="Times New Roman" w:eastAsia="Times New Roman"/>
           <w:b/>
+          <w:i w:val="0"/>
           <w:color w:val="1E293B"/>
           <w:sz w:val="25"/>
         </w:rPr>
@@ -8927,7 +9812,9 @@
       </w:pPr>
       <w:r>
         <w:rPr>
-          <w:rFonts w:ascii="Times New Roman" w:hAnsi="Times New Roman"/>
+          <w:rFonts w:ascii="Times New Roman" w:hAnsi="Times New Roman" w:cs="Times New Roman" w:eastAsia="Times New Roman"/>
+          <w:b w:val="0"/>
+          <w:i w:val="0"/>
           <w:color w:val="0F172A"/>
           <w:sz w:val="22"/>
         </w:rPr>
@@ -8940,7 +9827,9 @@
       </w:pPr>
       <w:r>
         <w:rPr>
-          <w:rFonts w:ascii="Times New Roman" w:hAnsi="Times New Roman"/>
+          <w:rFonts w:ascii="Times New Roman" w:hAnsi="Times New Roman" w:cs="Times New Roman" w:eastAsia="Times New Roman"/>
+          <w:b w:val="0"/>
+          <w:i w:val="0"/>
           <w:color w:val="0F172A"/>
           <w:sz w:val="22"/>
         </w:rPr>
@@ -8953,7 +9842,9 @@
       </w:pPr>
       <w:r>
         <w:rPr>
-          <w:rFonts w:ascii="Times New Roman" w:hAnsi="Times New Roman"/>
+          <w:rFonts w:ascii="Times New Roman" w:hAnsi="Times New Roman" w:cs="Times New Roman" w:eastAsia="Times New Roman"/>
+          <w:b w:val="0"/>
+          <w:i w:val="0"/>
           <w:color w:val="0F172A"/>
           <w:sz w:val="22"/>
         </w:rPr>
@@ -8966,7 +9857,9 @@
       </w:pPr>
       <w:r>
         <w:rPr>
-          <w:rFonts w:ascii="Times New Roman" w:hAnsi="Times New Roman"/>
+          <w:rFonts w:ascii="Times New Roman" w:hAnsi="Times New Roman" w:cs="Times New Roman" w:eastAsia="Times New Roman"/>
+          <w:b w:val="0"/>
+          <w:i w:val="0"/>
           <w:color w:val="0F172A"/>
           <w:sz w:val="22"/>
         </w:rPr>
@@ -8979,7 +9872,9 @@
       </w:pPr>
       <w:r>
         <w:rPr>
-          <w:rFonts w:ascii="Times New Roman" w:hAnsi="Times New Roman"/>
+          <w:rFonts w:ascii="Times New Roman" w:hAnsi="Times New Roman" w:cs="Times New Roman" w:eastAsia="Times New Roman"/>
+          <w:b w:val="0"/>
+          <w:i w:val="0"/>
           <w:color w:val="0F172A"/>
           <w:sz w:val="22"/>
         </w:rPr>
@@ -8992,7 +9887,9 @@
       </w:pPr>
       <w:r>
         <w:rPr>
-          <w:rFonts w:ascii="Times New Roman" w:hAnsi="Times New Roman"/>
+          <w:rFonts w:ascii="Times New Roman" w:hAnsi="Times New Roman" w:cs="Times New Roman" w:eastAsia="Times New Roman"/>
+          <w:b w:val="0"/>
+          <w:i w:val="0"/>
           <w:color w:val="0F172A"/>
           <w:sz w:val="22"/>
         </w:rPr>
@@ -9005,7 +9902,9 @@
       </w:pPr>
       <w:r>
         <w:rPr>
-          <w:rFonts w:ascii="Times New Roman" w:hAnsi="Times New Roman"/>
+          <w:rFonts w:ascii="Times New Roman" w:hAnsi="Times New Roman" w:cs="Times New Roman" w:eastAsia="Times New Roman"/>
+          <w:b w:val="0"/>
+          <w:i w:val="0"/>
           <w:color w:val="0F172A"/>
           <w:sz w:val="22"/>
         </w:rPr>
@@ -9018,7 +9917,9 @@
       </w:pPr>
       <w:r>
         <w:rPr>
-          <w:rFonts w:ascii="Times New Roman" w:hAnsi="Times New Roman"/>
+          <w:rFonts w:ascii="Times New Roman" w:hAnsi="Times New Roman" w:cs="Times New Roman" w:eastAsia="Times New Roman"/>
+          <w:b w:val="0"/>
+          <w:i w:val="0"/>
           <w:color w:val="0F172A"/>
           <w:sz w:val="22"/>
         </w:rPr>
@@ -9031,7 +9932,9 @@
       </w:pPr>
       <w:r>
         <w:rPr>
-          <w:rFonts w:ascii="Times New Roman" w:hAnsi="Times New Roman"/>
+          <w:rFonts w:ascii="Times New Roman" w:hAnsi="Times New Roman" w:cs="Times New Roman" w:eastAsia="Times New Roman"/>
+          <w:b w:val="0"/>
+          <w:i w:val="0"/>
           <w:color w:val="0F172A"/>
           <w:sz w:val="22"/>
         </w:rPr>
@@ -9044,7 +9947,9 @@
       </w:pPr>
       <w:r>
         <w:rPr>
-          <w:rFonts w:ascii="Times New Roman" w:hAnsi="Times New Roman"/>
+          <w:rFonts w:ascii="Times New Roman" w:hAnsi="Times New Roman" w:cs="Times New Roman" w:eastAsia="Times New Roman"/>
+          <w:b w:val="0"/>
+          <w:i w:val="0"/>
           <w:color w:val="0F172A"/>
           <w:sz w:val="22"/>
         </w:rPr>
@@ -9057,7 +9962,9 @@
       </w:pPr>
       <w:r>
         <w:rPr>
-          <w:rFonts w:ascii="Times New Roman" w:hAnsi="Times New Roman"/>
+          <w:rFonts w:ascii="Times New Roman" w:hAnsi="Times New Roman" w:cs="Times New Roman" w:eastAsia="Times New Roman"/>
+          <w:b w:val="0"/>
+          <w:i w:val="0"/>
           <w:color w:val="0F172A"/>
           <w:sz w:val="22"/>
         </w:rPr>
@@ -9437,6 +10344,10 @@
     <w:name w:val="Normal"/>
     <w:qFormat/>
     <w:rsid w:val="00FC693F"/>
+    <w:rPr>
+      <w:rFonts w:ascii="Times New Roman" w:hAnsi="Times New Roman" w:cs="Times New Roman" w:eastAsia="Times New Roman"/>
+      <w:sz w:val="22"/>
+    </w:rPr>
   </w:style>
   <w:style w:type="paragraph" w:styleId="Header">
     <w:name w:val="header"/>
